--- a/test_plan/经分智能体测试方案2.0.docx
+++ b/test_plan/经分智能体测试方案2.0.docx
@@ -2151,6 +2151,130 @@
         <w:ind w:left="0"/>
         <w:jc w:val="left"/>
       </w:pPr>
+    </w:p>
+    <w:p>
+      <w:r>
+        <w:br w:type="page"/>
+      </w:r>
+    </w:p>
+    <w:p>
+      <w:r>
+        <w:rPr>
+          <w:b/>
+          <w:sz w:val="32"/>
+        </w:rPr>
+        <w:t>附录：开放问题评估与打分标准（LLM-as-a-Judge 自动化打分法）</w:t>
+      </w:r>
+    </w:p>
+    <w:p>
+      <w:r>
+        <w:t xml:space="preserve">鉴于大模型（智能体）的输出为自由文本，且通常不会严格按照设定的“三段式”固定格式输出。为保证评分的客观性、一致性与高效性，测试方案引入 </w:t>
+      </w:r>
+      <w:r>
+        <w:rPr>
+          <w:b/>
+        </w:rPr>
+        <w:t>LLM-as-a-Judge（用大模型当裁判）</w:t>
+      </w:r>
+      <w:r>
+        <w:t xml:space="preserve"> 的自动化评分机制。</w:t>
+      </w:r>
+    </w:p>
+    <w:p>
+      <w:r>
+        <w:rPr>
+          <w:b/>
+          <w:sz w:val="28"/>
+        </w:rPr>
+        <w:t>1. 核心评估理念</w:t>
+      </w:r>
+    </w:p>
+    <w:p>
+      <w:r>
+        <w:t>评分时忽略智能体回答的排版格式（如是否带小标题），纯看其生成的语义是否涵盖了基准答案中的三大核心考核点：</w:t>
+        <w:br/>
+        <w:t>• 事实与数据层：是否找对底层数据，有无幻觉。</w:t>
+        <w:br/>
+        <w:t>• 归纳与分析层：是否把数据转化为业务洞察。</w:t>
+        <w:br/>
+        <w:t>• 落地与建议层：是否给出可执行的管理建议。</w:t>
+      </w:r>
+    </w:p>
+    <w:p>
+      <w:r>
+        <w:rPr>
+          <w:b/>
+          <w:sz w:val="28"/>
+        </w:rPr>
+        <w:t>2. LLM 裁判指令 (Prompt) 模板</w:t>
+      </w:r>
+    </w:p>
+    <w:p>
+      <w:r>
+        <w:rPr>
+          <w:rFonts w:ascii="Courier New" w:hAnsi="Courier New"/>
+          <w:sz w:val="20"/>
+        </w:rPr>
+        <w:t>【系统设定】</w:t>
+        <w:br/>
+        <w:t>你是一个资深的企业经营分析总监，现在你需要给实习生（经分智能体）生成的业务分析报告打分。</w:t>
+        <w:br/>
+        <w:br/>
+        <w:t>【输入信息】</w:t>
+        <w:br/>
+        <w:t>1. 用户提问：[测试用例中的开放问题]</w:t>
+        <w:br/>
+        <w:t>2. 参考基准答案：[测试方案中提供的带数据和建议的三段式标准答案]</w:t>
+        <w:br/>
+        <w:t>3. 智能体实际回答：[被测经分智能体生成的实际长文本]</w:t>
+        <w:br/>
+        <w:br/>
+        <w:t>【打分规则（满分 5 分）】</w:t>
+        <w:br/>
+        <w:t>请忽略智能体回答的排版格式，纯看语义是否涵盖了基准答案的核心考点：</w:t>
+        <w:br/>
+        <w:t>- 准确性（2分）：实际回答中引用的业务数据、数值和客户名称，是否与基准答案一致，有无编造（幻觉）？</w:t>
+        <w:br/>
+        <w:t>- 洞察力（1.5分）：实际回答是否指出了基准答案中提到的业务痛点或现象根因？</w:t>
+        <w:br/>
+        <w:t>- 建议有效性（1.5分）：实际回答是否给出了与基准答案方向一致或同样具有业务指导意义的管理建议？</w:t>
+        <w:br/>
+        <w:br/>
+        <w:t>【输出格式】</w:t>
+        <w:br/>
+        <w:t>1. 得分：[X / 5分]</w:t>
+        <w:br/>
+        <w:t>2. 扣分理由：（如果满分则填“涵盖全面，数据精准”）</w:t>
+      </w:r>
+    </w:p>
+    <w:p>
+      <w:r>
+        <w:rPr>
+          <w:b/>
+          <w:sz w:val="28"/>
+        </w:rPr>
+        <w:t>3. 自动化测试实施路径</w:t>
+      </w:r>
+    </w:p>
+    <w:p>
+      <w:r>
+        <w:t>步骤一：通过 RPA 脚本或 API 批量拉取智能体对 80 道开放题的实际回答，并落盘至 result.xlsx 的“智能体回复”列。</w:t>
+      </w:r>
+    </w:p>
+    <w:p>
+      <w:r>
+        <w:t>步骤二：编写评测脚本，循环读取“问题 + 标准答案 + 智能体回复”，将其拼接到上述 Prompt 模板中。</w:t>
+      </w:r>
+    </w:p>
+    <w:p>
+      <w:r>
+        <w:t>步骤三：调用更高阶的大模型（如 GPT-4o 或 Claude 3.5 Sonnet）接口，让其以裁判身份输出分数与扣分理由。</w:t>
+      </w:r>
+    </w:p>
+    <w:p>
+      <w:r>
+        <w:t>步骤四：汇总分数，计算整体平均分以及“准确性、洞察力、建议”等细分维度的达标率。</w:t>
+      </w:r>
     </w:p>
     <w:sectPr>
       <w:footerReference w:type="default" r:id="rId3"/>

--- a/test_plan/经分智能体测试方案2.0.docx
+++ b/test_plan/经分智能体测试方案2.0.docx
@@ -1567,626 +1567,25 @@
       </w:tr>
     </w:tbl>
     <w:p>
-      <w:pPr>
-        <w:pStyle w:val="4"/>
-        <w:spacing w:before="260" w:after="120" w:line="288" w:lineRule="auto"/>
-        <w:ind w:left="0"/>
-        <w:jc w:val="left"/>
-        <w:outlineLvl w:val="3"/>
-      </w:pPr>
-      <w:bookmarkStart w:name="heading_4" w:id="4"/>
-      <w:r>
-        <w:rPr>
-          <w:rFonts w:eastAsia="等线" w:ascii="Arial" w:cs="Arial" w:hAnsi="Arial"/>
-          <w:b w:val="true"/>
-          <w:sz w:val="28"/>
-        </w:rPr>
-        <w:t>四. 测试指标</w:t>
-      </w:r>
-      <w:bookmarkEnd w:id="4"/>
-    </w:p>
-    <w:tbl>
-      <w:tblPr>
-        <w:tblW w:w="0" w:type="auto"/>
-        <w:tblInd w:w="0" w:type="dxa"/>
-        <w:tblBorders>
-          <w:top w:val="single" w:color="dee0e3"/>
-          <w:left w:val="single" w:color="dee0e3"/>
-          <w:bottom w:val="single" w:color="dee0e3"/>
-          <w:right w:val="single" w:color="dee0e3"/>
-          <w:insideH w:val="single" w:color="dee0e3"/>
-          <w:insideV w:val="single" w:color="dee0e3"/>
-        </w:tblBorders>
-        <w:tblLayout w:type="fixed"/>
-      </w:tblPr>
-      <w:tblGrid>
-        <w:gridCol w:w="1560"/>
-        <w:gridCol w:w="1680"/>
-        <w:gridCol w:w="1680"/>
-        <w:gridCol w:w="1680"/>
-        <w:gridCol w:w="1680"/>
-      </w:tblGrid>
-      <w:tr>
-        <w:tc>
-          <w:tcPr>
-            <w:tcW w:w="1560" w:type="dxa"/>
-            <w:tcMar>
-              <w:top w:type="dxa" w:w="60"/>
-              <w:left w:type="dxa" w:w="120"/>
-              <w:bottom w:type="dxa" w:w="30"/>
-              <w:right w:type="dxa" w:w="120"/>
-            </w:tcMar>
-          </w:tcPr>
-          <w:p>
-            <w:pPr>
-              <w:spacing w:before="120" w:after="120" w:line="288" w:lineRule="auto"/>
-              <w:ind w:left="0"/>
-              <w:jc w:val="left"/>
-            </w:pPr>
-            <w:r>
-              <w:rPr>
-                <w:rFonts w:eastAsia="等线" w:ascii="Arial" w:cs="Arial" w:hAnsi="Arial"/>
-                <w:sz w:val="22"/>
-              </w:rPr>
-              <w:t>指标名称</w:t>
-            </w:r>
-          </w:p>
-        </w:tc>
-        <w:tc>
-          <w:tcPr>
-            <w:tcW w:w="1680" w:type="dxa"/>
-            <w:tcMar>
-              <w:top w:type="dxa" w:w="60"/>
-              <w:left w:type="dxa" w:w="120"/>
-              <w:bottom w:type="dxa" w:w="30"/>
-              <w:right w:type="dxa" w:w="120"/>
-            </w:tcMar>
-          </w:tcPr>
-          <w:p>
-            <w:pPr>
-              <w:spacing w:before="120" w:after="120" w:line="288" w:lineRule="auto"/>
-              <w:ind w:left="0"/>
-              <w:jc w:val="left"/>
-            </w:pPr>
-            <w:r>
-              <w:rPr>
-                <w:rFonts w:eastAsia="等线" w:ascii="Arial" w:cs="Arial" w:hAnsi="Arial"/>
-                <w:sz w:val="22"/>
-              </w:rPr>
-              <w:t>定义</w:t>
-            </w:r>
-          </w:p>
-        </w:tc>
-        <w:tc>
-          <w:tcPr>
-            <w:tcW w:w="1680" w:type="dxa"/>
-            <w:tcMar>
-              <w:top w:type="dxa" w:w="60"/>
-              <w:left w:type="dxa" w:w="120"/>
-              <w:bottom w:type="dxa" w:w="30"/>
-              <w:right w:type="dxa" w:w="120"/>
-            </w:tcMar>
-          </w:tcPr>
-          <w:p>
-            <w:pPr>
-              <w:spacing w:before="120" w:after="120" w:line="288" w:lineRule="auto"/>
-              <w:ind w:left="0"/>
-              <w:jc w:val="left"/>
-            </w:pPr>
-            <w:r>
-              <w:rPr>
-                <w:rFonts w:eastAsia="等线" w:ascii="Arial" w:cs="Arial" w:hAnsi="Arial"/>
-                <w:sz w:val="22"/>
-              </w:rPr>
-              <w:t>计算方式</w:t>
-            </w:r>
-          </w:p>
-        </w:tc>
-        <w:tc>
-          <w:tcPr>
-            <w:tcW w:w="1680" w:type="dxa"/>
-            <w:tcMar>
-              <w:top w:type="dxa" w:w="60"/>
-              <w:left w:type="dxa" w:w="120"/>
-              <w:bottom w:type="dxa" w:w="30"/>
-              <w:right w:type="dxa" w:w="120"/>
-            </w:tcMar>
-          </w:tcPr>
-          <w:p>
-            <w:pPr>
-              <w:spacing w:before="120" w:after="120" w:line="288" w:lineRule="auto"/>
-              <w:ind w:left="0"/>
-              <w:jc w:val="left"/>
-            </w:pPr>
-            <w:r>
-              <w:rPr>
-                <w:rFonts w:eastAsia="等线" w:ascii="Arial" w:cs="Arial" w:hAnsi="Arial"/>
-                <w:sz w:val="22"/>
-              </w:rPr>
-              <w:t>目标阈值</w:t>
-            </w:r>
-          </w:p>
-        </w:tc>
-        <w:tc>
-          <w:tcPr>
-            <w:tcW w:w="1680" w:type="dxa"/>
-            <w:tcMar>
-              <w:top w:type="dxa" w:w="60"/>
-              <w:left w:type="dxa" w:w="120"/>
-              <w:bottom w:type="dxa" w:w="30"/>
-              <w:right w:type="dxa" w:w="120"/>
-            </w:tcMar>
-          </w:tcPr>
-          <w:p>
-            <w:pPr>
-              <w:spacing w:before="120" w:after="120" w:line="288" w:lineRule="auto"/>
-              <w:ind w:left="0"/>
-              <w:jc w:val="left"/>
-            </w:pPr>
-            <w:r>
-              <w:rPr>
-                <w:rFonts w:eastAsia="等线" w:ascii="Arial" w:cs="Arial" w:hAnsi="Arial"/>
-                <w:sz w:val="22"/>
-              </w:rPr>
-              <w:t>适用问题类型</w:t>
-            </w:r>
-          </w:p>
-        </w:tc>
-      </w:tr>
-      <w:tr>
-        <w:tc>
-          <w:tcPr>
-            <w:tcW w:w="1560" w:type="dxa"/>
-            <w:tcMar>
-              <w:top w:type="dxa" w:w="60"/>
-              <w:left w:type="dxa" w:w="120"/>
-              <w:bottom w:type="dxa" w:w="30"/>
-              <w:right w:type="dxa" w:w="120"/>
-            </w:tcMar>
-          </w:tcPr>
-          <w:p>
-            <w:pPr>
-              <w:spacing w:before="120" w:after="120" w:line="288" w:lineRule="auto"/>
-              <w:ind w:left="0"/>
-              <w:jc w:val="left"/>
-            </w:pPr>
-            <w:r>
-              <w:rPr>
-                <w:rFonts w:eastAsia="等线" w:ascii="Arial" w:cs="Arial" w:hAnsi="Arial"/>
-                <w:sz w:val="22"/>
-              </w:rPr>
-              <w:t>准确性</w:t>
-            </w:r>
-          </w:p>
-        </w:tc>
-        <w:tc>
-          <w:tcPr>
-            <w:tcW w:w="1680" w:type="dxa"/>
-            <w:tcMar>
-              <w:top w:type="dxa" w:w="60"/>
-              <w:left w:type="dxa" w:w="120"/>
-              <w:bottom w:type="dxa" w:w="30"/>
-              <w:right w:type="dxa" w:w="120"/>
-            </w:tcMar>
-          </w:tcPr>
-          <w:p>
-            <w:pPr>
-              <w:spacing w:before="120" w:after="120" w:line="288" w:lineRule="auto"/>
-              <w:ind w:left="0"/>
-              <w:jc w:val="left"/>
-            </w:pPr>
-            <w:r>
-              <w:rPr>
-                <w:rFonts w:eastAsia="等线" w:ascii="Arial" w:cs="Arial" w:hAnsi="Arial"/>
-                <w:sz w:val="22"/>
-              </w:rPr>
-              <w:t>回复的对不对</w:t>
-            </w:r>
-          </w:p>
-        </w:tc>
-        <w:tc>
-          <w:tcPr>
-            <w:tcW w:w="1680" w:type="dxa"/>
-            <w:tcMar>
-              <w:top w:type="dxa" w:w="60"/>
-              <w:left w:type="dxa" w:w="120"/>
-              <w:bottom w:type="dxa" w:w="30"/>
-              <w:right w:type="dxa" w:w="120"/>
-            </w:tcMar>
-          </w:tcPr>
-          <w:p>
-            <w:pPr>
-              <w:spacing w:before="120" w:after="120" w:line="288" w:lineRule="auto"/>
-              <w:ind w:left="0"/>
-              <w:jc w:val="left"/>
-            </w:pPr>
-            <w:r>
-              <w:rPr>
-                <w:rFonts w:eastAsia="等线" w:ascii="Arial" w:cs="Arial" w:hAnsi="Arial"/>
-                <w:sz w:val="22"/>
-              </w:rPr>
-              <w:t>每条问题1-5分专家平均分</w:t>
-            </w:r>
-          </w:p>
-        </w:tc>
-        <w:tc>
-          <w:tcPr>
-            <w:tcW w:w="1680" w:type="dxa"/>
-            <w:tcMar>
-              <w:top w:type="dxa" w:w="60"/>
-              <w:left w:type="dxa" w:w="120"/>
-              <w:bottom w:type="dxa" w:w="30"/>
-              <w:right w:type="dxa" w:w="120"/>
-            </w:tcMar>
-          </w:tcPr>
-          <w:p>
-            <w:pPr>
-              <w:spacing w:before="120" w:after="120" w:line="288" w:lineRule="auto"/>
-              <w:ind w:left="0"/>
-              <w:jc w:val="left"/>
-            </w:pPr>
-            <w:r>
-              <w:rPr>
-                <w:rFonts w:eastAsia="等线" w:ascii="Arial" w:cs="Arial" w:hAnsi="Arial"/>
-                <w:sz w:val="22"/>
-                <w:shd w:fill="f76964"/>
-              </w:rPr>
-              <w:t>平均≥4.5分</w:t>
-            </w:r>
-          </w:p>
-        </w:tc>
-        <w:tc>
-          <w:tcPr>
-            <w:tcW w:w="1680" w:type="dxa"/>
-            <w:tcMar>
-              <w:top w:type="dxa" w:w="60"/>
-              <w:left w:type="dxa" w:w="120"/>
-              <w:bottom w:type="dxa" w:w="30"/>
-              <w:right w:type="dxa" w:w="120"/>
-            </w:tcMar>
-          </w:tcPr>
-          <w:p>
-            <w:pPr>
-              <w:spacing w:before="120" w:after="120" w:line="288" w:lineRule="auto"/>
-              <w:ind w:left="0"/>
-              <w:jc w:val="left"/>
-            </w:pPr>
-            <w:r>
-              <w:rPr>
-                <w:rFonts w:eastAsia="等线" w:ascii="Arial" w:cs="Arial" w:hAnsi="Arial"/>
-                <w:sz w:val="22"/>
-              </w:rPr>
-              <w:t>开放 + 非开放</w:t>
-            </w:r>
-          </w:p>
-        </w:tc>
-      </w:tr>
-      <w:tr>
-        <w:tc>
-          <w:tcPr>
-            <w:tcW w:w="1560" w:type="dxa"/>
-            <w:tcMar>
-              <w:top w:type="dxa" w:w="60"/>
-              <w:left w:type="dxa" w:w="120"/>
-              <w:bottom w:type="dxa" w:w="30"/>
-              <w:right w:type="dxa" w:w="120"/>
-            </w:tcMar>
-          </w:tcPr>
-          <w:p>
-            <w:pPr>
-              <w:spacing w:before="120" w:after="120" w:line="288" w:lineRule="auto"/>
-              <w:ind w:left="0"/>
-              <w:jc w:val="left"/>
-            </w:pPr>
-            <w:r>
-              <w:rPr>
-                <w:rFonts w:eastAsia="等线" w:ascii="Arial" w:cs="Arial" w:hAnsi="Arial"/>
-                <w:sz w:val="22"/>
-              </w:rPr>
-              <w:t>一致性</w:t>
-            </w:r>
-          </w:p>
-        </w:tc>
-        <w:tc>
-          <w:tcPr>
-            <w:tcW w:w="1680" w:type="dxa"/>
-            <w:tcMar>
-              <w:top w:type="dxa" w:w="60"/>
-              <w:left w:type="dxa" w:w="120"/>
-              <w:bottom w:type="dxa" w:w="30"/>
-              <w:right w:type="dxa" w:w="120"/>
-            </w:tcMar>
-          </w:tcPr>
-          <w:p>
-            <w:pPr>
-              <w:spacing w:before="120" w:after="120" w:line="288" w:lineRule="auto"/>
-              <w:ind w:left="0"/>
-              <w:jc w:val="left"/>
-            </w:pPr>
-            <w:r>
-              <w:rPr>
-                <w:rFonts w:eastAsia="等线" w:ascii="Arial" w:cs="Arial" w:hAnsi="Arial"/>
-                <w:sz w:val="22"/>
-              </w:rPr>
-              <w:t>相同问题多次运行输出相同</w:t>
-            </w:r>
-          </w:p>
-        </w:tc>
-        <w:tc>
-          <w:tcPr>
-            <w:tcW w:w="1680" w:type="dxa"/>
-            <w:tcMar>
-              <w:top w:type="dxa" w:w="60"/>
-              <w:left w:type="dxa" w:w="120"/>
-              <w:bottom w:type="dxa" w:w="30"/>
-              <w:right w:type="dxa" w:w="120"/>
-            </w:tcMar>
-          </w:tcPr>
-          <w:p>
-            <w:pPr>
-              <w:spacing w:before="120" w:after="120" w:line="288" w:lineRule="auto"/>
-              <w:ind w:left="0"/>
-              <w:jc w:val="left"/>
-            </w:pPr>
-            <w:r>
-              <w:rPr>
-                <w:rFonts w:eastAsia="等线" w:ascii="Arial" w:cs="Arial" w:hAnsi="Arial"/>
-                <w:sz w:val="22"/>
-              </w:rPr>
-              <w:t>20次运行零差异率</w:t>
-            </w:r>
-          </w:p>
-        </w:tc>
-        <w:tc>
-          <w:tcPr>
-            <w:tcW w:w="1680" w:type="dxa"/>
-            <w:tcMar>
-              <w:top w:type="dxa" w:w="60"/>
-              <w:left w:type="dxa" w:w="120"/>
-              <w:bottom w:type="dxa" w:w="30"/>
-              <w:right w:type="dxa" w:w="120"/>
-            </w:tcMar>
-          </w:tcPr>
-          <w:p>
-            <w:pPr>
-              <w:spacing w:before="120" w:after="120" w:line="288" w:lineRule="auto"/>
-              <w:ind w:left="0"/>
-              <w:jc w:val="left"/>
-            </w:pPr>
-            <w:r>
-              <w:rPr>
-                <w:rFonts w:eastAsia="等线" w:ascii="Arial" w:cs="Arial" w:hAnsi="Arial"/>
-                <w:sz w:val="22"/>
-                <w:shd w:fill="f76964"/>
-              </w:rPr>
-              <w:t>100%</w:t>
-            </w:r>
-          </w:p>
-        </w:tc>
-        <w:tc>
-          <w:tcPr>
-            <w:tcW w:w="1680" w:type="dxa"/>
-            <w:tcMar>
-              <w:top w:type="dxa" w:w="60"/>
-              <w:left w:type="dxa" w:w="120"/>
-              <w:bottom w:type="dxa" w:w="30"/>
-              <w:right w:type="dxa" w:w="120"/>
-            </w:tcMar>
-          </w:tcPr>
-          <w:p>
-            <w:pPr>
-              <w:spacing w:before="120" w:after="120" w:line="288" w:lineRule="auto"/>
-              <w:ind w:left="0"/>
-              <w:jc w:val="left"/>
-            </w:pPr>
-            <w:r>
-              <w:rPr>
-                <w:rFonts w:eastAsia="等线" w:ascii="Arial" w:cs="Arial" w:hAnsi="Arial"/>
-                <w:sz w:val="22"/>
-              </w:rPr>
-              <w:t>两者均适用</w:t>
-            </w:r>
-          </w:p>
-        </w:tc>
-      </w:tr>
-    </w:tbl>
-    <w:p>
-      <w:pPr>
-        <w:numPr>
-          <w:numId w:val="18"/>
-        </w:numPr>
-        <w:spacing w:before="120" w:after="120" w:line="288" w:lineRule="auto"/>
-        <w:ind w:left="0"/>
-        <w:jc w:val="left"/>
-      </w:pPr>
-      <w:r>
-        <w:rPr>
-          <w:rFonts w:eastAsia="等线" w:ascii="Arial" w:cs="Arial" w:hAnsi="Arial"/>
-          <w:b w:val="true"/>
-          <w:sz w:val="22"/>
-        </w:rPr>
-        <w:t>综合通过</w:t>
-      </w:r>
-      <w:r>
-        <w:rPr>
-          <w:rFonts w:eastAsia="等线" w:ascii="Arial" w:cs="Arial" w:hAnsi="Arial"/>
-          <w:sz w:val="22"/>
-        </w:rPr>
-        <w:t>：准确性≥4.5分 + 一致性100% 。</w:t>
-      </w:r>
-    </w:p>
-    <w:p>
-      <w:pPr>
-        <w:pStyle w:val="4"/>
-        <w:spacing w:before="260" w:after="120" w:line="288" w:lineRule="auto"/>
-        <w:ind w:left="0"/>
-        <w:jc w:val="left"/>
-        <w:outlineLvl w:val="3"/>
-      </w:pPr>
-      <w:bookmarkStart w:name="heading_5" w:id="5"/>
-      <w:r>
-        <w:rPr>
-          <w:rFonts w:eastAsia="等线" w:ascii="Arial" w:cs="Arial" w:hAnsi="Arial"/>
-          <w:b w:val="true"/>
-          <w:sz w:val="28"/>
-        </w:rPr>
-        <w:t>五. 测试执行流程</w:t>
-      </w:r>
-      <w:bookmarkEnd w:id="5"/>
-    </w:p>
-    <w:p>
-      <w:pPr>
-        <w:numPr>
-          <w:numId w:val="19"/>
-        </w:numPr>
-        <w:spacing w:before="120" w:after="120" w:line="288" w:lineRule="auto"/>
-        <w:ind w:left="0"/>
-        <w:jc w:val="left"/>
-      </w:pPr>
-      <w:r>
-        <w:rPr>
-          <w:rFonts w:eastAsia="等线" w:ascii="Arial" w:cs="Arial" w:hAnsi="Arial"/>
-          <w:b w:val="true"/>
-          <w:sz w:val="22"/>
-        </w:rPr>
-        <w:t>问题集构造</w:t>
-      </w:r>
-      <w:r>
-        <w:rPr>
-          <w:rFonts w:eastAsia="等线" w:ascii="Arial" w:cs="Arial" w:hAnsi="Arial"/>
-          <w:sz w:val="22"/>
-        </w:rPr>
-        <w:t>：构造80-100个问题（覆盖业务全链，包括非开放和开放问题），确保问题多样性（简单事实查询到深度分析 + 建议），并预定义每个问题的Ground Truth或参考框架。</w:t>
-      </w:r>
-    </w:p>
-    <w:p>
-      <w:pPr>
-        <w:numPr>
-          <w:numId w:val="20"/>
-        </w:numPr>
-        <w:spacing w:before="120" w:after="120" w:line="288" w:lineRule="auto"/>
-        <w:ind w:left="0"/>
-        <w:jc w:val="left"/>
-      </w:pPr>
-      <w:r>
-        <w:rPr>
-          <w:rFonts w:eastAsia="等线" w:ascii="Arial" w:cs="Arial" w:hAnsi="Arial"/>
-          <w:b w:val="true"/>
-          <w:sz w:val="22"/>
-        </w:rPr>
-        <w:t>测试运行</w:t>
-      </w:r>
-      <w:r>
-        <w:rPr>
-          <w:rFonts w:eastAsia="等线" w:ascii="Arial" w:cs="Arial" w:hAnsi="Arial"/>
-          <w:sz w:val="22"/>
-        </w:rPr>
-        <w:t>：通过大模型对话接口逐一输入问题，记录完整回复内容（文本/看板），并保存日志（暂定-包括输入时间、回复时间、完整输出）。</w:t>
-      </w:r>
-    </w:p>
-    <w:p>
-      <w:pPr>
-        <w:numPr>
-          <w:numId w:val="21"/>
-        </w:numPr>
-        <w:spacing w:before="120" w:after="120" w:line="288" w:lineRule="auto"/>
-        <w:ind w:left="0"/>
-        <w:jc w:val="left"/>
-      </w:pPr>
-      <w:r>
-        <w:rPr>
-          <w:rFonts w:eastAsia="等线" w:ascii="Arial" w:cs="Arial" w:hAnsi="Arial"/>
-          <w:b w:val="true"/>
-          <w:sz w:val="22"/>
-        </w:rPr>
-        <w:t>结果验证</w:t>
-      </w:r>
-      <w:r>
-        <w:rPr>
-          <w:rFonts w:eastAsia="等线" w:ascii="Arial" w:cs="Arial" w:hAnsi="Arial"/>
-          <w:sz w:val="22"/>
-        </w:rPr>
-        <w:t>：手动计算准确性（非开放问题对比Ground Truth，开放问题按参考框架检查事实/逻辑/建议/完整），专家打分量化（1-5分平均），记录异常回复。</w:t>
-      </w:r>
-    </w:p>
-    <w:p>
-      <w:pPr>
-        <w:numPr>
-          <w:numId w:val="22"/>
-        </w:numPr>
-        <w:spacing w:before="120" w:after="120" w:line="288" w:lineRule="auto"/>
-        <w:ind w:left="0"/>
-        <w:jc w:val="left"/>
-      </w:pPr>
-      <w:r>
-        <w:rPr>
-          <w:rFonts w:eastAsia="等线" w:ascii="Arial" w:cs="Arial" w:hAnsi="Arial"/>
-          <w:b w:val="true"/>
-          <w:sz w:val="22"/>
-        </w:rPr>
-        <w:t>测试报告</w:t>
-      </w:r>
-      <w:r>
-        <w:rPr>
-          <w:rFonts w:eastAsia="等线" w:ascii="Arial" w:cs="Arial" w:hAnsi="Arial"/>
-          <w:sz w:val="22"/>
-        </w:rPr>
-        <w:t>：统计指标数据（表格呈现准确性/一致性结果），附好坏回复对比示例（汇报直观），并分析优化建议。</w:t>
-      </w:r>
-    </w:p>
-    <w:p>
-      <w:pPr>
-        <w:pStyle w:val="4"/>
-        <w:spacing w:before="260" w:after="120" w:line="288" w:lineRule="auto"/>
-        <w:ind w:left="0"/>
-        <w:jc w:val="left"/>
-        <w:outlineLvl w:val="3"/>
-      </w:pPr>
-      <w:bookmarkStart w:name="heading_6" w:id="6"/>
-      <w:bookmarkEnd w:id="6"/>
-    </w:p>
-    <w:p>
-      <w:pPr>
-        <w:spacing w:before="120" w:after="120" w:line="288" w:lineRule="auto"/>
-        <w:ind w:left="0"/>
-        <w:jc w:val="left"/>
-      </w:pPr>
-    </w:p>
-    <w:p>
-      <w:r>
-        <w:br w:type="page"/>
-      </w:r>
-    </w:p>
-    <w:p>
       <w:r>
         <w:rPr>
           <w:b/>
-          <w:sz w:val="32"/>
-        </w:rPr>
-        <w:t>附录：开放问题评估与打分标准（LLM-as-a-Judge 自动化打分法）</w:t>
-      </w:r>
-    </w:p>
-    <w:p>
-      <w:r>
-        <w:t xml:space="preserve">鉴于大模型（智能体）的输出为自由文本，且通常不会严格按照设定的“三段式”固定格式输出。为保证评分的客观性、一致性与高效性，测试方案引入 </w:t>
-      </w:r>
+          <w:sz w:val="24"/>
+        </w:rPr>
+        <w:t>（新增）LLM-as-a-Judge 自动化打分法（推荐用于开放问题）</w:t>
+      </w:r>
+    </w:p>
+    <w:p>
+      <w:r>
+        <w:t>鉴于大模型（智能体）的输出为自由文本，且通常不会严格按照设定的“三段式”固定格式输出。为保证评分的客观性、一致性与高效性，测试方案引入 LLM-as-a-Judge（用大模型当裁判）的自动化评分机制。</w:t>
+      </w:r>
+    </w:p>
+    <w:p>
       <w:r>
         <w:rPr>
           <w:b/>
         </w:rPr>
-        <w:t>LLM-as-a-Judge（用大模型当裁判）</w:t>
-      </w:r>
-      <w:r>
-        <w:t xml:space="preserve"> 的自动化评分机制。</w:t>
-      </w:r>
-    </w:p>
-    <w:p>
-      <w:r>
-        <w:rPr>
-          <w:b/>
-          <w:sz w:val="28"/>
-        </w:rPr>
-        <w:t>1. 核心评估理念</w:t>
+        <w:t>核心评估理念：</w:t>
       </w:r>
     </w:p>
     <w:p>
@@ -2204,9 +1603,8 @@
       <w:r>
         <w:rPr>
           <w:b/>
-          <w:sz w:val="28"/>
-        </w:rPr>
-        <w:t>2. LLM 裁判指令 (Prompt) 模板</w:t>
+        </w:rPr>
+        <w:t>LLM 裁判指令 (Prompt) 模板：</w:t>
       </w:r>
     </w:p>
     <w:p>
@@ -2251,29 +1649,611 @@
       <w:r>
         <w:rPr>
           <w:b/>
+        </w:rPr>
+        <w:t>自动化测试实施路径：</w:t>
+      </w:r>
+    </w:p>
+    <w:p>
+      <w:r>
+        <w:t>1. 通过 RPA 脚本或 API 批量拉取智能体对 80 道开放题的实际回答，并落盘至 result.xlsx 的“智能体回复”列。</w:t>
+        <w:br/>
+        <w:t>2. 编写评测脚本，循环读取“问题 + 标准答案 + 智能体回复”，将其拼接到上述 Prompt 模板中。</w:t>
+        <w:br/>
+        <w:t>3. 调用更高阶的大模型（如 GPT-4o 或 Claude 3.5 Sonnet）接口，让其以裁判身份输出分数与扣分理由。</w:t>
+        <w:br/>
+        <w:t>4. 汇总分数，计算整体平均分以及“准确性、洞察力、建议”等细分维度的达标率。</w:t>
+      </w:r>
+    </w:p>
+    <w:p/>
+    <w:p>
+      <w:pPr>
+        <w:pStyle w:val="4"/>
+        <w:spacing w:before="260" w:after="120" w:line="288" w:lineRule="auto"/>
+        <w:ind w:left="0"/>
+        <w:jc w:val="left"/>
+        <w:outlineLvl w:val="3"/>
+      </w:pPr>
+      <w:bookmarkStart w:name="heading_4" w:id="4"/>
+      <w:r>
+        <w:rPr>
+          <w:rFonts w:eastAsia="等线" w:ascii="Arial" w:cs="Arial" w:hAnsi="Arial"/>
+          <w:b w:val="true"/>
           <w:sz w:val="28"/>
         </w:rPr>
-        <w:t>3. 自动化测试实施路径</w:t>
-      </w:r>
-    </w:p>
-    <w:p>
-      <w:r>
-        <w:t>步骤一：通过 RPA 脚本或 API 批量拉取智能体对 80 道开放题的实际回答，并落盘至 result.xlsx 的“智能体回复”列。</w:t>
-      </w:r>
-    </w:p>
-    <w:p>
-      <w:r>
-        <w:t>步骤二：编写评测脚本，循环读取“问题 + 标准答案 + 智能体回复”，将其拼接到上述 Prompt 模板中。</w:t>
-      </w:r>
-    </w:p>
-    <w:p>
-      <w:r>
-        <w:t>步骤三：调用更高阶的大模型（如 GPT-4o 或 Claude 3.5 Sonnet）接口，让其以裁判身份输出分数与扣分理由。</w:t>
-      </w:r>
-    </w:p>
-    <w:p>
-      <w:r>
-        <w:t>步骤四：汇总分数，计算整体平均分以及“准确性、洞察力、建议”等细分维度的达标率。</w:t>
+        <w:t>四. 测试指标</w:t>
+      </w:r>
+      <w:bookmarkEnd w:id="4"/>
+    </w:p>
+    <w:tbl>
+      <w:tblPr>
+        <w:tblW w:w="0" w:type="auto"/>
+        <w:tblInd w:w="0" w:type="dxa"/>
+        <w:tblBorders>
+          <w:top w:val="single" w:color="dee0e3"/>
+          <w:left w:val="single" w:color="dee0e3"/>
+          <w:bottom w:val="single" w:color="dee0e3"/>
+          <w:right w:val="single" w:color="dee0e3"/>
+          <w:insideH w:val="single" w:color="dee0e3"/>
+          <w:insideV w:val="single" w:color="dee0e3"/>
+        </w:tblBorders>
+        <w:tblLayout w:type="fixed"/>
+      </w:tblPr>
+      <w:tblGrid>
+        <w:gridCol w:w="1560"/>
+        <w:gridCol w:w="1680"/>
+        <w:gridCol w:w="1680"/>
+        <w:gridCol w:w="1680"/>
+        <w:gridCol w:w="1680"/>
+      </w:tblGrid>
+      <w:tr>
+        <w:tc>
+          <w:tcPr>
+            <w:tcW w:w="1560" w:type="dxa"/>
+            <w:tcMar>
+              <w:top w:type="dxa" w:w="60"/>
+              <w:left w:type="dxa" w:w="120"/>
+              <w:bottom w:type="dxa" w:w="30"/>
+              <w:right w:type="dxa" w:w="120"/>
+            </w:tcMar>
+          </w:tcPr>
+          <w:p>
+            <w:pPr>
+              <w:spacing w:before="120" w:after="120" w:line="288" w:lineRule="auto"/>
+              <w:ind w:left="0"/>
+              <w:jc w:val="left"/>
+            </w:pPr>
+            <w:r>
+              <w:rPr>
+                <w:rFonts w:eastAsia="等线" w:ascii="Arial" w:cs="Arial" w:hAnsi="Arial"/>
+                <w:sz w:val="22"/>
+              </w:rPr>
+              <w:t>指标名称</w:t>
+            </w:r>
+          </w:p>
+        </w:tc>
+        <w:tc>
+          <w:tcPr>
+            <w:tcW w:w="1680" w:type="dxa"/>
+            <w:tcMar>
+              <w:top w:type="dxa" w:w="60"/>
+              <w:left w:type="dxa" w:w="120"/>
+              <w:bottom w:type="dxa" w:w="30"/>
+              <w:right w:type="dxa" w:w="120"/>
+            </w:tcMar>
+          </w:tcPr>
+          <w:p>
+            <w:pPr>
+              <w:spacing w:before="120" w:after="120" w:line="288" w:lineRule="auto"/>
+              <w:ind w:left="0"/>
+              <w:jc w:val="left"/>
+            </w:pPr>
+            <w:r>
+              <w:rPr>
+                <w:rFonts w:eastAsia="等线" w:ascii="Arial" w:cs="Arial" w:hAnsi="Arial"/>
+                <w:sz w:val="22"/>
+              </w:rPr>
+              <w:t>定义</w:t>
+            </w:r>
+          </w:p>
+        </w:tc>
+        <w:tc>
+          <w:tcPr>
+            <w:tcW w:w="1680" w:type="dxa"/>
+            <w:tcMar>
+              <w:top w:type="dxa" w:w="60"/>
+              <w:left w:type="dxa" w:w="120"/>
+              <w:bottom w:type="dxa" w:w="30"/>
+              <w:right w:type="dxa" w:w="120"/>
+            </w:tcMar>
+          </w:tcPr>
+          <w:p>
+            <w:pPr>
+              <w:spacing w:before="120" w:after="120" w:line="288" w:lineRule="auto"/>
+              <w:ind w:left="0"/>
+              <w:jc w:val="left"/>
+            </w:pPr>
+            <w:r>
+              <w:rPr>
+                <w:rFonts w:eastAsia="等线" w:ascii="Arial" w:cs="Arial" w:hAnsi="Arial"/>
+                <w:sz w:val="22"/>
+              </w:rPr>
+              <w:t>计算方式</w:t>
+            </w:r>
+          </w:p>
+        </w:tc>
+        <w:tc>
+          <w:tcPr>
+            <w:tcW w:w="1680" w:type="dxa"/>
+            <w:tcMar>
+              <w:top w:type="dxa" w:w="60"/>
+              <w:left w:type="dxa" w:w="120"/>
+              <w:bottom w:type="dxa" w:w="30"/>
+              <w:right w:type="dxa" w:w="120"/>
+            </w:tcMar>
+          </w:tcPr>
+          <w:p>
+            <w:pPr>
+              <w:spacing w:before="120" w:after="120" w:line="288" w:lineRule="auto"/>
+              <w:ind w:left="0"/>
+              <w:jc w:val="left"/>
+            </w:pPr>
+            <w:r>
+              <w:rPr>
+                <w:rFonts w:eastAsia="等线" w:ascii="Arial" w:cs="Arial" w:hAnsi="Arial"/>
+                <w:sz w:val="22"/>
+              </w:rPr>
+              <w:t>目标阈值</w:t>
+            </w:r>
+          </w:p>
+        </w:tc>
+        <w:tc>
+          <w:tcPr>
+            <w:tcW w:w="1680" w:type="dxa"/>
+            <w:tcMar>
+              <w:top w:type="dxa" w:w="60"/>
+              <w:left w:type="dxa" w:w="120"/>
+              <w:bottom w:type="dxa" w:w="30"/>
+              <w:right w:type="dxa" w:w="120"/>
+            </w:tcMar>
+          </w:tcPr>
+          <w:p>
+            <w:pPr>
+              <w:spacing w:before="120" w:after="120" w:line="288" w:lineRule="auto"/>
+              <w:ind w:left="0"/>
+              <w:jc w:val="left"/>
+            </w:pPr>
+            <w:r>
+              <w:rPr>
+                <w:rFonts w:eastAsia="等线" w:ascii="Arial" w:cs="Arial" w:hAnsi="Arial"/>
+                <w:sz w:val="22"/>
+              </w:rPr>
+              <w:t>适用问题类型</w:t>
+            </w:r>
+          </w:p>
+        </w:tc>
+      </w:tr>
+      <w:tr>
+        <w:tc>
+          <w:tcPr>
+            <w:tcW w:w="1560" w:type="dxa"/>
+            <w:tcMar>
+              <w:top w:type="dxa" w:w="60"/>
+              <w:left w:type="dxa" w:w="120"/>
+              <w:bottom w:type="dxa" w:w="30"/>
+              <w:right w:type="dxa" w:w="120"/>
+            </w:tcMar>
+          </w:tcPr>
+          <w:p>
+            <w:pPr>
+              <w:spacing w:before="120" w:after="120" w:line="288" w:lineRule="auto"/>
+              <w:ind w:left="0"/>
+              <w:jc w:val="left"/>
+            </w:pPr>
+            <w:r>
+              <w:rPr>
+                <w:rFonts w:eastAsia="等线" w:ascii="Arial" w:cs="Arial" w:hAnsi="Arial"/>
+                <w:sz w:val="22"/>
+              </w:rPr>
+              <w:t>准确性</w:t>
+            </w:r>
+          </w:p>
+        </w:tc>
+        <w:tc>
+          <w:tcPr>
+            <w:tcW w:w="1680" w:type="dxa"/>
+            <w:tcMar>
+              <w:top w:type="dxa" w:w="60"/>
+              <w:left w:type="dxa" w:w="120"/>
+              <w:bottom w:type="dxa" w:w="30"/>
+              <w:right w:type="dxa" w:w="120"/>
+            </w:tcMar>
+          </w:tcPr>
+          <w:p>
+            <w:pPr>
+              <w:spacing w:before="120" w:after="120" w:line="288" w:lineRule="auto"/>
+              <w:ind w:left="0"/>
+              <w:jc w:val="left"/>
+            </w:pPr>
+            <w:r>
+              <w:rPr>
+                <w:rFonts w:eastAsia="等线" w:ascii="Arial" w:cs="Arial" w:hAnsi="Arial"/>
+                <w:sz w:val="22"/>
+              </w:rPr>
+              <w:t>回复的对不对</w:t>
+            </w:r>
+          </w:p>
+        </w:tc>
+        <w:tc>
+          <w:tcPr>
+            <w:tcW w:w="1680" w:type="dxa"/>
+            <w:tcMar>
+              <w:top w:type="dxa" w:w="60"/>
+              <w:left w:type="dxa" w:w="120"/>
+              <w:bottom w:type="dxa" w:w="30"/>
+              <w:right w:type="dxa" w:w="120"/>
+            </w:tcMar>
+          </w:tcPr>
+          <w:p>
+            <w:pPr>
+              <w:spacing w:before="120" w:after="120" w:line="288" w:lineRule="auto"/>
+              <w:ind w:left="0"/>
+              <w:jc w:val="left"/>
+            </w:pPr>
+            <w:r>
+              <w:rPr>
+                <w:rFonts w:eastAsia="等线" w:ascii="Arial" w:cs="Arial" w:hAnsi="Arial"/>
+                <w:sz w:val="22"/>
+              </w:rPr>
+              <w:t>每条问题1-5分专家平均分</w:t>
+            </w:r>
+          </w:p>
+        </w:tc>
+        <w:tc>
+          <w:tcPr>
+            <w:tcW w:w="1680" w:type="dxa"/>
+            <w:tcMar>
+              <w:top w:type="dxa" w:w="60"/>
+              <w:left w:type="dxa" w:w="120"/>
+              <w:bottom w:type="dxa" w:w="30"/>
+              <w:right w:type="dxa" w:w="120"/>
+            </w:tcMar>
+          </w:tcPr>
+          <w:p>
+            <w:pPr>
+              <w:spacing w:before="120" w:after="120" w:line="288" w:lineRule="auto"/>
+              <w:ind w:left="0"/>
+              <w:jc w:val="left"/>
+            </w:pPr>
+            <w:r>
+              <w:rPr>
+                <w:rFonts w:eastAsia="等线" w:ascii="Arial" w:cs="Arial" w:hAnsi="Arial"/>
+                <w:sz w:val="22"/>
+                <w:shd w:fill="f76964"/>
+              </w:rPr>
+              <w:t>平均≥4.5分</w:t>
+            </w:r>
+          </w:p>
+        </w:tc>
+        <w:tc>
+          <w:tcPr>
+            <w:tcW w:w="1680" w:type="dxa"/>
+            <w:tcMar>
+              <w:top w:type="dxa" w:w="60"/>
+              <w:left w:type="dxa" w:w="120"/>
+              <w:bottom w:type="dxa" w:w="30"/>
+              <w:right w:type="dxa" w:w="120"/>
+            </w:tcMar>
+          </w:tcPr>
+          <w:p>
+            <w:pPr>
+              <w:spacing w:before="120" w:after="120" w:line="288" w:lineRule="auto"/>
+              <w:ind w:left="0"/>
+              <w:jc w:val="left"/>
+            </w:pPr>
+            <w:r>
+              <w:rPr>
+                <w:rFonts w:eastAsia="等线" w:ascii="Arial" w:cs="Arial" w:hAnsi="Arial"/>
+                <w:sz w:val="22"/>
+              </w:rPr>
+              <w:t>开放 + 非开放</w:t>
+            </w:r>
+          </w:p>
+        </w:tc>
+      </w:tr>
+      <w:tr>
+        <w:tc>
+          <w:tcPr>
+            <w:tcW w:w="1560" w:type="dxa"/>
+            <w:tcMar>
+              <w:top w:type="dxa" w:w="60"/>
+              <w:left w:type="dxa" w:w="120"/>
+              <w:bottom w:type="dxa" w:w="30"/>
+              <w:right w:type="dxa" w:w="120"/>
+            </w:tcMar>
+          </w:tcPr>
+          <w:p>
+            <w:pPr>
+              <w:spacing w:before="120" w:after="120" w:line="288" w:lineRule="auto"/>
+              <w:ind w:left="0"/>
+              <w:jc w:val="left"/>
+            </w:pPr>
+            <w:r>
+              <w:rPr>
+                <w:rFonts w:eastAsia="等线" w:ascii="Arial" w:cs="Arial" w:hAnsi="Arial"/>
+                <w:sz w:val="22"/>
+              </w:rPr>
+              <w:t>一致性</w:t>
+            </w:r>
+          </w:p>
+        </w:tc>
+        <w:tc>
+          <w:tcPr>
+            <w:tcW w:w="1680" w:type="dxa"/>
+            <w:tcMar>
+              <w:top w:type="dxa" w:w="60"/>
+              <w:left w:type="dxa" w:w="120"/>
+              <w:bottom w:type="dxa" w:w="30"/>
+              <w:right w:type="dxa" w:w="120"/>
+            </w:tcMar>
+          </w:tcPr>
+          <w:p>
+            <w:pPr>
+              <w:spacing w:before="120" w:after="120" w:line="288" w:lineRule="auto"/>
+              <w:ind w:left="0"/>
+              <w:jc w:val="left"/>
+            </w:pPr>
+            <w:r>
+              <w:rPr>
+                <w:rFonts w:eastAsia="等线" w:ascii="Arial" w:cs="Arial" w:hAnsi="Arial"/>
+                <w:sz w:val="22"/>
+              </w:rPr>
+              <w:t>相同问题多次运行输出相同</w:t>
+            </w:r>
+          </w:p>
+        </w:tc>
+        <w:tc>
+          <w:tcPr>
+            <w:tcW w:w="1680" w:type="dxa"/>
+            <w:tcMar>
+              <w:top w:type="dxa" w:w="60"/>
+              <w:left w:type="dxa" w:w="120"/>
+              <w:bottom w:type="dxa" w:w="30"/>
+              <w:right w:type="dxa" w:w="120"/>
+            </w:tcMar>
+          </w:tcPr>
+          <w:p>
+            <w:pPr>
+              <w:spacing w:before="120" w:after="120" w:line="288" w:lineRule="auto"/>
+              <w:ind w:left="0"/>
+              <w:jc w:val="left"/>
+            </w:pPr>
+            <w:r>
+              <w:rPr>
+                <w:rFonts w:eastAsia="等线" w:ascii="Arial" w:cs="Arial" w:hAnsi="Arial"/>
+                <w:sz w:val="22"/>
+              </w:rPr>
+              <w:t>20次运行零差异率</w:t>
+            </w:r>
+          </w:p>
+        </w:tc>
+        <w:tc>
+          <w:tcPr>
+            <w:tcW w:w="1680" w:type="dxa"/>
+            <w:tcMar>
+              <w:top w:type="dxa" w:w="60"/>
+              <w:left w:type="dxa" w:w="120"/>
+              <w:bottom w:type="dxa" w:w="30"/>
+              <w:right w:type="dxa" w:w="120"/>
+            </w:tcMar>
+          </w:tcPr>
+          <w:p>
+            <w:pPr>
+              <w:spacing w:before="120" w:after="120" w:line="288" w:lineRule="auto"/>
+              <w:ind w:left="0"/>
+              <w:jc w:val="left"/>
+            </w:pPr>
+            <w:r>
+              <w:rPr>
+                <w:rFonts w:eastAsia="等线" w:ascii="Arial" w:cs="Arial" w:hAnsi="Arial"/>
+                <w:sz w:val="22"/>
+                <w:shd w:fill="f76964"/>
+              </w:rPr>
+              <w:t>100%</w:t>
+            </w:r>
+          </w:p>
+        </w:tc>
+        <w:tc>
+          <w:tcPr>
+            <w:tcW w:w="1680" w:type="dxa"/>
+            <w:tcMar>
+              <w:top w:type="dxa" w:w="60"/>
+              <w:left w:type="dxa" w:w="120"/>
+              <w:bottom w:type="dxa" w:w="30"/>
+              <w:right w:type="dxa" w:w="120"/>
+            </w:tcMar>
+          </w:tcPr>
+          <w:p>
+            <w:pPr>
+              <w:spacing w:before="120" w:after="120" w:line="288" w:lineRule="auto"/>
+              <w:ind w:left="0"/>
+              <w:jc w:val="left"/>
+            </w:pPr>
+            <w:r>
+              <w:rPr>
+                <w:rFonts w:eastAsia="等线" w:ascii="Arial" w:cs="Arial" w:hAnsi="Arial"/>
+                <w:sz w:val="22"/>
+              </w:rPr>
+              <w:t>两者均适用</w:t>
+            </w:r>
+          </w:p>
+        </w:tc>
+      </w:tr>
+    </w:tbl>
+    <w:p>
+      <w:pPr>
+        <w:numPr>
+          <w:numId w:val="18"/>
+        </w:numPr>
+        <w:spacing w:before="120" w:after="120" w:line="288" w:lineRule="auto"/>
+        <w:ind w:left="0"/>
+        <w:jc w:val="left"/>
+      </w:pPr>
+      <w:r>
+        <w:rPr>
+          <w:rFonts w:eastAsia="等线" w:ascii="Arial" w:cs="Arial" w:hAnsi="Arial"/>
+          <w:b w:val="true"/>
+          <w:sz w:val="22"/>
+        </w:rPr>
+        <w:t>综合通过</w:t>
+      </w:r>
+      <w:r>
+        <w:rPr>
+          <w:rFonts w:eastAsia="等线" w:ascii="Arial" w:cs="Arial" w:hAnsi="Arial"/>
+          <w:sz w:val="22"/>
+        </w:rPr>
+        <w:t>：准确性≥4.5分 + 一致性100% 。</w:t>
+      </w:r>
+    </w:p>
+    <w:p>
+      <w:pPr>
+        <w:pStyle w:val="4"/>
+        <w:spacing w:before="260" w:after="120" w:line="288" w:lineRule="auto"/>
+        <w:ind w:left="0"/>
+        <w:jc w:val="left"/>
+        <w:outlineLvl w:val="3"/>
+      </w:pPr>
+      <w:bookmarkStart w:name="heading_5" w:id="5"/>
+      <w:r>
+        <w:rPr>
+          <w:rFonts w:eastAsia="等线" w:ascii="Arial" w:cs="Arial" w:hAnsi="Arial"/>
+          <w:b w:val="true"/>
+          <w:sz w:val="28"/>
+        </w:rPr>
+        <w:t>五. 测试执行流程</w:t>
+      </w:r>
+      <w:bookmarkEnd w:id="5"/>
+    </w:p>
+    <w:p>
+      <w:pPr>
+        <w:numPr>
+          <w:numId w:val="19"/>
+        </w:numPr>
+        <w:spacing w:before="120" w:after="120" w:line="288" w:lineRule="auto"/>
+        <w:ind w:left="0"/>
+        <w:jc w:val="left"/>
+      </w:pPr>
+      <w:r>
+        <w:rPr>
+          <w:rFonts w:eastAsia="等线" w:ascii="Arial" w:cs="Arial" w:hAnsi="Arial"/>
+          <w:b w:val="true"/>
+          <w:sz w:val="22"/>
+        </w:rPr>
+        <w:t>问题集构造</w:t>
+      </w:r>
+      <w:r>
+        <w:rPr>
+          <w:rFonts w:eastAsia="等线" w:ascii="Arial" w:cs="Arial" w:hAnsi="Arial"/>
+          <w:sz w:val="22"/>
+        </w:rPr>
+        <w:t>：构造80-100个问题（覆盖业务全链，包括非开放和开放问题），确保问题多样性（简单事实查询到深度分析 + 建议），并预定义每个问题的Ground Truth或参考框架。</w:t>
+      </w:r>
+    </w:p>
+    <w:p>
+      <w:pPr>
+        <w:numPr>
+          <w:numId w:val="20"/>
+        </w:numPr>
+        <w:spacing w:before="120" w:after="120" w:line="288" w:lineRule="auto"/>
+        <w:ind w:left="0"/>
+        <w:jc w:val="left"/>
+      </w:pPr>
+      <w:r>
+        <w:rPr>
+          <w:rFonts w:eastAsia="等线" w:ascii="Arial" w:cs="Arial" w:hAnsi="Arial"/>
+          <w:b w:val="true"/>
+          <w:sz w:val="22"/>
+        </w:rPr>
+        <w:t>测试运行</w:t>
+      </w:r>
+      <w:r>
+        <w:rPr>
+          <w:rFonts w:eastAsia="等线" w:ascii="Arial" w:cs="Arial" w:hAnsi="Arial"/>
+          <w:sz w:val="22"/>
+        </w:rPr>
+        <w:t>：通过大模型对话接口逐一输入问题，记录完整回复内容（文本/看板），并保存日志（暂定-包括输入时间、回复时间、完整输出）。</w:t>
+      </w:r>
+    </w:p>
+    <w:p>
+      <w:pPr>
+        <w:numPr>
+          <w:numId w:val="21"/>
+        </w:numPr>
+        <w:spacing w:before="120" w:after="120" w:line="288" w:lineRule="auto"/>
+        <w:ind w:left="0"/>
+        <w:jc w:val="left"/>
+      </w:pPr>
+      <w:r>
+        <w:rPr>
+          <w:rFonts w:eastAsia="等线" w:ascii="Arial" w:cs="Arial" w:hAnsi="Arial"/>
+          <w:b w:val="true"/>
+          <w:sz w:val="22"/>
+        </w:rPr>
+        <w:t>结果验证</w:t>
+      </w:r>
+      <w:r>
+        <w:rPr>
+          <w:rFonts w:eastAsia="等线" w:ascii="Arial" w:cs="Arial" w:hAnsi="Arial"/>
+          <w:sz w:val="22"/>
+        </w:rPr>
+        <w:t>：手动计算准确性（非开放问题对比Ground Truth，开放问题按参考框架检查事实/逻辑/建议/完整），专家打分量化（1-5分平均），记录异常回复。</w:t>
+      </w:r>
+    </w:p>
+    <w:p>
+      <w:pPr>
+        <w:numPr>
+          <w:numId w:val="22"/>
+        </w:numPr>
+        <w:spacing w:before="120" w:after="120" w:line="288" w:lineRule="auto"/>
+        <w:ind w:left="0"/>
+        <w:jc w:val="left"/>
+      </w:pPr>
+      <w:r>
+        <w:rPr>
+          <w:rFonts w:eastAsia="等线" w:ascii="Arial" w:cs="Arial" w:hAnsi="Arial"/>
+          <w:b w:val="true"/>
+          <w:sz w:val="22"/>
+        </w:rPr>
+        <w:t>测试报告</w:t>
+      </w:r>
+      <w:r>
+        <w:rPr>
+          <w:rFonts w:eastAsia="等线" w:ascii="Arial" w:cs="Arial" w:hAnsi="Arial"/>
+          <w:sz w:val="22"/>
+        </w:rPr>
+        <w:t>：统计指标数据（表格呈现准确性/一致性结果），附好坏回复对比示例（汇报直观），并分析优化建议。</w:t>
+      </w:r>
+    </w:p>
+    <w:p>
+      <w:pPr>
+        <w:pStyle w:val="4"/>
+        <w:spacing w:before="260" w:after="120" w:line="288" w:lineRule="auto"/>
+        <w:ind w:left="0"/>
+        <w:jc w:val="left"/>
+        <w:outlineLvl w:val="3"/>
+      </w:pPr>
+      <w:bookmarkStart w:name="heading_6" w:id="6"/>
+      <w:bookmarkEnd w:id="6"/>
+    </w:p>
+    <w:p>
+      <w:pPr>
+        <w:spacing w:before="120" w:after="120" w:line="288" w:lineRule="auto"/>
+        <w:ind w:left="0"/>
+        <w:jc w:val="left"/>
+      </w:pPr>
+    </w:p>
+    <w:p>
+      <w:r>
+        <w:br w:type="page"/>
       </w:r>
     </w:p>
     <w:sectPr>

--- a/test_plan/经分智能体测试方案2.0.docx
+++ b/test_plan/经分智能体测试方案2.0.docx
@@ -743,19 +743,7 @@
         <w:jc w:val="left"/>
       </w:pPr>
       <w:r>
-        <w:rPr>
-          <w:rFonts w:eastAsia="等线" w:ascii="Arial" w:cs="Arial" w:hAnsi="Arial"/>
-          <w:b w:val="true"/>
-          <w:sz w:val="22"/>
-        </w:rPr>
-        <w:t>手动对比</w:t>
-      </w:r>
-      <w:r>
-        <w:rPr>
-          <w:rFonts w:eastAsia="等线" w:ascii="Arial" w:cs="Arial" w:hAnsi="Arial"/>
-          <w:sz w:val="22"/>
-        </w:rPr>
-        <w:t>：拿经分智能体的回复跟Ground Truth的值进行对比，下面是给分标准：</w:t>
+        <w:t>自动化对比：拿经分智能体的回复跟Ground Truth的值进行对比，下面是给分标准：</w:t>
       </w:r>
     </w:p>
     <w:p>
@@ -1121,19 +1109,7 @@
         <w:jc w:val="left"/>
       </w:pPr>
       <w:r>
-        <w:rPr>
-          <w:rFonts w:eastAsia="等线" w:ascii="Arial" w:cs="Arial" w:hAnsi="Arial"/>
-          <w:b w:val="true"/>
-          <w:sz w:val="22"/>
-        </w:rPr>
-        <w:t>深度分析 + 建议能力示例</w:t>
-      </w:r>
-      <w:r>
-        <w:rPr>
-          <w:rFonts w:eastAsia="等线" w:ascii="Arial" w:cs="Arial" w:hAnsi="Arial"/>
-          <w:sz w:val="22"/>
-        </w:rPr>
-        <w:t>（典型开放问题回复，手动判断准确性）：</w:t>
+        <w:t>深度分析 + 建议能力示例（典型开放问题回复，自动判断准确性）：</w:t>
       </w:r>
     </w:p>
     <w:tbl>

--- a/test_plan/经分智能体测试方案2.0.docx
+++ b/test_plan/经分智能体测试方案2.0.docx
@@ -24,16 +24,9 @@
         <w:jc w:val="left"/>
         <w:outlineLvl w:val="2"/>
       </w:pPr>
-      <w:bookmarkStart w:name="heading_0" w:id="0"/>
-      <w:r>
-        <w:rPr>
-          <w:rFonts w:eastAsia="等线" w:ascii="Arial" w:cs="Arial" w:hAnsi="Arial"/>
-          <w:b w:val="true"/>
-          <w:sz w:val="30"/>
-        </w:rPr>
-        <w:t>经分智能体效果测试方案2.0（问题驱动测试，手动计算）</w:t>
-      </w:r>
-      <w:bookmarkEnd w:id="0"/>
+      <w:r>
+        <w:t>经分智能体效果测试方案2.0（问题驱动测试，自动化评估与人工复检）</w:t>
+      </w:r>
     </w:p>
     <w:p>
       <w:pPr>
@@ -61,11 +54,7 @@
         <w:jc w:val="left"/>
       </w:pPr>
       <w:r>
-        <w:rPr>
-          <w:rFonts w:eastAsia="等线" w:ascii="Arial" w:cs="Arial" w:hAnsi="Arial"/>
-          <w:sz w:val="22"/>
-        </w:rPr>
-        <w:t>方案2.0转向问题驱动测试：模拟真实用户自然语言提问，通过对话接口验证回复效果。不使用裁判模型，直接手动计算/判断开放问题和非开放问题的值（准确性）。</w:t>
+        <w:t>方案2.0转向问题驱动测试：模拟真实用户自然语言提问，通过对话接口验证回复效果。采用自动化验证体系，直接手动计算/判断开放问题和非开放问题的值（准确性）。</w:t>
       </w:r>
     </w:p>
     <w:p>
@@ -643,19 +632,7 @@
         <w:jc w:val="left"/>
       </w:pPr>
       <w:r>
-        <w:rPr>
-          <w:rFonts w:eastAsia="等线" w:ascii="Arial" w:cs="Arial" w:hAnsi="Arial"/>
-          <w:b w:val="true"/>
-          <w:sz w:val="22"/>
-        </w:rPr>
-        <w:t>不使用裁判模型</w:t>
-      </w:r>
-      <w:r>
-        <w:rPr>
-          <w:rFonts w:eastAsia="等线" w:ascii="Arial" w:cs="Arial" w:hAnsi="Arial"/>
-          <w:sz w:val="22"/>
-        </w:rPr>
-        <w:t>，非开放问题直接手动计算回复值作为Ground Truth（基于完整的测试数据和字段计算路径），量化准确性。另外开放性问题待定。</w:t>
+        <w:t>采用自动化验证体系，非开放问题直接手动计算回复值作为Ground Truth（基于完整的测试数据和字段计算路径），量化准确性。另外开放性问题待定。</w:t>
       </w:r>
     </w:p>
     <w:p>
@@ -668,19 +645,7 @@
         <w:jc w:val="left"/>
       </w:pPr>
       <w:r>
-        <w:rPr>
-          <w:rFonts w:eastAsia="等线" w:ascii="Arial" w:cs="Arial" w:hAnsi="Arial"/>
-          <w:b w:val="true"/>
-          <w:sz w:val="22"/>
-        </w:rPr>
-        <w:t>非开放问题</w:t>
-      </w:r>
-      <w:r>
-        <w:rPr>
-          <w:rFonts w:eastAsia="等线" w:ascii="Arial" w:cs="Arial" w:hAnsi="Arial"/>
-          <w:sz w:val="22"/>
-        </w:rPr>
-        <w:t>（客观，手动计算）：</w:t>
+        <w:t>非开放问题（客观事实类，脚本自动化比对）：</w:t>
       </w:r>
     </w:p>
     <w:p>
@@ -847,19 +812,7 @@
         <w:jc w:val="left"/>
       </w:pPr>
       <w:r>
-        <w:rPr>
-          <w:rFonts w:eastAsia="等线" w:ascii="Arial" w:cs="Arial" w:hAnsi="Arial"/>
-          <w:b w:val="true"/>
-          <w:sz w:val="22"/>
-        </w:rPr>
-        <w:t>开放问题</w:t>
-      </w:r>
-      <w:r>
-        <w:rPr>
-          <w:rFonts w:eastAsia="等线" w:ascii="Arial" w:cs="Arial" w:hAnsi="Arial"/>
-          <w:sz w:val="22"/>
-        </w:rPr>
-        <w:t>（主观，手动计算）：</w:t>
+        <w:t>开放问题（主观分析类，LLM-as-a-Judge 自动评分）：</w:t>
       </w:r>
     </w:p>
     <w:p>
@@ -951,19 +904,7 @@
         <w:jc w:val="left"/>
       </w:pPr>
       <w:r>
-        <w:rPr>
-          <w:rFonts w:eastAsia="等线" w:ascii="Arial" w:cs="Arial" w:hAnsi="Arial"/>
-          <w:b w:val="true"/>
-          <w:sz w:val="22"/>
-        </w:rPr>
-        <w:t>手动检查事实</w:t>
-      </w:r>
-      <w:r>
-        <w:rPr>
-          <w:rFonts w:eastAsia="等线" w:ascii="Arial" w:cs="Arial" w:hAnsi="Arial"/>
-          <w:sz w:val="22"/>
-        </w:rPr>
-        <w:t>：引用数据/项目/关系是否匹配输入数据（缺口18,641.94万元对不对？Top3负责人XXX等对不对？）。</w:t>
+        <w:t>大模型裁判核对事实：引用数据/项目/关系是否匹配输入数据（缺口18,641.94万元对不对？Top3负责人XXX等对不对？）。</w:t>
       </w:r>
     </w:p>
     <w:p>
@@ -976,19 +917,7 @@
         <w:jc w:val="left"/>
       </w:pPr>
       <w:r>
-        <w:rPr>
-          <w:rFonts w:eastAsia="等线" w:ascii="Arial" w:cs="Arial" w:hAnsi="Arial"/>
-          <w:b w:val="true"/>
-          <w:sz w:val="22"/>
-        </w:rPr>
-        <w:t>手动检查逻辑</w:t>
-      </w:r>
-      <w:r>
-        <w:rPr>
-          <w:rFonts w:eastAsia="等线" w:ascii="Arial" w:cs="Arial" w:hAnsi="Arial"/>
-          <w:sz w:val="22"/>
-        </w:rPr>
-        <w:t>：根因推理是否沿本体关系路径（ 高风险 → 进程低 → 缺口大）。</w:t>
+        <w:t>大模型裁判验证逻辑：根因推理是否沿本体关系路径（ 高风险 → 进程低 → 缺口大）。</w:t>
       </w:r>
     </w:p>
     <w:p>
@@ -1001,34 +930,7 @@
         <w:jc w:val="left"/>
       </w:pPr>
       <w:r>
-        <w:rPr>
-          <w:rFonts w:eastAsia="等线" w:ascii="Arial" w:cs="Arial" w:hAnsi="Arial"/>
-          <w:b w:val="true"/>
-          <w:sz w:val="22"/>
-        </w:rPr>
-        <w:t>手动检查建议</w:t>
-      </w:r>
-      <w:r>
-        <w:rPr>
-          <w:rFonts w:eastAsia="等线" w:ascii="Arial" w:cs="Arial" w:hAnsi="Arial"/>
-          <w:sz w:val="22"/>
-        </w:rPr>
-        <w:t xml:space="preserve">：是否具体/可行（有谁/做什么/预期）-- </w:t>
-      </w:r>
-      <w:r>
-        <w:rPr>
-          <w:rFonts w:eastAsia="等线" w:ascii="Arial" w:cs="Arial" w:hAnsi="Arial"/>
-          <w:sz w:val="22"/>
-          <w:shd w:fill="fff67a"/>
-        </w:rPr>
-        <w:t>暂定</w:t>
-      </w:r>
-      <w:r>
-        <w:rPr>
-          <w:rFonts w:eastAsia="等线" w:ascii="Arial" w:cs="Arial" w:hAnsi="Arial"/>
-          <w:sz w:val="22"/>
-        </w:rPr>
-        <w:t>。</w:t>
+        <w:t>大模型裁判评估建议：是否具体/可行（有谁/做什么/预期）-- 暂定。</w:t>
       </w:r>
     </w:p>
     <w:p>
@@ -1041,19 +943,7 @@
         <w:jc w:val="left"/>
       </w:pPr>
       <w:r>
-        <w:rPr>
-          <w:rFonts w:eastAsia="等线" w:ascii="Arial" w:cs="Arial" w:hAnsi="Arial"/>
-          <w:b w:val="true"/>
-          <w:sz w:val="22"/>
-        </w:rPr>
-        <w:t>手动检查完整</w:t>
-      </w:r>
-      <w:r>
-        <w:rPr>
-          <w:rFonts w:eastAsia="等线" w:ascii="Arial" w:cs="Arial" w:hAnsi="Arial"/>
-          <w:sz w:val="22"/>
-        </w:rPr>
-        <w:t>：覆盖问题关键点（根因 + 数据 + 建议），下面是给分标准。</w:t>
+        <w:t>大模型裁判判定完整度：覆盖问题关键点（根因 + 数据 + 建议），下面是给分标准。</w:t>
       </w:r>
     </w:p>
     <w:p>
@@ -1109,7 +999,7 @@
         <w:jc w:val="left"/>
       </w:pPr>
       <w:r>
-        <w:t>深度分析 + 建议能力示例（典型开放问题回复，自动判断准确性）：</w:t>
+        <w:t>深度分析 + 建议能力示例（典型开放问题回复，LLM裁判自动评估）：</w:t>
       </w:r>
     </w:p>
     <w:tbl>
@@ -1200,11 +1090,7 @@
               <w:jc w:val="left"/>
             </w:pPr>
             <w:r>
-              <w:rPr>
-                <w:rFonts w:eastAsia="等线" w:ascii="Arial" w:cs="Arial" w:hAnsi="Arial"/>
-                <w:sz w:val="22"/>
-              </w:rPr>
-              <w:t>准确性手动计算（对不对）</w:t>
+              <w:t>准确性自动评估</w:t>
             </w:r>
           </w:p>
         </w:tc>
@@ -1401,11 +1287,7 @@
               <w:jc w:val="left"/>
             </w:pPr>
             <w:r>
-              <w:rPr>
-                <w:rFonts w:eastAsia="等线" w:ascii="Arial" w:cs="Arial" w:hAnsi="Arial"/>
-                <w:sz w:val="22"/>
-              </w:rPr>
-              <w:t>手动检查输入数据/关系路径。</w:t>
+              <w:t>触发人工复检底层数据路径。</w:t>
             </w:r>
           </w:p>
           <w:p>
@@ -1532,11 +1414,7 @@
               <w:jc w:val="left"/>
             </w:pPr>
             <w:r>
-              <w:rPr>
-                <w:rFonts w:eastAsia="等线" w:ascii="Arial" w:cs="Arial" w:hAnsi="Arial"/>
-                <w:sz w:val="22"/>
-              </w:rPr>
-              <w:t>手动检查输入数据：漏数据支撑/具体行动（用户不满意）。</w:t>
+              <w:t>LLM 裁判判定为低分，触发人工复检缺陷明细。</w:t>
             </w:r>
           </w:p>
         </w:tc>

--- a/test_plan/经分智能体测试方案2.0.docx
+++ b/test_plan/经分智能体测试方案2.0.docx
@@ -1969,145 +1969,33 @@
       </w:r>
     </w:p>
     <w:p>
-      <w:pPr>
-        <w:pStyle w:val="4"/>
-        <w:spacing w:before="260" w:after="120" w:line="288" w:lineRule="auto"/>
-        <w:ind w:left="0"/>
-        <w:jc w:val="left"/>
-        <w:outlineLvl w:val="3"/>
-      </w:pPr>
-      <w:bookmarkStart w:name="heading_5" w:id="5"/>
-      <w:r>
-        <w:rPr>
-          <w:rFonts w:eastAsia="等线" w:ascii="Arial" w:cs="Arial" w:hAnsi="Arial"/>
-          <w:b w:val="true"/>
-          <w:sz w:val="28"/>
-        </w:rPr>
-        <w:t>五. 测试执行流程</w:t>
-      </w:r>
-      <w:bookmarkEnd w:id="5"/>
-    </w:p>
-    <w:p>
-      <w:pPr>
-        <w:numPr>
-          <w:numId w:val="19"/>
-        </w:numPr>
-        <w:spacing w:before="120" w:after="120" w:line="288" w:lineRule="auto"/>
-        <w:ind w:left="0"/>
-        <w:jc w:val="left"/>
-      </w:pPr>
-      <w:r>
-        <w:rPr>
-          <w:rFonts w:eastAsia="等线" w:ascii="Arial" w:cs="Arial" w:hAnsi="Arial"/>
-          <w:b w:val="true"/>
-          <w:sz w:val="22"/>
-        </w:rPr>
-        <w:t>问题集构造</w:t>
-      </w:r>
-      <w:r>
-        <w:rPr>
-          <w:rFonts w:eastAsia="等线" w:ascii="Arial" w:cs="Arial" w:hAnsi="Arial"/>
-          <w:sz w:val="22"/>
-        </w:rPr>
-        <w:t>：构造80-100个问题（覆盖业务全链，包括非开放和开放问题），确保问题多样性（简单事实查询到深度分析 + 建议），并预定义每个问题的Ground Truth或参考框架。</w:t>
-      </w:r>
-    </w:p>
-    <w:p>
-      <w:pPr>
-        <w:numPr>
-          <w:numId w:val="20"/>
-        </w:numPr>
-        <w:spacing w:before="120" w:after="120" w:line="288" w:lineRule="auto"/>
-        <w:ind w:left="0"/>
-        <w:jc w:val="left"/>
-      </w:pPr>
-      <w:r>
-        <w:rPr>
-          <w:rFonts w:eastAsia="等线" w:ascii="Arial" w:cs="Arial" w:hAnsi="Arial"/>
-          <w:b w:val="true"/>
-          <w:sz w:val="22"/>
-        </w:rPr>
-        <w:t>测试运行</w:t>
-      </w:r>
-      <w:r>
-        <w:rPr>
-          <w:rFonts w:eastAsia="等线" w:ascii="Arial" w:cs="Arial" w:hAnsi="Arial"/>
-          <w:sz w:val="22"/>
-        </w:rPr>
-        <w:t>：通过大模型对话接口逐一输入问题，记录完整回复内容（文本/看板），并保存日志（暂定-包括输入时间、回复时间、完整输出）。</w:t>
-      </w:r>
-    </w:p>
-    <w:p>
-      <w:pPr>
-        <w:numPr>
-          <w:numId w:val="21"/>
-        </w:numPr>
-        <w:spacing w:before="120" w:after="120" w:line="288" w:lineRule="auto"/>
-        <w:ind w:left="0"/>
-        <w:jc w:val="left"/>
-      </w:pPr>
-      <w:r>
-        <w:rPr>
-          <w:rFonts w:eastAsia="等线" w:ascii="Arial" w:cs="Arial" w:hAnsi="Arial"/>
-          <w:b w:val="true"/>
-          <w:sz w:val="22"/>
-        </w:rPr>
-        <w:t>结果验证</w:t>
-      </w:r>
-      <w:r>
-        <w:rPr>
-          <w:rFonts w:eastAsia="等线" w:ascii="Arial" w:cs="Arial" w:hAnsi="Arial"/>
-          <w:sz w:val="22"/>
-        </w:rPr>
-        <w:t>：手动计算准确性（非开放问题对比Ground Truth，开放问题按参考框架检查事实/逻辑/建议/完整），专家打分量化（1-5分平均），记录异常回复。</w:t>
-      </w:r>
-    </w:p>
-    <w:p>
-      <w:pPr>
-        <w:numPr>
-          <w:numId w:val="22"/>
-        </w:numPr>
-        <w:spacing w:before="120" w:after="120" w:line="288" w:lineRule="auto"/>
-        <w:ind w:left="0"/>
-        <w:jc w:val="left"/>
-      </w:pPr>
-      <w:r>
-        <w:rPr>
-          <w:rFonts w:eastAsia="等线" w:ascii="Arial" w:cs="Arial" w:hAnsi="Arial"/>
-          <w:b w:val="true"/>
-          <w:sz w:val="22"/>
-        </w:rPr>
-        <w:t>测试报告</w:t>
-      </w:r>
-      <w:r>
-        <w:rPr>
-          <w:rFonts w:eastAsia="等线" w:ascii="Arial" w:cs="Arial" w:hAnsi="Arial"/>
-          <w:sz w:val="22"/>
-        </w:rPr>
-        <w:t>：统计指标数据（表格呈现准确性/一致性结果），附好坏回复对比示例（汇报直观），并分析优化建议。</w:t>
-      </w:r>
-    </w:p>
-    <w:p>
-      <w:pPr>
-        <w:pStyle w:val="4"/>
-        <w:spacing w:before="260" w:after="120" w:line="288" w:lineRule="auto"/>
-        <w:ind w:left="0"/>
-        <w:jc w:val="left"/>
-        <w:outlineLvl w:val="3"/>
-      </w:pPr>
-      <w:bookmarkStart w:name="heading_6" w:id="6"/>
-      <w:bookmarkEnd w:id="6"/>
-    </w:p>
-    <w:p>
-      <w:pPr>
-        <w:spacing w:before="120" w:after="120" w:line="288" w:lineRule="auto"/>
-        <w:ind w:left="0"/>
-        <w:jc w:val="left"/>
-      </w:pPr>
-    </w:p>
-    <w:p>
-      <w:r>
-        <w:br w:type="page"/>
+      <w:pPr/>
+      <w:r>
+        <w:t>五. 自动化与智能化测试执行流程</w:t>
+      </w:r>
+    </w:p>
+    <w:p>
+      <w:r>
+        <w:t>1. 题库构建与基准锁定 (Test Case Engineering)：基于真实的「商机表」与「合同表」等底层核心数据，构建 80 道高拟真度经营分析问题（50 道高阶逻辑非开放题 + 30 道老板视角灵魂拷问开放题）。通过 Python 脚本计算并绝对锁定各题的 Ground Truth 及「三段式」评估基准，确保后续裁判标准的零误差与客观性。</w:t>
+      </w:r>
+    </w:p>
+    <w:p>
+      <w:r>
+        <w:t>2. RPA 无人值守执行 (Robotic Process Automation)：引入 Playwright 自动化引擎，挂载 RPA 脚本对智能体交互界面进行无人值守跑批提问。脚本将自动注入测试数据、监听动态流式输出、提取完整回答文本，并将结果秒级落盘至数据表（result.xlsx），彻底消除人工操作带来的低效与人为干扰。</w:t>
+      </w:r>
+    </w:p>
+    <w:p>
+      <w:r>
+        <w:t>3. 双轨智能交叉验证 (Dual-Track Validation)：</w:t>
+        <w:br/>
+        <w:t xml:space="preserve">   • 非开放题（硬性校验）：通过正则提取与实体识别脚本，将智能体回复的数值、列表与 Ground Truth 进行毫秒级精准比对。</w:t>
+        <w:br/>
+        <w:t xml:space="preserve">   • 开放题（LLM-as-a-Judge）：将智能体输出的非结构化长文本喂入高阶裁判大模型，严格按照「事实准确度、业务洞察力、建议可行性」三维评分矩阵进行语义解析与量化打分。仅对裁判给出的异常低分或涉嫌“严重幻觉”的案例触发人工复检（Human-in-the-loop），实现极高水准的评测自动化率。</w:t>
+      </w:r>
+    </w:p>
+    <w:p>
+      <w:r>
+        <w:t>4. 缺陷洞察与高维报告产出 (Metrics &amp; Insights Reporting)：聚合准确性、一致性与无幻觉性三大核心指标，自动生成可视化评测矩阵。拒绝只交出冰冷的测试分数，着重提炼智能体在“意图理解偏差、底层数据检索遗漏、深层逻辑推理断层”等维度的典型 Bad Case，用以反向倒逼经分智能体底层 RAG 链路与架构的精准迭代。</w:t>
       </w:r>
     </w:p>
     <w:sectPr>

--- a/test_plan/经分智能体测试方案2.0.docx
+++ b/test_plan/经分智能体测试方案2.0.docx
@@ -1527,161 +1527,77 @@
         <w:jc w:val="left"/>
         <w:outlineLvl w:val="3"/>
       </w:pPr>
-      <w:bookmarkStart w:name="heading_4" w:id="4"/>
-      <w:r>
-        <w:rPr>
-          <w:rFonts w:eastAsia="等线" w:ascii="Arial" w:cs="Arial" w:hAnsi="Arial"/>
-          <w:b w:val="true"/>
-          <w:sz w:val="28"/>
-        </w:rPr>
-        <w:t>四. 测试指标</w:t>
-      </w:r>
-      <w:bookmarkEnd w:id="4"/>
-    </w:p>
+      <w:r>
+        <w:t>四. 核心度量指标体系 (Core Evaluation Metrics)</w:t>
+      </w:r>
+    </w:p>
+    <w:p>
+      <w:r>
+        <w:t>本方案摒弃了传统的单一黑盒打分，构建了涵盖“精确度、鲁棒性、可溯源性”的 3D 黄金度量矩阵，以确保智能体在真实高管应用场景下的极致可靠。</w:t>
+      </w:r>
+    </w:p>
+    <w:p/>
+    <w:p/>
     <w:tbl>
       <w:tblPr>
-        <w:tblW w:w="0" w:type="auto"/>
-        <w:tblInd w:w="0" w:type="dxa"/>
-        <w:tblBorders>
-          <w:top w:val="single" w:color="dee0e3"/>
-          <w:left w:val="single" w:color="dee0e3"/>
-          <w:bottom w:val="single" w:color="dee0e3"/>
-          <w:right w:val="single" w:color="dee0e3"/>
-          <w:insideH w:val="single" w:color="dee0e3"/>
-          <w:insideV w:val="single" w:color="dee0e3"/>
-        </w:tblBorders>
-        <w:tblLayout w:type="fixed"/>
+        <w:tblW w:type="auto" w:w="0"/>
+        <w:tblLook w:firstColumn="1" w:firstRow="1" w:lastColumn="0" w:lastRow="0" w:noHBand="0" w:noVBand="1" w:val="04A0"/>
       </w:tblPr>
       <w:tblGrid>
-        <w:gridCol w:w="1560"/>
-        <w:gridCol w:w="1680"/>
-        <w:gridCol w:w="1680"/>
-        <w:gridCol w:w="1680"/>
-        <w:gridCol w:w="1680"/>
+        <w:gridCol w:w="1728"/>
+        <w:gridCol w:w="1728"/>
+        <w:gridCol w:w="1728"/>
+        <w:gridCol w:w="1728"/>
+        <w:gridCol w:w="1728"/>
       </w:tblGrid>
       <w:tr>
         <w:tc>
           <w:tcPr>
-            <w:tcW w:w="1560" w:type="dxa"/>
-            <w:tcMar>
-              <w:top w:type="dxa" w:w="60"/>
-              <w:left w:type="dxa" w:w="120"/>
-              <w:bottom w:type="dxa" w:w="30"/>
-              <w:right w:type="dxa" w:w="120"/>
-            </w:tcMar>
-          </w:tcPr>
-          <w:p>
-            <w:pPr>
-              <w:spacing w:before="120" w:after="120" w:line="288" w:lineRule="auto"/>
-              <w:ind w:left="0"/>
-              <w:jc w:val="left"/>
-            </w:pPr>
-            <w:r>
-              <w:rPr>
-                <w:rFonts w:eastAsia="等线" w:ascii="Arial" w:cs="Arial" w:hAnsi="Arial"/>
-                <w:sz w:val="22"/>
-              </w:rPr>
-              <w:t>指标名称</w:t>
-            </w:r>
-          </w:p>
-        </w:tc>
-        <w:tc>
-          <w:tcPr>
-            <w:tcW w:w="1680" w:type="dxa"/>
-            <w:tcMar>
-              <w:top w:type="dxa" w:w="60"/>
-              <w:left w:type="dxa" w:w="120"/>
-              <w:bottom w:type="dxa" w:w="30"/>
-              <w:right w:type="dxa" w:w="120"/>
-            </w:tcMar>
-          </w:tcPr>
-          <w:p>
-            <w:pPr>
-              <w:spacing w:before="120" w:after="120" w:line="288" w:lineRule="auto"/>
-              <w:ind w:left="0"/>
-              <w:jc w:val="left"/>
-            </w:pPr>
-            <w:r>
-              <w:rPr>
-                <w:rFonts w:eastAsia="等线" w:ascii="Arial" w:cs="Arial" w:hAnsi="Arial"/>
-                <w:sz w:val="22"/>
-              </w:rPr>
-              <w:t>定义</w:t>
-            </w:r>
-          </w:p>
-        </w:tc>
-        <w:tc>
-          <w:tcPr>
-            <w:tcW w:w="1680" w:type="dxa"/>
-            <w:tcMar>
-              <w:top w:type="dxa" w:w="60"/>
-              <w:left w:type="dxa" w:w="120"/>
-              <w:bottom w:type="dxa" w:w="30"/>
-              <w:right w:type="dxa" w:w="120"/>
-            </w:tcMar>
-          </w:tcPr>
-          <w:p>
-            <w:pPr>
-              <w:spacing w:before="120" w:after="120" w:line="288" w:lineRule="auto"/>
-              <w:ind w:left="0"/>
-              <w:jc w:val="left"/>
-            </w:pPr>
-            <w:r>
-              <w:rPr>
-                <w:rFonts w:eastAsia="等线" w:ascii="Arial" w:cs="Arial" w:hAnsi="Arial"/>
-                <w:sz w:val="22"/>
-              </w:rPr>
-              <w:t>计算方式</w:t>
-            </w:r>
-          </w:p>
-        </w:tc>
-        <w:tc>
-          <w:tcPr>
-            <w:tcW w:w="1680" w:type="dxa"/>
-            <w:tcMar>
-              <w:top w:type="dxa" w:w="60"/>
-              <w:left w:type="dxa" w:w="120"/>
-              <w:bottom w:type="dxa" w:w="30"/>
-              <w:right w:type="dxa" w:w="120"/>
-            </w:tcMar>
-          </w:tcPr>
-          <w:p>
-            <w:pPr>
-              <w:spacing w:before="120" w:after="120" w:line="288" w:lineRule="auto"/>
-              <w:ind w:left="0"/>
-              <w:jc w:val="left"/>
-            </w:pPr>
-            <w:r>
-              <w:rPr>
-                <w:rFonts w:eastAsia="等线" w:ascii="Arial" w:cs="Arial" w:hAnsi="Arial"/>
-                <w:sz w:val="22"/>
-              </w:rPr>
-              <w:t>目标阈值</w:t>
-            </w:r>
-          </w:p>
-        </w:tc>
-        <w:tc>
-          <w:tcPr>
-            <w:tcW w:w="1680" w:type="dxa"/>
-            <w:tcMar>
-              <w:top w:type="dxa" w:w="60"/>
-              <w:left w:type="dxa" w:w="120"/>
-              <w:bottom w:type="dxa" w:w="30"/>
-              <w:right w:type="dxa" w:w="120"/>
-            </w:tcMar>
-          </w:tcPr>
-          <w:p>
-            <w:pPr>
-              <w:spacing w:before="120" w:after="120" w:line="288" w:lineRule="auto"/>
-              <w:ind w:left="0"/>
-              <w:jc w:val="left"/>
-            </w:pPr>
-            <w:r>
-              <w:rPr>
-                <w:rFonts w:eastAsia="等线" w:ascii="Arial" w:cs="Arial" w:hAnsi="Arial"/>
-                <w:sz w:val="22"/>
-              </w:rPr>
-              <w:t>适用问题类型</w:t>
+            <w:tcW w:type="dxa" w:w="1728"/>
+          </w:tcPr>
+          <w:p>
+            <w:r>
+              <w:t>核心度量维度</w:t>
+            </w:r>
+          </w:p>
+        </w:tc>
+        <w:tc>
+          <w:tcPr>
+            <w:tcW w:type="dxa" w:w="1728"/>
+          </w:tcPr>
+          <w:p>
+            <w:r>
+              <w:t>指标定义与评判逻辑</w:t>
+            </w:r>
+          </w:p>
+        </w:tc>
+        <w:tc>
+          <w:tcPr>
+            <w:tcW w:type="dxa" w:w="1728"/>
+          </w:tcPr>
+          <w:p>
+            <w:r>
+              <w:t>量化计算方式</w:t>
+            </w:r>
+          </w:p>
+        </w:tc>
+        <w:tc>
+          <w:tcPr>
+            <w:tcW w:type="dxa" w:w="1728"/>
+          </w:tcPr>
+          <w:p>
+            <w:r>
+              <w:t>企业级目标阈值</w:t>
+            </w:r>
+          </w:p>
+        </w:tc>
+        <w:tc>
+          <w:tcPr>
+            <w:tcW w:type="dxa" w:w="1728"/>
+          </w:tcPr>
+          <w:p>
+            <w:r>
+              <w:t>适用场景</w:t>
             </w:r>
           </w:p>
         </w:tc>
@@ -1689,127 +1605,59 @@
       <w:tr>
         <w:tc>
           <w:tcPr>
-            <w:tcW w:w="1560" w:type="dxa"/>
-            <w:tcMar>
-              <w:top w:type="dxa" w:w="60"/>
-              <w:left w:type="dxa" w:w="120"/>
-              <w:bottom w:type="dxa" w:w="30"/>
-              <w:right w:type="dxa" w:w="120"/>
-            </w:tcMar>
-          </w:tcPr>
-          <w:p>
-            <w:pPr>
-              <w:spacing w:before="120" w:after="120" w:line="288" w:lineRule="auto"/>
-              <w:ind w:left="0"/>
-              <w:jc w:val="left"/>
-            </w:pPr>
-            <w:r>
-              <w:rPr>
-                <w:rFonts w:eastAsia="等线" w:ascii="Arial" w:cs="Arial" w:hAnsi="Arial"/>
-                <w:sz w:val="22"/>
-              </w:rPr>
-              <w:t>准确性</w:t>
-            </w:r>
-          </w:p>
-        </w:tc>
-        <w:tc>
-          <w:tcPr>
-            <w:tcW w:w="1680" w:type="dxa"/>
-            <w:tcMar>
-              <w:top w:type="dxa" w:w="60"/>
-              <w:left w:type="dxa" w:w="120"/>
-              <w:bottom w:type="dxa" w:w="30"/>
-              <w:right w:type="dxa" w:w="120"/>
-            </w:tcMar>
-          </w:tcPr>
-          <w:p>
-            <w:pPr>
-              <w:spacing w:before="120" w:after="120" w:line="288" w:lineRule="auto"/>
-              <w:ind w:left="0"/>
-              <w:jc w:val="left"/>
-            </w:pPr>
-            <w:r>
-              <w:rPr>
-                <w:rFonts w:eastAsia="等线" w:ascii="Arial" w:cs="Arial" w:hAnsi="Arial"/>
-                <w:sz w:val="22"/>
-              </w:rPr>
-              <w:t>回复的对不对</w:t>
-            </w:r>
-          </w:p>
-        </w:tc>
-        <w:tc>
-          <w:tcPr>
-            <w:tcW w:w="1680" w:type="dxa"/>
-            <w:tcMar>
-              <w:top w:type="dxa" w:w="60"/>
-              <w:left w:type="dxa" w:w="120"/>
-              <w:bottom w:type="dxa" w:w="30"/>
-              <w:right w:type="dxa" w:w="120"/>
-            </w:tcMar>
-          </w:tcPr>
-          <w:p>
-            <w:pPr>
-              <w:spacing w:before="120" w:after="120" w:line="288" w:lineRule="auto"/>
-              <w:ind w:left="0"/>
-              <w:jc w:val="left"/>
-            </w:pPr>
-            <w:r>
-              <w:rPr>
-                <w:rFonts w:eastAsia="等线" w:ascii="Arial" w:cs="Arial" w:hAnsi="Arial"/>
-                <w:sz w:val="22"/>
-              </w:rPr>
-              <w:t>每条问题1-5分专家平均分</w:t>
-            </w:r>
-          </w:p>
-        </w:tc>
-        <w:tc>
-          <w:tcPr>
-            <w:tcW w:w="1680" w:type="dxa"/>
-            <w:tcMar>
-              <w:top w:type="dxa" w:w="60"/>
-              <w:left w:type="dxa" w:w="120"/>
-              <w:bottom w:type="dxa" w:w="30"/>
-              <w:right w:type="dxa" w:w="120"/>
-            </w:tcMar>
-          </w:tcPr>
-          <w:p>
-            <w:pPr>
-              <w:spacing w:before="120" w:after="120" w:line="288" w:lineRule="auto"/>
-              <w:ind w:left="0"/>
-              <w:jc w:val="left"/>
-            </w:pPr>
-            <w:r>
-              <w:rPr>
-                <w:rFonts w:eastAsia="等线" w:ascii="Arial" w:cs="Arial" w:hAnsi="Arial"/>
-                <w:sz w:val="22"/>
-                <w:shd w:fill="f76964"/>
-              </w:rPr>
-              <w:t>平均≥4.5分</w:t>
-            </w:r>
-          </w:p>
-        </w:tc>
-        <w:tc>
-          <w:tcPr>
-            <w:tcW w:w="1680" w:type="dxa"/>
-            <w:tcMar>
-              <w:top w:type="dxa" w:w="60"/>
-              <w:left w:type="dxa" w:w="120"/>
-              <w:bottom w:type="dxa" w:w="30"/>
-              <w:right w:type="dxa" w:w="120"/>
-            </w:tcMar>
-          </w:tcPr>
-          <w:p>
-            <w:pPr>
-              <w:spacing w:before="120" w:after="120" w:line="288" w:lineRule="auto"/>
-              <w:ind w:left="0"/>
-              <w:jc w:val="left"/>
-            </w:pPr>
-            <w:r>
-              <w:rPr>
-                <w:rFonts w:eastAsia="等线" w:ascii="Arial" w:cs="Arial" w:hAnsi="Arial"/>
-                <w:sz w:val="22"/>
-              </w:rPr>
-              <w:t>开放 + 非开放</w:t>
+            <w:tcW w:type="dxa" w:w="1728"/>
+          </w:tcPr>
+          <w:p>
+            <w:r>
+              <w:t>多维准确性</w:t>
+              <w:br/>
+              <w:t>(Multidimensional Accuracy)</w:t>
+            </w:r>
+          </w:p>
+        </w:tc>
+        <w:tc>
+          <w:tcPr>
+            <w:tcW w:type="dxa" w:w="1728"/>
+          </w:tcPr>
+          <w:p>
+            <w:r>
+              <w:t>事实与逻辑双重校验。确保数据检索不漏、业务计算不错、逻辑推演不偏。</w:t>
+            </w:r>
+          </w:p>
+        </w:tc>
+        <w:tc>
+          <w:tcPr>
+            <w:tcW w:type="dxa" w:w="1728"/>
+          </w:tcPr>
+          <w:p>
+            <w:r>
+              <w:t>非开放题：自动化精准比对匹配度</w:t>
+              <w:br/>
+              <w:t>开放题：LLM 裁判 1-5 分量化矩阵 (事实/洞察/建议)</w:t>
+            </w:r>
+          </w:p>
+        </w:tc>
+        <w:tc>
+          <w:tcPr>
+            <w:tcW w:type="dxa" w:w="1728"/>
+          </w:tcPr>
+          <w:p>
+            <w:r>
+              <w:t>非开放题：100%</w:t>
+              <w:br/>
+              <w:t>开放题：平均分 ≥ 4.5</w:t>
+            </w:r>
+          </w:p>
+        </w:tc>
+        <w:tc>
+          <w:tcPr>
+            <w:tcW w:type="dxa" w:w="1728"/>
+          </w:tcPr>
+          <w:p>
+            <w:r>
+              <w:t>全量题库</w:t>
+              <w:br/>
+              <w:t>(非开放 + 开放)</w:t>
             </w:r>
           </w:p>
         </w:tc>
@@ -1817,157 +1665,115 @@
       <w:tr>
         <w:tc>
           <w:tcPr>
-            <w:tcW w:w="1560" w:type="dxa"/>
-            <w:tcMar>
-              <w:top w:type="dxa" w:w="60"/>
-              <w:left w:type="dxa" w:w="120"/>
-              <w:bottom w:type="dxa" w:w="30"/>
-              <w:right w:type="dxa" w:w="120"/>
-            </w:tcMar>
-          </w:tcPr>
-          <w:p>
-            <w:pPr>
-              <w:spacing w:before="120" w:after="120" w:line="288" w:lineRule="auto"/>
-              <w:ind w:left="0"/>
-              <w:jc w:val="left"/>
-            </w:pPr>
-            <w:r>
-              <w:rPr>
-                <w:rFonts w:eastAsia="等线" w:ascii="Arial" w:cs="Arial" w:hAnsi="Arial"/>
-                <w:sz w:val="22"/>
-              </w:rPr>
-              <w:t>一致性</w:t>
-            </w:r>
-          </w:p>
-        </w:tc>
-        <w:tc>
-          <w:tcPr>
-            <w:tcW w:w="1680" w:type="dxa"/>
-            <w:tcMar>
-              <w:top w:type="dxa" w:w="60"/>
-              <w:left w:type="dxa" w:w="120"/>
-              <w:bottom w:type="dxa" w:w="30"/>
-              <w:right w:type="dxa" w:w="120"/>
-            </w:tcMar>
-          </w:tcPr>
-          <w:p>
-            <w:pPr>
-              <w:spacing w:before="120" w:after="120" w:line="288" w:lineRule="auto"/>
-              <w:ind w:left="0"/>
-              <w:jc w:val="left"/>
-            </w:pPr>
-            <w:r>
-              <w:rPr>
-                <w:rFonts w:eastAsia="等线" w:ascii="Arial" w:cs="Arial" w:hAnsi="Arial"/>
-                <w:sz w:val="22"/>
-              </w:rPr>
-              <w:t>相同问题多次运行输出相同</w:t>
-            </w:r>
-          </w:p>
-        </w:tc>
-        <w:tc>
-          <w:tcPr>
-            <w:tcW w:w="1680" w:type="dxa"/>
-            <w:tcMar>
-              <w:top w:type="dxa" w:w="60"/>
-              <w:left w:type="dxa" w:w="120"/>
-              <w:bottom w:type="dxa" w:w="30"/>
-              <w:right w:type="dxa" w:w="120"/>
-            </w:tcMar>
-          </w:tcPr>
-          <w:p>
-            <w:pPr>
-              <w:spacing w:before="120" w:after="120" w:line="288" w:lineRule="auto"/>
-              <w:ind w:left="0"/>
-              <w:jc w:val="left"/>
-            </w:pPr>
-            <w:r>
-              <w:rPr>
-                <w:rFonts w:eastAsia="等线" w:ascii="Arial" w:cs="Arial" w:hAnsi="Arial"/>
-                <w:sz w:val="22"/>
-              </w:rPr>
-              <w:t>20次运行零差异率</w:t>
-            </w:r>
-          </w:p>
-        </w:tc>
-        <w:tc>
-          <w:tcPr>
-            <w:tcW w:w="1680" w:type="dxa"/>
-            <w:tcMar>
-              <w:top w:type="dxa" w:w="60"/>
-              <w:left w:type="dxa" w:w="120"/>
-              <w:bottom w:type="dxa" w:w="30"/>
-              <w:right w:type="dxa" w:w="120"/>
-            </w:tcMar>
-          </w:tcPr>
-          <w:p>
-            <w:pPr>
-              <w:spacing w:before="120" w:after="120" w:line="288" w:lineRule="auto"/>
-              <w:ind w:left="0"/>
-              <w:jc w:val="left"/>
-            </w:pPr>
-            <w:r>
-              <w:rPr>
-                <w:rFonts w:eastAsia="等线" w:ascii="Arial" w:cs="Arial" w:hAnsi="Arial"/>
-                <w:sz w:val="22"/>
-                <w:shd w:fill="f76964"/>
-              </w:rPr>
-              <w:t>100%</w:t>
-            </w:r>
-          </w:p>
-        </w:tc>
-        <w:tc>
-          <w:tcPr>
-            <w:tcW w:w="1680" w:type="dxa"/>
-            <w:tcMar>
-              <w:top w:type="dxa" w:w="60"/>
-              <w:left w:type="dxa" w:w="120"/>
-              <w:bottom w:type="dxa" w:w="30"/>
-              <w:right w:type="dxa" w:w="120"/>
-            </w:tcMar>
-          </w:tcPr>
-          <w:p>
-            <w:pPr>
-              <w:spacing w:before="120" w:after="120" w:line="288" w:lineRule="auto"/>
-              <w:ind w:left="0"/>
-              <w:jc w:val="left"/>
-            </w:pPr>
-            <w:r>
-              <w:rPr>
-                <w:rFonts w:eastAsia="等线" w:ascii="Arial" w:cs="Arial" w:hAnsi="Arial"/>
-                <w:sz w:val="22"/>
-              </w:rPr>
-              <w:t>两者均适用</w:t>
+            <w:tcW w:type="dxa" w:w="1728"/>
+          </w:tcPr>
+          <w:p>
+            <w:r>
+              <w:t>一致性与鲁棒性</w:t>
+              <w:br/>
+              <w:t>(Consistency &amp; Robustness)</w:t>
+            </w:r>
+          </w:p>
+        </w:tc>
+        <w:tc>
+          <w:tcPr>
+            <w:tcW w:type="dxa" w:w="1728"/>
+          </w:tcPr>
+          <w:p>
+            <w:r>
+              <w:t>面对相同的高阶经营提问或存在微小扰动的 Prompt 时，系统能否提供绝对稳定的解答输出。</w:t>
+            </w:r>
+          </w:p>
+        </w:tc>
+        <w:tc>
+          <w:tcPr>
+            <w:tcW w:type="dxa" w:w="1728"/>
+          </w:tcPr>
+          <w:p>
+            <w:r>
+              <w:t>高并发压力测试下，对同一问题抽样 20 次并计算输出结果的零差异比率。</w:t>
+            </w:r>
+          </w:p>
+        </w:tc>
+        <w:tc>
+          <w:tcPr>
+            <w:tcW w:type="dxa" w:w="1728"/>
+          </w:tcPr>
+          <w:p>
+            <w:r>
+              <w:t>100% 零差异率</w:t>
+            </w:r>
+          </w:p>
+        </w:tc>
+        <w:tc>
+          <w:tcPr>
+            <w:tcW w:type="dxa" w:w="1728"/>
+          </w:tcPr>
+          <w:p>
+            <w:r>
+              <w:t>重点针对大额合同与高危商机类的严谨查询</w:t>
+            </w:r>
+          </w:p>
+        </w:tc>
+      </w:tr>
+      <w:tr>
+        <w:tc>
+          <w:tcPr>
+            <w:tcW w:type="dxa" w:w="1728"/>
+          </w:tcPr>
+          <w:p>
+            <w:r>
+              <w:t>零幻觉溯源率</w:t>
+              <w:br/>
+              <w:t>(Zero-Hallucination)</w:t>
+            </w:r>
+          </w:p>
+        </w:tc>
+        <w:tc>
+          <w:tcPr>
+            <w:tcW w:type="dxa" w:w="1728"/>
+          </w:tcPr>
+          <w:p>
+            <w:r>
+              <w:t>输出文本中引用的任意具体数值、阶段名称或最终用户实体，必须 100% 拥有底层测试数据集的引用依据凭证。严防模型脑补。</w:t>
+            </w:r>
+          </w:p>
+        </w:tc>
+        <w:tc>
+          <w:tcPr>
+            <w:tcW w:type="dxa" w:w="1728"/>
+          </w:tcPr>
+          <w:p>
+            <w:r>
+              <w:t>实体链接穿透率计算：由 LLM 裁判提取数值/实体，并交由脚本与源库比对，计算捏造实体个数。</w:t>
+            </w:r>
+          </w:p>
+        </w:tc>
+        <w:tc>
+          <w:tcPr>
+            <w:tcW w:type="dxa" w:w="1728"/>
+          </w:tcPr>
+          <w:p>
+            <w:r>
+              <w:t>绝对 0 幻觉</w:t>
+              <w:br/>
+              <w:t>(容忍度 0%)</w:t>
+            </w:r>
+          </w:p>
+        </w:tc>
+        <w:tc>
+          <w:tcPr>
+            <w:tcW w:type="dxa" w:w="1728"/>
+          </w:tcPr>
+          <w:p>
+            <w:r>
+              <w:t>全量开放问题深度分析段落</w:t>
             </w:r>
           </w:p>
         </w:tc>
       </w:tr>
     </w:tbl>
-    <w:p>
-      <w:pPr>
-        <w:numPr>
-          <w:numId w:val="18"/>
-        </w:numPr>
-        <w:spacing w:before="120" w:after="120" w:line="288" w:lineRule="auto"/>
-        <w:ind w:left="0"/>
-        <w:jc w:val="left"/>
-      </w:pPr>
-      <w:r>
-        <w:rPr>
-          <w:rFonts w:eastAsia="等线" w:ascii="Arial" w:cs="Arial" w:hAnsi="Arial"/>
-          <w:b w:val="true"/>
-          <w:sz w:val="22"/>
-        </w:rPr>
-        <w:t>综合通过</w:t>
-      </w:r>
-      <w:r>
-        <w:rPr>
-          <w:rFonts w:eastAsia="等线" w:ascii="Arial" w:cs="Arial" w:hAnsi="Arial"/>
-          <w:sz w:val="22"/>
-        </w:rPr>
-        <w:t>：准确性≥4.5分 + 一致性100% 。</w:t>
-      </w:r>
-    </w:p>
+    <w:p/>
     <w:p>
       <w:pPr/>
       <w:r>

--- a/test_plan/经分智能体测试方案2.0.docx
+++ b/test_plan/经分智能体测试方案2.0.docx
@@ -114,6 +114,45 @@
       </w:r>
     </w:p>
     <w:p>
+      <w:r>
+        <w:rPr>
+          <w:b/>
+        </w:rPr>
+        <w:t>1. 评测输入源 (Input Vectors)：</w:t>
+      </w:r>
+    </w:p>
+    <w:p>
+      <w:r>
+        <w:t>依托真实的业务系统快照构建动态测试集（测试数据.xlsx），提取出包含 80 道高拟真度复合型经营问题的全量题库，实现对基础事实提取与高阶商业逻辑推演的双重压测。</w:t>
+      </w:r>
+    </w:p>
+    <w:p>
+      <w:r>
+        <w:rPr>
+          <w:b/>
+        </w:rPr>
+        <w:t>2. 触发与交互方式 (Execution Modality)：</w:t>
+      </w:r>
+    </w:p>
+    <w:p>
+      <w:r>
+        <w:t>摒弃传统的人工点选，全面采用 RPA (Robotic Process Automation) 引擎直接挂载智能体的前端 UI。通过自动注入问题集并实时监听抓取流式响应结果，实现闭环全异步跑批。</w:t>
+      </w:r>
+    </w:p>
+    <w:p>
+      <w:r>
+        <w:rPr>
+          <w:b/>
+        </w:rPr>
+        <w:t>3. 评测维度分类 (Taxonomy of Queries)：</w:t>
+      </w:r>
+    </w:p>
+    <w:p>
+      <w:r>
+        <w:t>为全面摸底大模型的能力边界，将测试题库解耦为“确定性事实”与“主观性推演”两大阵列：</w:t>
+      </w:r>
+    </w:p>
+    <w:p>
       <w:pPr>
         <w:pStyle w:val="4"/>
         <w:spacing w:before="260" w:after="120" w:line="288" w:lineRule="auto"/>
@@ -121,105 +160,8 @@
         <w:jc w:val="left"/>
         <w:outlineLvl w:val="3"/>
       </w:pPr>
-      <w:bookmarkStart w:name="heading_2" w:id="2"/>
-      <w:r>
-        <w:rPr>
-          <w:rFonts w:eastAsia="等线" w:ascii="Arial" w:cs="Arial" w:hAnsi="Arial"/>
-          <w:b w:val="true"/>
-          <w:sz w:val="28"/>
-        </w:rPr>
-        <w:t>二. 测试范围</w:t>
-      </w:r>
-      <w:bookmarkEnd w:id="2"/>
-    </w:p>
-    <w:p>
-      <w:pPr>
-        <w:numPr>
-          <w:numId w:val="3"/>
-        </w:numPr>
-        <w:spacing w:before="120" w:after="120" w:line="288" w:lineRule="auto"/>
-        <w:ind w:left="0"/>
-        <w:jc w:val="left"/>
-      </w:pPr>
-      <w:r>
-        <w:rPr>
-          <w:rFonts w:eastAsia="等线" w:ascii="Arial" w:cs="Arial" w:hAnsi="Arial"/>
-          <w:b w:val="true"/>
-          <w:sz w:val="22"/>
-        </w:rPr>
-        <w:t>输入</w:t>
-      </w:r>
-      <w:r>
-        <w:rPr>
-          <w:rFonts w:eastAsia="等线" w:ascii="Arial" w:cs="Arial" w:hAnsi="Arial"/>
-          <w:sz w:val="22"/>
-        </w:rPr>
-        <w:t>：构造问题集（</w:t>
-      </w:r>
-      <w:r>
-        <w:rPr>
-          <w:rFonts w:eastAsia="等线" w:ascii="Arial" w:cs="Arial" w:hAnsi="Arial"/>
-          <w:sz w:val="22"/>
-          <w:shd w:fill="fff67a"/>
-        </w:rPr>
-        <w:t>80-100个</w:t>
-      </w:r>
-      <w:r>
-        <w:rPr>
-          <w:rFonts w:eastAsia="等线" w:ascii="Arial" w:cs="Arial" w:hAnsi="Arial"/>
-          <w:sz w:val="22"/>
-        </w:rPr>
-        <w:t>）。</w:t>
-      </w:r>
-    </w:p>
-    <w:p>
-      <w:pPr>
-        <w:numPr>
-          <w:numId w:val="4"/>
-        </w:numPr>
-        <w:spacing w:before="120" w:after="120" w:line="288" w:lineRule="auto"/>
-        <w:ind w:left="0"/>
-        <w:jc w:val="left"/>
-      </w:pPr>
-      <w:r>
-        <w:rPr>
-          <w:rFonts w:eastAsia="等线" w:ascii="Arial" w:cs="Arial" w:hAnsi="Arial"/>
-          <w:b w:val="true"/>
-          <w:sz w:val="22"/>
-        </w:rPr>
-        <w:t>方式</w:t>
-      </w:r>
-      <w:r>
-        <w:rPr>
-          <w:rFonts w:eastAsia="等线" w:ascii="Arial" w:cs="Arial" w:hAnsi="Arial"/>
-          <w:sz w:val="22"/>
-        </w:rPr>
-        <w:t>：通过大模型对话接口输入问题，记录回复。</w:t>
-      </w:r>
-    </w:p>
-    <w:p>
-      <w:pPr>
-        <w:numPr>
-          <w:numId w:val="5"/>
-        </w:numPr>
-        <w:spacing w:before="120" w:after="120" w:line="288" w:lineRule="auto"/>
-        <w:ind w:left="0"/>
-        <w:jc w:val="left"/>
-      </w:pPr>
-      <w:r>
-        <w:rPr>
-          <w:rFonts w:eastAsia="等线" w:ascii="Arial" w:cs="Arial" w:hAnsi="Arial"/>
-          <w:b w:val="true"/>
-          <w:sz w:val="22"/>
-        </w:rPr>
-        <w:t>问题分类</w:t>
-      </w:r>
-      <w:r>
-        <w:rPr>
-          <w:rFonts w:eastAsia="等线" w:ascii="Arial" w:cs="Arial" w:hAnsi="Arial"/>
-          <w:sz w:val="22"/>
-        </w:rPr>
-        <w:t>（两大类）：</w:t>
+      <w:r>
+        <w:t>二. 测试范围与边界定界 (Test Scope &amp; Boundaries)</w:t>
       </w:r>
     </w:p>
     <w:tbl>
@@ -254,17 +196,8 @@
             </w:tcMar>
           </w:tcPr>
           <w:p>
-            <w:pPr>
-              <w:spacing w:before="120" w:after="120" w:line="288" w:lineRule="auto"/>
-              <w:ind w:left="0"/>
-              <w:jc w:val="left"/>
-            </w:pPr>
-            <w:r>
-              <w:rPr>
-                <w:rFonts w:eastAsia="等线" w:ascii="Arial" w:cs="Arial" w:hAnsi="Arial"/>
-                <w:sz w:val="22"/>
-              </w:rPr>
-              <w:t>类型</w:t>
+            <w:r>
+              <w:t>问题阵列</w:t>
             </w:r>
           </w:p>
         </w:tc>
@@ -279,17 +212,8 @@
             </w:tcMar>
           </w:tcPr>
           <w:p>
-            <w:pPr>
-              <w:spacing w:before="120" w:after="120" w:line="288" w:lineRule="auto"/>
-              <w:ind w:left="0"/>
-              <w:jc w:val="left"/>
-            </w:pPr>
-            <w:r>
-              <w:rPr>
-                <w:rFonts w:eastAsia="等线" w:ascii="Arial" w:cs="Arial" w:hAnsi="Arial"/>
-                <w:sz w:val="22"/>
-              </w:rPr>
-              <w:t>定义与示例</w:t>
+            <w:r>
+              <w:t>能力定义与指令范式</w:t>
             </w:r>
           </w:p>
         </w:tc>
@@ -304,17 +228,8 @@
             </w:tcMar>
           </w:tcPr>
           <w:p>
-            <w:pPr>
-              <w:spacing w:before="120" w:after="120" w:line="288" w:lineRule="auto"/>
-              <w:ind w:left="0"/>
-              <w:jc w:val="left"/>
-            </w:pPr>
-            <w:r>
-              <w:rPr>
-                <w:rFonts w:eastAsia="等线" w:ascii="Arial" w:cs="Arial" w:hAnsi="Arial"/>
-                <w:sz w:val="22"/>
-              </w:rPr>
-              <w:t>数量建议</w:t>
+            <w:r>
+              <w:t>题库配比</w:t>
             </w:r>
           </w:p>
         </w:tc>
@@ -329,17 +244,8 @@
             </w:tcMar>
           </w:tcPr>
           <w:p>
-            <w:pPr>
-              <w:spacing w:before="120" w:after="120" w:line="288" w:lineRule="auto"/>
-              <w:ind w:left="0"/>
-              <w:jc w:val="left"/>
-            </w:pPr>
-            <w:r>
-              <w:rPr>
-                <w:rFonts w:eastAsia="等线" w:ascii="Arial" w:cs="Arial" w:hAnsi="Arial"/>
-                <w:sz w:val="22"/>
-              </w:rPr>
-              <w:t>判断重点</w:t>
+            <w:r>
+              <w:t>核心锚点</w:t>
             </w:r>
           </w:p>
         </w:tc>
@@ -356,25 +262,11 @@
             </w:tcMar>
           </w:tcPr>
           <w:p>
-            <w:pPr>
-              <w:spacing w:before="120" w:after="120" w:line="288" w:lineRule="auto"/>
-              <w:ind w:left="0"/>
-              <w:jc w:val="left"/>
-            </w:pPr>
-            <w:r>
-              <w:rPr>
-                <w:rFonts w:eastAsia="等线" w:ascii="Arial" w:cs="Arial" w:hAnsi="Arial"/>
-                <w:sz w:val="22"/>
-              </w:rPr>
+            <w:r>
               <w:t>非开放问题</w:t>
-            </w:r>
-          </w:p>
-          <w:p>
-            <w:pPr>
-              <w:spacing w:before="120" w:after="120" w:line="288" w:lineRule="auto"/>
-              <w:ind w:left="0"/>
-              <w:jc w:val="left"/>
-            </w:pPr>
+              <w:br/>
+              <w:t>(Fact-Based)</w:t>
+            </w:r>
           </w:p>
         </w:tc>
         <w:tc>
@@ -388,32 +280,10 @@
             </w:tcMar>
           </w:tcPr>
           <w:p>
-            <w:pPr>
-              <w:spacing w:before="120" w:after="120" w:line="288" w:lineRule="auto"/>
-              <w:ind w:left="0"/>
-              <w:jc w:val="left"/>
-            </w:pPr>
-            <w:r>
-              <w:rPr>
-                <w:rFonts w:eastAsia="等线" w:ascii="Arial" w:cs="Arial" w:hAnsi="Arial"/>
-                <w:sz w:val="22"/>
-              </w:rPr>
-              <w:t>客观事实查询，有明确标准答案（</w:t>
-            </w:r>
-            <w:r>
-              <w:rPr>
-                <w:rFonts w:eastAsia="等线" w:ascii="Arial" w:cs="Arial" w:hAnsi="Arial"/>
-                <w:sz w:val="22"/>
-                <w:shd w:fill="fff67a"/>
-              </w:rPr>
-              <w:t>数值/列表</w:t>
-            </w:r>
-            <w:r>
-              <w:rPr>
-                <w:rFonts w:eastAsia="等线" w:ascii="Arial" w:cs="Arial" w:hAnsi="Arial"/>
-                <w:sz w:val="22"/>
-              </w:rPr>
-              <w:t>）。示例：“当前商机储备总额是多少？”“高风险商机Top3有哪些？”</w:t>
+            <w:r>
+              <w:t>客观事实检索，具备绝对唯一的 Ground Truth。</w:t>
+              <w:br/>
+              <w:t>示例：“净利率最高的合同是哪一个？”</w:t>
             </w:r>
           </w:p>
         </w:tc>
@@ -428,25 +298,11 @@
             </w:tcMar>
           </w:tcPr>
           <w:p>
-            <w:pPr>
-              <w:spacing w:before="120" w:after="120" w:line="288" w:lineRule="auto"/>
-              <w:ind w:left="0"/>
-              <w:jc w:val="left"/>
-            </w:pPr>
-            <w:r>
-              <w:rPr>
-                <w:rFonts w:eastAsia="等线" w:ascii="Arial" w:cs="Arial" w:hAnsi="Arial"/>
-                <w:sz w:val="22"/>
-              </w:rPr>
-              <w:t>50-60个</w:t>
-            </w:r>
-          </w:p>
-          <w:p>
-            <w:pPr>
-              <w:spacing w:before="120" w:after="120" w:line="288" w:lineRule="auto"/>
-              <w:ind w:left="0"/>
-              <w:jc w:val="left"/>
-            </w:pPr>
+            <w:r>
+              <w:t>50 道</w:t>
+              <w:br/>
+              <w:t>(高阶逻辑)</w:t>
+            </w:r>
           </w:p>
         </w:tc>
         <w:tc>
@@ -460,25 +316,9 @@
             </w:tcMar>
           </w:tcPr>
           <w:p>
-            <w:pPr>
-              <w:spacing w:before="120" w:after="120" w:line="288" w:lineRule="auto"/>
-              <w:ind w:left="0"/>
-              <w:jc w:val="left"/>
-            </w:pPr>
-            <w:r>
-              <w:rPr>
-                <w:rFonts w:eastAsia="等线" w:ascii="Arial" w:cs="Arial" w:hAnsi="Arial"/>
-                <w:sz w:val="22"/>
-              </w:rPr>
-              <w:t>准确性（事实匹配）</w:t>
-            </w:r>
-          </w:p>
-          <w:p>
-            <w:pPr>
-              <w:spacing w:before="120" w:after="120" w:line="288" w:lineRule="auto"/>
-              <w:ind w:left="0"/>
-              <w:jc w:val="left"/>
-            </w:pPr>
+            <w:r>
+              <w:t>数据提取精准度、跨表聚合能力</w:t>
+            </w:r>
           </w:p>
         </w:tc>
       </w:tr>
@@ -494,25 +334,11 @@
             </w:tcMar>
           </w:tcPr>
           <w:p>
-            <w:pPr>
-              <w:spacing w:before="120" w:after="120" w:line="288" w:lineRule="auto"/>
-              <w:ind w:left="0"/>
-              <w:jc w:val="left"/>
-            </w:pPr>
-            <w:r>
-              <w:rPr>
-                <w:rFonts w:eastAsia="等线" w:ascii="Arial" w:cs="Arial" w:hAnsi="Arial"/>
-                <w:sz w:val="22"/>
-              </w:rPr>
+            <w:r>
               <w:t>开放问题</w:t>
-            </w:r>
-          </w:p>
-          <w:p>
-            <w:pPr>
-              <w:spacing w:before="120" w:after="120" w:line="288" w:lineRule="auto"/>
-              <w:ind w:left="0"/>
-              <w:jc w:val="left"/>
-            </w:pPr>
+              <w:br/>
+              <w:t>(Insight-Based)</w:t>
+            </w:r>
           </w:p>
         </w:tc>
         <w:tc>
@@ -526,17 +352,10 @@
             </w:tcMar>
           </w:tcPr>
           <w:p>
-            <w:pPr>
-              <w:spacing w:before="120" w:after="120" w:line="288" w:lineRule="auto"/>
-              <w:ind w:left="0"/>
-              <w:jc w:val="left"/>
-            </w:pPr>
-            <w:r>
-              <w:rPr>
-                <w:rFonts w:eastAsia="等线" w:ascii="Arial" w:cs="Arial" w:hAnsi="Arial"/>
-                <w:sz w:val="22"/>
-              </w:rPr>
-              <w:t>主观分析/根因/建议，需要推理。示例：“为什么商机缺口大？”“给出高风险商机缓解建议。”</w:t>
+            <w:r>
+              <w:t>主观归纳与经营诊断，需提供三段式推理引擎输出。</w:t>
+              <w:br/>
+              <w:t>示例：“为什么杨帆利润这么低？请给出管理对策。”</w:t>
             </w:r>
           </w:p>
         </w:tc>
@@ -551,25 +370,11 @@
             </w:tcMar>
           </w:tcPr>
           <w:p>
-            <w:pPr>
-              <w:spacing w:before="120" w:after="120" w:line="288" w:lineRule="auto"/>
-              <w:ind w:left="0"/>
-              <w:jc w:val="left"/>
-            </w:pPr>
-            <w:r>
-              <w:rPr>
-                <w:rFonts w:eastAsia="等线" w:ascii="Arial" w:cs="Arial" w:hAnsi="Arial"/>
-                <w:sz w:val="22"/>
-              </w:rPr>
-              <w:t>30-40个</w:t>
-            </w:r>
-          </w:p>
-          <w:p>
-            <w:pPr>
-              <w:spacing w:before="120" w:after="120" w:line="288" w:lineRule="auto"/>
-              <w:ind w:left="0"/>
-              <w:jc w:val="left"/>
-            </w:pPr>
+            <w:r>
+              <w:t>30 道</w:t>
+              <w:br/>
+              <w:t>(灵魂拷问)</w:t>
+            </w:r>
           </w:p>
         </w:tc>
         <w:tc>
@@ -583,25 +388,9 @@
             </w:tcMar>
           </w:tcPr>
           <w:p>
-            <w:pPr>
-              <w:spacing w:before="120" w:after="120" w:line="288" w:lineRule="auto"/>
-              <w:ind w:left="0"/>
-              <w:jc w:val="left"/>
-            </w:pPr>
-            <w:r>
-              <w:rPr>
-                <w:rFonts w:eastAsia="等线" w:ascii="Arial" w:cs="Arial" w:hAnsi="Arial"/>
-                <w:sz w:val="22"/>
-              </w:rPr>
-              <w:t>准确性（事实准 + 逻辑严 + 建议可行）</w:t>
-            </w:r>
-          </w:p>
-          <w:p>
-            <w:pPr>
-              <w:spacing w:before="120" w:after="120" w:line="288" w:lineRule="auto"/>
-              <w:ind w:left="0"/>
-              <w:jc w:val="left"/>
-            </w:pPr>
+            <w:r>
+              <w:t>事实零幻觉、商业逻辑严密性、对策可行性</w:t>
+            </w:r>
           </w:p>
         </w:tc>
       </w:tr>

--- a/test_plan/经分智能体测试方案2.0.docx
+++ b/test_plan/经分智能体测试方案2.0.docx
@@ -396,6 +396,203 @@
       </w:tr>
     </w:tbl>
     <w:p>
+      <w:r>
+        <w:t xml:space="preserve">  &gt; LLM裁判打分逻辑：完全缺失真实的系统数据支撑（扣 2 分），归因流于表面且无视真实的排除原因记录（扣 1 分），给出的建议极其宽泛空洞，属于无效的车轱辘话（扣 1 分）。总计判 1 分，系统立即触发红灯人工复检。</w:t>
+      </w:r>
+    </w:p>
+    <w:p>
+      <w:r>
+        <w:t>• 🔴 智能体低分回复示例（1 - 2 分）：“数智运营产品线商机转化率低主要是因为前端销售团队不够努力，产品缺乏吸引力。建议大家多跑一线跟客户沟通，了解客户真实想法，争取多签单。”</w:t>
+      </w:r>
+    </w:p>
+    <w:p>
+      <w:r>
+        <w:t xml:space="preserve">  &gt; LLM裁判打分逻辑：覆盖了约 51% 的核心数据（得2分），精准指出延期与条款两项流失根因（得1.5分），给出的梯次报价与防延期追踪建议完全具备实操性（得1.5分），总计满分 5 分。</w:t>
+      </w:r>
+    </w:p>
+    <w:p>
+      <w:r>
+        <w:t>• 🟢 智能体高分回复示例（4.5 - 5 分）：“目前数智运营产品线赢单率徘徊在 51% 左右，主要痛点在于商务条款分歧以及项目审批延期导致大量商机流失。建议针对延期现象设立阶段停留红线并加强追踪；针对商务难点，方案团队应推出敏捷版/豪华版的梯次化报价策略，以提升最终转化。”</w:t>
+      </w:r>
+    </w:p>
+    <w:p>
+      <w:r>
+        <w:t xml:space="preserve">  3) 落地建议：建立里程碑追踪防延期，推出模块化/分级报价方案降低商务门槛。</w:t>
+      </w:r>
+    </w:p>
+    <w:p>
+      <w:r>
+        <w:t xml:space="preserve">  2) 洞察与分析：转化偏低的核心流失原因为“项目周期拖延”与“商务价格底线未达成一致”。</w:t>
+      </w:r>
+    </w:p>
+    <w:p>
+      <w:r>
+        <w:t xml:space="preserve">  1) 事实与数据：赢单率约 51.37%，排除原因 Top2 为商务条款(25个)与延期(25个)。</w:t>
+      </w:r>
+    </w:p>
+    <w:p>
+      <w:r>
+        <w:t>• 标准评估基准（三段式 Target）：</w:t>
+      </w:r>
+    </w:p>
+    <w:p>
+      <w:r>
+        <w:t>• 测试提问：“为什么数智运营产品线的商机转化率偏低？请结合数据给出破局建议。”</w:t>
+      </w:r>
+    </w:p>
+    <w:p>
+      <w:r>
+        <w:rPr>
+          <w:b/>
+        </w:rPr>
+        <w:t>【示例 B】开放问题（主观洞察与策略推演）</w:t>
+      </w:r>
+    </w:p>
+    <w:p/>
+    <w:p>
+      <w:r>
+        <w:t xml:space="preserve">  &gt; 自动化脚本判定：提取数值为 25，与事实严重不符，判定为计算错误或出现幻觉，自动判为 0 分。</w:t>
+      </w:r>
+    </w:p>
+    <w:p>
+      <w:r>
+        <w:t>• 🔴 低分回复示例（0 分）：“当前此类大额低利合同共有 25 个，主要集中在软件智能业务线。”</w:t>
+      </w:r>
+    </w:p>
+    <w:p>
+      <w:r>
+        <w:t xml:space="preserve">  &gt; 自动化脚本判定：正则精准提取到核心数值 28，与 Ground Truth 完全等值匹配，自动判为满分。</w:t>
+      </w:r>
+    </w:p>
+    <w:p>
+      <w:r>
+        <w:t>• 🟢 高分回复示例（满分 5 分）：“根据系统数据查询，当前金额超千万且净利率&lt;10%的合同共有 28 个。”</w:t>
+      </w:r>
+    </w:p>
+    <w:p>
+      <w:r>
+        <w:t>• Ground Truth（系统真理）：28</w:t>
+      </w:r>
+    </w:p>
+    <w:p>
+      <w:r>
+        <w:t>• 测试提问：“当前总金额超千万且净利率低于 10% 的大额低利润合同共有多少个？”</w:t>
+      </w:r>
+    </w:p>
+    <w:p>
+      <w:r>
+        <w:rPr>
+          <w:b/>
+        </w:rPr>
+        <w:t>【示例 A】非开放问题（客观事实与逻辑计算）</w:t>
+      </w:r>
+    </w:p>
+    <w:p/>
+    <w:p>
+      <w:r>
+        <w:t>为了更直观地展示打分逻辑，以下提供了开放与非开放问题的标准范例与评分解析：</w:t>
+      </w:r>
+    </w:p>
+    <w:p>
+      <w:r>
+        <w:rPr>
+          <w:b/>
+        </w:rPr>
+        <w:t>3. 测试用例与评分展示（典型示例）</w:t>
+      </w:r>
+    </w:p>
+    <w:p/>
+    <w:p>
+      <w:r>
+        <w:t>4) 人工兜底 (Human-in-the-loop)：仅对裁判大模型给出异常低分（&lt;3分）或涉嫌严重幻觉的极端 Case 触发人工介入复检。</w:t>
+      </w:r>
+    </w:p>
+    <w:p>
+      <w:r>
+        <w:t>3) 量化定级：由裁判大模型以专家视角输出分数（1-5分）与详细的扣分理由。</w:t>
+      </w:r>
+    </w:p>
+    <w:p>
+      <w:r>
+        <w:t>2) 裁判审阅：评测脚本循环读取“用户提问 + 三段式标准答案 + 智能体实际回复”，将三者拼装进入裁判大模型的 Prompt 模板。</w:t>
+      </w:r>
+    </w:p>
+    <w:p>
+      <w:r>
+        <w:t>1) 数据捕获：通过 RPA 脚本批量拉取智能体对 30 道开放题的实际回答，落盘至 result.xlsx 的“智能体回复”列。</w:t>
+      </w:r>
+    </w:p>
+    <w:p>
+      <w:r>
+        <w:t>自动化测试实施路径：</w:t>
+      </w:r>
+    </w:p>
+    <w:p/>
+    <w:p>
+      <w:r>
+        <w:t>• 落地与建议层（30%权重，满分1.5分）：是否输出了具备实操性、针对性的经营管理对策。</w:t>
+      </w:r>
+    </w:p>
+    <w:p>
+      <w:r>
+        <w:t>• 归纳与分析层（30%权重，满分1.5分）：是否将冷冰冰的数据转化为有业务深度的根因洞察。</w:t>
+      </w:r>
+    </w:p>
+    <w:p>
+      <w:r>
+        <w:t>• 事实与数据层（40%权重，满分2分）：是否精准找对底层数据，严防任何虚构或数据混用（幻觉）。</w:t>
+      </w:r>
+    </w:p>
+    <w:p>
+      <w:r>
+        <w:t>忽略智能体回答的表面排版格式，纯粹穿透底层语义，考察其是否涵盖三大核心考核点：</w:t>
+      </w:r>
+    </w:p>
+    <w:p>
+      <w:r>
+        <w:t>核心评估理念：</w:t>
+      </w:r>
+    </w:p>
+    <w:p/>
+    <w:p>
+      <w:r>
+        <w:t>鉴于大模型（智能体）的输出为非结构化自由文本，测试方案引入高阶大模型作为自动化裁判。</w:t>
+      </w:r>
+    </w:p>
+    <w:p>
+      <w:r>
+        <w:rPr>
+          <w:b/>
+        </w:rPr>
+        <w:t>2. 开放问题（LLM-as-a-Judge 智能裁判法）</w:t>
+      </w:r>
+    </w:p>
+    <w:p/>
+    <w:p>
+      <w:r>
+        <w:t>• 执行方法：自动化脚本对比智能体的文本输出，精准核对数字大小、排名顺序及名单是否匹配，完全匹配则得满分（5分），残缺或错误自动扣分，彻底杜绝主观偏差。</w:t>
+      </w:r>
+    </w:p>
+    <w:p>
+      <w:r>
+        <w:t>• 比对标准：提前基于测试数据集计算所得的绝对真理（Ground Truth）。</w:t>
+      </w:r>
+    </w:p>
+    <w:p>
+      <w:r>
+        <w:rPr>
+          <w:b/>
+        </w:rPr>
+        <w:t>1. 非开放问题（硬性比对）</w:t>
+      </w:r>
+    </w:p>
+    <w:p/>
+    <w:p>
+      <w:r>
+        <w:t>本方案摒弃纯人工审阅，全面拥抱自动化与智能化评估。</w:t>
+      </w:r>
+    </w:p>
+    <w:p>
       <w:pPr>
         <w:pStyle w:val="4"/>
         <w:spacing w:before="260" w:after="120" w:line="288" w:lineRule="auto"/>
@@ -403,16 +600,9 @@
         <w:jc w:val="left"/>
         <w:outlineLvl w:val="3"/>
       </w:pPr>
-      <w:bookmarkStart w:name="heading_3" w:id="3"/>
-      <w:r>
-        <w:rPr>
-          <w:rFonts w:eastAsia="等线" w:ascii="Arial" w:cs="Arial" w:hAnsi="Arial"/>
-          <w:b w:val="true"/>
-          <w:sz w:val="28"/>
-        </w:rPr>
-        <w:t>三. 判断方法</w:t>
-      </w:r>
-      <w:bookmarkEnd w:id="3"/>
+      <w:r>
+        <w:t>三. 自动化打分与判断方法</w:t>
+      </w:r>
     </w:p>
     <w:p>
       <w:pPr>
@@ -420,9 +610,6 @@
         <w:ind w:left="0"/>
         <w:jc w:val="left"/>
       </w:pPr>
-      <w:r>
-        <w:t>采用自动化验证体系，非开放问题直接手动计算回复值作为Ground Truth（基于完整的测试数据和字段计算路径），量化准确性。另外开放性问题待定。</w:t>
-      </w:r>
     </w:p>
     <w:p>
       <w:pPr>
@@ -433,9 +620,6 @@
         <w:ind w:left="0"/>
         <w:jc w:val="left"/>
       </w:pPr>
-      <w:r>
-        <w:t>非开放问题（客观事实类，脚本自动化比对）：</w:t>
-      </w:r>
     </w:p>
     <w:p>
       <w:pPr>
@@ -446,21 +630,6 @@
         <w:ind w:left="453"/>
         <w:jc w:val="left"/>
       </w:pPr>
-      <w:r>
-        <w:rPr>
-          <w:rFonts w:eastAsia="等线" w:ascii="Arial" w:cs="Arial" w:hAnsi="Arial"/>
-          <w:b w:val="true"/>
-          <w:sz w:val="22"/>
-        </w:rPr>
-        <w:t>标准</w:t>
-      </w:r>
-      <w:r>
-        <w:rPr>
-          <w:rFonts w:eastAsia="等线" w:ascii="Arial" w:cs="Arial" w:hAnsi="Arial"/>
-          <w:sz w:val="22"/>
-        </w:rPr>
-        <w:t>：预定义的Ground Truth（0或者1）。</w:t>
-      </w:r>
     </w:p>
     <w:p>
       <w:pPr>
@@ -471,21 +640,6 @@
         <w:ind w:left="453"/>
         <w:jc w:val="left"/>
       </w:pPr>
-      <w:r>
-        <w:rPr>
-          <w:rFonts w:eastAsia="等线" w:ascii="Arial" w:cs="Arial" w:hAnsi="Arial"/>
-          <w:b w:val="true"/>
-          <w:sz w:val="22"/>
-        </w:rPr>
-        <w:t>方法</w:t>
-      </w:r>
-      <w:r>
-        <w:rPr>
-          <w:rFonts w:eastAsia="等线" w:ascii="Arial" w:cs="Arial" w:hAnsi="Arial"/>
-          <w:sz w:val="22"/>
-        </w:rPr>
-        <w:t>：</w:t>
-      </w:r>
     </w:p>
     <w:p>
       <w:pPr>
@@ -496,42 +650,12 @@
         <w:ind w:left="907"/>
         <w:jc w:val="left"/>
       </w:pPr>
-      <w:r>
-        <w:t>自动化对比：拿经分智能体的回复跟Ground Truth的值进行对比，下面是给分标准：</w:t>
-      </w:r>
     </w:p>
     <w:p>
       <w:pPr>
         <w:spacing w:before="120" w:after="120" w:line="288" w:lineRule="auto"/>
         <w:ind w:left="907"/>
       </w:pPr>
-      <w:r>
-        <w:object>
-          <v:shapetype coordsize="21600,21600" filled="f" id="_x0000_t75" o:preferrelative="t" path="m@4@5l@4@11@9@11@9@5xe" stroked="f" o:spt="75.0">
-            <v:stroke joinstyle="miter"/>
-            <v:formulas>
-              <v:f eqn="if lineDrawn pixelLineWidth 0"/>
-              <v:f eqn="sum @0 1 0"/>
-              <v:f eqn="sum 0 0 @1"/>
-              <v:f eqn="prod @2 1 2"/>
-              <v:f eqn="prod @3 21600 pixelWidth"/>
-              <v:f eqn="prod @3 21600 pixelHeight"/>
-              <v:f eqn="sum @0 0 1"/>
-              <v:f eqn="prod @6 1 2"/>
-              <v:f eqn="prod @7 21600 pixelWidth"/>
-              <v:f eqn="sum @8 21600 0"/>
-              <v:f eqn="prod @7 21600 pixelHeight"/>
-              <v:f eqn="sum @10 21600 0"/>
-            </v:formulas>
-            <v:path gradientshapeok="t" o:connecttype="rect" o:extrusionok="f"/>
-            <o:lock aspectratio="t" v:ext="edit"/>
-          </v:shapetype>
-          <v:shape id="_x0000_i1025" style="width:414pt;height:197pt;mso-width-percent:0;mso-height-percent:0;mso-width-percent:0;mso-height-percent:0" type="#_x0000_t75" o:ole="">
-            <v:imagedata r:id="rId6" o:title=""/>
-          </v:shape>
-          <o:OLEObject DrawAspect="Icon" ObjectID="_1718471219" ProgID="Excel.Sheet.12" ShapeID="_x0000_i1025" Type="Embed" r:id="rId5"/>
-        </w:object>
-      </w:r>
     </w:p>
     <w:p>
       <w:pPr>
@@ -539,14 +663,6 @@
         <w:ind w:left="907"/>
         <w:jc w:val="center"/>
       </w:pPr>
-      <w:r>
-        <w:rPr>
-          <w:rFonts w:eastAsia="等线" w:ascii="Arial" w:cs="Arial" w:hAnsi="Arial"/>
-          <w:b w:val="true"/>
-          <w:sz w:val="22"/>
-        </w:rPr>
-        <w:t>点击图片可查看完整电子表格</w:t>
-      </w:r>
     </w:p>
     <w:p>
       <w:pPr>
@@ -554,27 +670,12 @@
         <w:ind w:left="907"/>
         <w:jc w:val="left"/>
       </w:pPr>
-      <w:r>
-        <w:rPr>
-          <w:rFonts w:eastAsia="等线" w:ascii="Arial" w:cs="Arial" w:hAnsi="Arial"/>
-          <w:sz w:val="22"/>
-        </w:rPr>
-        <w:t>示例问题：“当前商机缺口是多少？”</w:t>
-      </w:r>
     </w:p>
     <w:p>
       <w:pPr>
         <w:spacing w:before="120" w:after="120" w:line="288" w:lineRule="auto"/>
         <w:ind w:left="907"/>
       </w:pPr>
-      <w:r>
-        <w:object>
-          <v:shape id="_x0000_i1026" style="width:414pt;height:171pt;mso-width-percent:0;mso-height-percent:0;mso-width-percent:0;mso-height-percent:0" type="#_x0000_t75" o:ole="">
-            <v:imagedata r:id="rId8" o:title=""/>
-          </v:shape>
-          <o:OLEObject DrawAspect="Icon" ObjectID="_1718471220" ProgID="Excel.Sheet.12" ShapeID="_x0000_i1026" Type="Embed" r:id="rId7"/>
-        </w:object>
-      </w:r>
     </w:p>
     <w:p>
       <w:pPr>
@@ -582,14 +683,6 @@
         <w:ind w:left="907"/>
         <w:jc w:val="center"/>
       </w:pPr>
-      <w:r>
-        <w:rPr>
-          <w:rFonts w:eastAsia="等线" w:ascii="Arial" w:cs="Arial" w:hAnsi="Arial"/>
-          <w:b w:val="true"/>
-          <w:sz w:val="22"/>
-        </w:rPr>
-        <w:t>点击图片可查看完整电子表格</w:t>
-      </w:r>
     </w:p>
     <w:p>
       <w:pPr>
@@ -600,9 +693,6 @@
         <w:ind w:left="0"/>
         <w:jc w:val="left"/>
       </w:pPr>
-      <w:r>
-        <w:t>开放问题（主观分析类，LLM-as-a-Judge 自动评分）：</w:t>
-      </w:r>
     </w:p>
     <w:p>
       <w:pPr>
@@ -613,35 +703,12 @@
         <w:ind w:left="453"/>
         <w:jc w:val="left"/>
       </w:pPr>
-      <w:r>
-        <w:rPr>
-          <w:rFonts w:eastAsia="等线" w:ascii="Arial" w:cs="Arial" w:hAnsi="Arial"/>
-          <w:b w:val="true"/>
-          <w:sz w:val="22"/>
-        </w:rPr>
-        <w:t>标准</w:t>
-      </w:r>
-      <w:r>
-        <w:rPr>
-          <w:rFonts w:eastAsia="等线" w:ascii="Arial" w:cs="Arial" w:hAnsi="Arial"/>
-          <w:sz w:val="22"/>
-        </w:rPr>
-        <w:t>：预定义参考框架（事实正确 + 逻辑严谨 + 无幻觉 + 建议可行），下面是预定义框架。</w:t>
-      </w:r>
     </w:p>
     <w:p>
       <w:pPr>
         <w:spacing w:before="120" w:after="120" w:line="288" w:lineRule="auto"/>
         <w:ind w:left="453"/>
       </w:pPr>
-      <w:r>
-        <w:object>
-          <v:shape id="_x0000_i1027" style="width:414pt;height:158pt;mso-width-percent:0;mso-height-percent:0;mso-width-percent:0;mso-height-percent:0" type="#_x0000_t75" o:ole="">
-            <v:imagedata r:id="rId10" o:title=""/>
-          </v:shape>
-          <o:OLEObject DrawAspect="Icon" ObjectID="_1718471221" ProgID="Excel.Sheet.12" ShapeID="_x0000_i1027" Type="Embed" r:id="rId9"/>
-        </w:object>
-      </w:r>
     </w:p>
     <w:p>
       <w:pPr>
@@ -649,14 +716,6 @@
         <w:ind w:left="453"/>
         <w:jc w:val="center"/>
       </w:pPr>
-      <w:r>
-        <w:rPr>
-          <w:rFonts w:eastAsia="等线" w:ascii="Arial" w:cs="Arial" w:hAnsi="Arial"/>
-          <w:b w:val="true"/>
-          <w:sz w:val="22"/>
-        </w:rPr>
-        <w:t>点击图片可查看完整电子表格</w:t>
-      </w:r>
     </w:p>
     <w:p>
       <w:pPr>
@@ -667,21 +726,6 @@
         <w:ind w:left="453"/>
         <w:jc w:val="left"/>
       </w:pPr>
-      <w:r>
-        <w:rPr>
-          <w:rFonts w:eastAsia="等线" w:ascii="Arial" w:cs="Arial" w:hAnsi="Arial"/>
-          <w:b w:val="true"/>
-          <w:sz w:val="22"/>
-        </w:rPr>
-        <w:t>方法</w:t>
-      </w:r>
-      <w:r>
-        <w:rPr>
-          <w:rFonts w:eastAsia="等线" w:ascii="Arial" w:cs="Arial" w:hAnsi="Arial"/>
-          <w:sz w:val="22"/>
-        </w:rPr>
-        <w:t>：</w:t>
-      </w:r>
     </w:p>
     <w:p>
       <w:pPr>
@@ -692,9 +736,6 @@
         <w:ind w:left="907"/>
         <w:jc w:val="left"/>
       </w:pPr>
-      <w:r>
-        <w:t>大模型裁判核对事实：引用数据/项目/关系是否匹配输入数据（缺口18,641.94万元对不对？Top3负责人XXX等对不对？）。</w:t>
-      </w:r>
     </w:p>
     <w:p>
       <w:pPr>
@@ -705,9 +746,6 @@
         <w:ind w:left="907"/>
         <w:jc w:val="left"/>
       </w:pPr>
-      <w:r>
-        <w:t>大模型裁判验证逻辑：根因推理是否沿本体关系路径（ 高风险 → 进程低 → 缺口大）。</w:t>
-      </w:r>
     </w:p>
     <w:p>
       <w:pPr>
@@ -718,9 +756,6 @@
         <w:ind w:left="907"/>
         <w:jc w:val="left"/>
       </w:pPr>
-      <w:r>
-        <w:t>大模型裁判评估建议：是否具体/可行（有谁/做什么/预期）-- 暂定。</w:t>
-      </w:r>
     </w:p>
     <w:p>
       <w:pPr>
@@ -731,23 +766,12 @@
         <w:ind w:left="907"/>
         <w:jc w:val="left"/>
       </w:pPr>
-      <w:r>
-        <w:t>大模型裁判判定完整度：覆盖问题关键点（根因 + 数据 + 建议），下面是给分标准。</w:t>
-      </w:r>
     </w:p>
     <w:p>
       <w:pPr>
         <w:spacing w:before="120" w:after="120" w:line="288" w:lineRule="auto"/>
         <w:ind w:left="907"/>
       </w:pPr>
-      <w:r>
-        <w:object>
-          <v:shape id="_x0000_i1028" style="width:414pt;height:197pt;mso-width-percent:0;mso-height-percent:0;mso-width-percent:0;mso-height-percent:0" type="#_x0000_t75" o:ole="">
-            <v:imagedata r:id="rId12" o:title=""/>
-          </v:shape>
-          <o:OLEObject DrawAspect="Icon" ObjectID="_1718471222" ProgID="Excel.Sheet.12" ShapeID="_x0000_i1028" Type="Embed" r:id="rId11"/>
-        </w:object>
-      </w:r>
     </w:p>
     <w:p>
       <w:pPr>
@@ -755,14 +779,6 @@
         <w:ind w:left="907"/>
         <w:jc w:val="center"/>
       </w:pPr>
-      <w:r>
-        <w:rPr>
-          <w:rFonts w:eastAsia="等线" w:ascii="Arial" w:cs="Arial" w:hAnsi="Arial"/>
-          <w:b w:val="true"/>
-          <w:sz w:val="22"/>
-        </w:rPr>
-        <w:t>点击图片可查看完整电子表格</w:t>
-      </w:r>
     </w:p>
     <w:p>
       <w:pPr>
@@ -773,13 +789,6 @@
         <w:ind w:left="453"/>
         <w:jc w:val="left"/>
       </w:pPr>
-      <w:r>
-        <w:rPr>
-          <w:rFonts w:eastAsia="等线" w:ascii="Arial" w:cs="Arial" w:hAnsi="Arial"/>
-          <w:sz w:val="22"/>
-        </w:rPr>
-        <w:t>示例（深度分析 + 建议能力展示，汇报时直观）：</w:t>
-      </w:r>
     </w:p>
     <w:p>
       <w:pPr>
@@ -787,526 +796,15 @@
         <w:ind w:left="0"/>
         <w:jc w:val="left"/>
       </w:pPr>
-      <w:r>
-        <w:t>深度分析 + 建议能力示例（典型开放问题回复，LLM裁判自动评估）：</w:t>
-      </w:r>
-    </w:p>
-    <w:tbl>
-      <w:tblPr>
-        <w:tblW w:w="0" w:type="auto"/>
-        <w:tblInd w:w="0" w:type="dxa"/>
-        <w:tblBorders>
-          <w:top w:val="single" w:color="dee0e3"/>
-          <w:left w:val="single" w:color="dee0e3"/>
-          <w:bottom w:val="single" w:color="dee0e3"/>
-          <w:right w:val="single" w:color="dee0e3"/>
-          <w:insideH w:val="single" w:color="dee0e3"/>
-          <w:insideV w:val="single" w:color="dee0e3"/>
-        </w:tblBorders>
-        <w:tblLayout w:type="fixed"/>
-      </w:tblPr>
-      <w:tblGrid>
-        <w:gridCol w:w="1665"/>
-        <w:gridCol w:w="3480"/>
-        <w:gridCol w:w="1560"/>
-        <w:gridCol w:w="1560"/>
-      </w:tblGrid>
-      <w:tr>
-        <w:tc>
-          <w:tcPr>
-            <w:tcW w:w="1665" w:type="dxa"/>
-            <w:tcMar>
-              <w:top w:type="dxa" w:w="60"/>
-              <w:left w:type="dxa" w:w="120"/>
-              <w:bottom w:type="dxa" w:w="30"/>
-              <w:right w:type="dxa" w:w="120"/>
-            </w:tcMar>
-          </w:tcPr>
-          <w:p>
-            <w:pPr>
-              <w:spacing w:before="120" w:after="120" w:line="288" w:lineRule="auto"/>
-              <w:ind w:left="0"/>
-              <w:jc w:val="left"/>
-            </w:pPr>
-            <w:r>
-              <w:rPr>
-                <w:rFonts w:eastAsia="等线" w:ascii="Arial" w:cs="Arial" w:hAnsi="Arial"/>
-                <w:sz w:val="22"/>
-              </w:rPr>
-              <w:t>问题示例</w:t>
-            </w:r>
-          </w:p>
-        </w:tc>
-        <w:tc>
-          <w:tcPr>
-            <w:tcW w:w="3480" w:type="dxa"/>
-            <w:tcMar>
-              <w:top w:type="dxa" w:w="60"/>
-              <w:left w:type="dxa" w:w="120"/>
-              <w:bottom w:type="dxa" w:w="30"/>
-              <w:right w:type="dxa" w:w="120"/>
-            </w:tcMar>
-          </w:tcPr>
-          <w:p>
-            <w:pPr>
-              <w:spacing w:before="120" w:after="120" w:line="288" w:lineRule="auto"/>
-              <w:ind w:left="0"/>
-              <w:jc w:val="left"/>
-            </w:pPr>
-            <w:r>
-              <w:rPr>
-                <w:rFonts w:eastAsia="等线" w:ascii="Arial" w:cs="Arial" w:hAnsi="Arial"/>
-                <w:sz w:val="22"/>
-              </w:rPr>
-              <w:t>智能体回复（示例）</w:t>
-            </w:r>
-          </w:p>
-        </w:tc>
-        <w:tc>
-          <w:tcPr>
-            <w:tcW w:w="1560" w:type="dxa"/>
-            <w:tcMar>
-              <w:top w:type="dxa" w:w="60"/>
-              <w:left w:type="dxa" w:w="120"/>
-              <w:bottom w:type="dxa" w:w="30"/>
-              <w:right w:type="dxa" w:w="120"/>
-            </w:tcMar>
-          </w:tcPr>
-          <w:p>
-            <w:pPr>
-              <w:spacing w:before="120" w:after="120" w:line="288" w:lineRule="auto"/>
-              <w:ind w:left="0"/>
-              <w:jc w:val="left"/>
-            </w:pPr>
-            <w:r>
-              <w:t>准确性自动评估</w:t>
-            </w:r>
-          </w:p>
-        </w:tc>
-        <w:tc>
-          <w:tcPr>
-            <w:tcW w:w="1560" w:type="dxa"/>
-            <w:tcMar>
-              <w:top w:type="dxa" w:w="60"/>
-              <w:left w:type="dxa" w:w="120"/>
-              <w:bottom w:type="dxa" w:w="30"/>
-              <w:right w:type="dxa" w:w="120"/>
-            </w:tcMar>
-          </w:tcPr>
-          <w:p>
-            <w:pPr>
-              <w:spacing w:before="120" w:after="120" w:line="288" w:lineRule="auto"/>
-              <w:ind w:left="0"/>
-              <w:jc w:val="left"/>
-            </w:pPr>
-            <w:r>
-              <w:rPr>
-                <w:rFonts w:eastAsia="等线" w:ascii="Arial" w:cs="Arial" w:hAnsi="Arial"/>
-                <w:sz w:val="22"/>
-              </w:rPr>
-              <w:t>说明</w:t>
-            </w:r>
-          </w:p>
-        </w:tc>
-      </w:tr>
-      <w:tr>
-        <w:tc>
-          <w:tcPr>
-            <w:tcW w:w="1665" w:type="dxa"/>
-            <w:tcMar>
-              <w:top w:type="dxa" w:w="60"/>
-              <w:left w:type="dxa" w:w="120"/>
-              <w:bottom w:type="dxa" w:w="30"/>
-              <w:right w:type="dxa" w:w="120"/>
-            </w:tcMar>
-          </w:tcPr>
-          <w:p>
-            <w:pPr>
-              <w:spacing w:before="120" w:after="120" w:line="288" w:lineRule="auto"/>
-              <w:ind w:left="0"/>
-              <w:jc w:val="left"/>
-            </w:pPr>
-            <w:r>
-              <w:rPr>
-                <w:rFonts w:eastAsia="等线" w:ascii="Arial" w:cs="Arial" w:hAnsi="Arial"/>
-                <w:sz w:val="22"/>
-              </w:rPr>
-              <w:t>商机缺口为什么大？怎么补？</w:t>
-            </w:r>
-          </w:p>
-          <w:p>
-            <w:pPr>
-              <w:spacing w:before="120" w:after="120" w:line="288" w:lineRule="auto"/>
-              <w:ind w:left="0"/>
-              <w:jc w:val="left"/>
-            </w:pPr>
-          </w:p>
-        </w:tc>
-        <w:tc>
-          <w:tcPr>
-            <w:tcW w:w="3480" w:type="dxa"/>
-            <w:tcMar>
-              <w:top w:type="dxa" w:w="60"/>
-              <w:left w:type="dxa" w:w="120"/>
-              <w:bottom w:type="dxa" w:w="30"/>
-              <w:right w:type="dxa" w:w="120"/>
-            </w:tcMar>
-          </w:tcPr>
-          <w:p>
-            <w:pPr>
-              <w:spacing w:before="120" w:after="120" w:line="288" w:lineRule="auto"/>
-              <w:ind w:left="0"/>
-              <w:jc w:val="left"/>
-            </w:pPr>
-            <w:r>
-              <w:rPr>
-                <w:rFonts w:eastAsia="等线" w:ascii="Arial" w:cs="Arial" w:hAnsi="Arial"/>
-                <w:b w:val="true"/>
-                <w:sz w:val="22"/>
-              </w:rPr>
-              <w:t>深度分析</w:t>
-            </w:r>
-            <w:r>
-              <w:rPr>
-                <w:rFonts w:eastAsia="等线" w:ascii="Arial" w:cs="Arial" w:hAnsi="Arial"/>
-                <w:sz w:val="22"/>
-              </w:rPr>
-              <w:t>：缺口18,641.94万元，主要因高进程占比低（&lt;50%） + 高风险项目多（时间/竞争风险为主）。根因：Top3高风险项目进程滞后（40%/80%/20%），赢单率低（40%/80%/19%）。</w:t>
-            </w:r>
-          </w:p>
-          <w:p>
-            <w:pPr>
-              <w:spacing w:before="120" w:after="120" w:line="288" w:lineRule="auto"/>
-              <w:ind w:left="0"/>
-              <w:jc w:val="left"/>
-            </w:pPr>
-            <w:r>
-              <w:rPr>
-                <w:rFonts w:eastAsia="等线" w:ascii="Arial" w:cs="Arial" w:hAnsi="Arial"/>
-                <w:b w:val="true"/>
-                <w:sz w:val="22"/>
-              </w:rPr>
-              <w:t>数据支撑</w:t>
-            </w:r>
-            <w:r>
-              <w:rPr>
-                <w:rFonts w:eastAsia="等线" w:ascii="Arial" w:cs="Arial" w:hAnsi="Arial"/>
-                <w:sz w:val="22"/>
-              </w:rPr>
-              <w:t>：高风险Top3预计毛利908/780/775万元，风险维度时间/竞争/技术/财务风险。</w:t>
-            </w:r>
-          </w:p>
-          <w:p>
-            <w:pPr>
-              <w:spacing w:before="120" w:after="120" w:line="288" w:lineRule="auto"/>
-              <w:ind w:left="0"/>
-              <w:jc w:val="left"/>
-            </w:pPr>
-            <w:r>
-              <w:rPr>
-                <w:rFonts w:eastAsia="等线" w:ascii="Arial" w:cs="Arial" w:hAnsi="Arial"/>
-                <w:b w:val="true"/>
-                <w:sz w:val="22"/>
-              </w:rPr>
-              <w:t>建议行动</w:t>
-            </w:r>
-            <w:r>
-              <w:rPr>
-                <w:rFonts w:eastAsia="等线" w:ascii="Arial" w:cs="Arial" w:hAnsi="Arial"/>
-                <w:sz w:val="22"/>
-              </w:rPr>
-              <w:t>：1. 优先联系U004刘洋/U002李明/U006杨帆推进进程（目标60%+）。2. 补高赢单率商机（&gt;65%），预计覆盖30%。3. 调整费用支持市场跟进。4. 下周复盘监控支撑度。</w:t>
-            </w:r>
-          </w:p>
-        </w:tc>
-        <w:tc>
-          <w:tcPr>
-            <w:tcW w:w="1560" w:type="dxa"/>
-            <w:tcMar>
-              <w:top w:type="dxa" w:w="60"/>
-              <w:left w:type="dxa" w:w="120"/>
-              <w:bottom w:type="dxa" w:w="30"/>
-              <w:right w:type="dxa" w:w="120"/>
-            </w:tcMar>
-          </w:tcPr>
-          <w:p>
-            <w:pPr>
-              <w:spacing w:before="120" w:after="120" w:line="288" w:lineRule="auto"/>
-              <w:ind w:left="0"/>
-              <w:jc w:val="left"/>
-            </w:pPr>
-            <w:r>
-              <w:rPr>
-                <w:rFonts w:eastAsia="等线" w:ascii="Arial" w:cs="Arial" w:hAnsi="Arial"/>
-                <w:b w:val="true"/>
-                <w:sz w:val="22"/>
-              </w:rPr>
-              <w:t>准确</w:t>
-            </w:r>
-            <w:r>
-              <w:rPr>
-                <w:rFonts w:eastAsia="等线" w:ascii="Arial" w:cs="Arial" w:hAnsi="Arial"/>
-                <w:sz w:val="22"/>
-              </w:rPr>
-              <w:t>（得分大于4.5）：事实准（数值）、逻辑严谨（路径对）、无幻觉、建议可行（具体行动）。</w:t>
-            </w:r>
-          </w:p>
-          <w:p>
-            <w:pPr>
-              <w:spacing w:before="120" w:after="120" w:line="288" w:lineRule="auto"/>
-              <w:ind w:left="0"/>
-              <w:jc w:val="left"/>
-            </w:pPr>
-          </w:p>
-        </w:tc>
-        <w:tc>
-          <w:tcPr>
-            <w:tcW w:w="1560" w:type="dxa"/>
-            <w:tcMar>
-              <w:top w:type="dxa" w:w="60"/>
-              <w:left w:type="dxa" w:w="120"/>
-              <w:bottom w:type="dxa" w:w="30"/>
-              <w:right w:type="dxa" w:w="120"/>
-            </w:tcMar>
-          </w:tcPr>
-          <w:p>
-            <w:pPr>
-              <w:spacing w:before="120" w:after="120" w:line="288" w:lineRule="auto"/>
-              <w:ind w:left="0"/>
-              <w:jc w:val="left"/>
-            </w:pPr>
-            <w:r>
-              <w:t>触发人工复检底层数据路径。</w:t>
-            </w:r>
-          </w:p>
-          <w:p>
-            <w:pPr>
-              <w:spacing w:before="120" w:after="120" w:line="288" w:lineRule="auto"/>
-              <w:ind w:left="0"/>
-              <w:jc w:val="left"/>
-            </w:pPr>
-          </w:p>
-        </w:tc>
-      </w:tr>
-      <w:tr>
-        <w:tc>
-          <w:tcPr>
-            <w:tcW w:w="1665" w:type="dxa"/>
-            <w:tcMar>
-              <w:top w:type="dxa" w:w="60"/>
-              <w:left w:type="dxa" w:w="120"/>
-              <w:bottom w:type="dxa" w:w="30"/>
-              <w:right w:type="dxa" w:w="120"/>
-            </w:tcMar>
-          </w:tcPr>
-          <w:p>
-            <w:pPr>
-              <w:spacing w:before="120" w:after="120" w:line="288" w:lineRule="auto"/>
-              <w:ind w:left="0"/>
-              <w:jc w:val="left"/>
-            </w:pPr>
-            <w:r>
-              <w:rPr>
-                <w:rFonts w:eastAsia="等线" w:ascii="Arial" w:cs="Arial" w:hAnsi="Arial"/>
-                <w:sz w:val="22"/>
-              </w:rPr>
-              <w:t>商机缺口为什么大？怎么补？</w:t>
-            </w:r>
-          </w:p>
-          <w:p>
-            <w:pPr>
-              <w:spacing w:before="120" w:after="120" w:line="288" w:lineRule="auto"/>
-              <w:ind w:left="0"/>
-              <w:jc w:val="left"/>
-            </w:pPr>
-          </w:p>
-        </w:tc>
-        <w:tc>
-          <w:tcPr>
-            <w:tcW w:w="3480" w:type="dxa"/>
-            <w:tcMar>
-              <w:top w:type="dxa" w:w="60"/>
-              <w:left w:type="dxa" w:w="120"/>
-              <w:bottom w:type="dxa" w:w="30"/>
-              <w:right w:type="dxa" w:w="120"/>
-            </w:tcMar>
-          </w:tcPr>
-          <w:p>
-            <w:pPr>
-              <w:spacing w:before="120" w:after="120" w:line="288" w:lineRule="auto"/>
-              <w:ind w:left="0"/>
-              <w:jc w:val="left"/>
-            </w:pPr>
-            <w:r>
-              <w:rPr>
-                <w:rFonts w:eastAsia="等线" w:ascii="Arial" w:cs="Arial" w:hAnsi="Arial"/>
-                <w:sz w:val="22"/>
-              </w:rPr>
-              <w:t>缺口大主要是因为风险高，建议大家多努力补商机。</w:t>
-            </w:r>
-          </w:p>
-          <w:p>
-            <w:pPr>
-              <w:spacing w:before="120" w:after="120" w:line="288" w:lineRule="auto"/>
-              <w:ind w:left="0"/>
-              <w:jc w:val="left"/>
-            </w:pPr>
-          </w:p>
-        </w:tc>
-        <w:tc>
-          <w:tcPr>
-            <w:tcW w:w="1560" w:type="dxa"/>
-            <w:tcMar>
-              <w:top w:type="dxa" w:w="60"/>
-              <w:left w:type="dxa" w:w="120"/>
-              <w:bottom w:type="dxa" w:w="30"/>
-              <w:right w:type="dxa" w:w="120"/>
-            </w:tcMar>
-          </w:tcPr>
-          <w:p>
-            <w:pPr>
-              <w:spacing w:before="120" w:after="120" w:line="288" w:lineRule="auto"/>
-              <w:ind w:left="0"/>
-              <w:jc w:val="left"/>
-            </w:pPr>
-            <w:r>
-              <w:rPr>
-                <w:rFonts w:eastAsia="等线" w:ascii="Arial" w:cs="Arial" w:hAnsi="Arial"/>
-                <w:b w:val="true"/>
-                <w:sz w:val="22"/>
-              </w:rPr>
-              <w:t>不对</w:t>
-            </w:r>
-            <w:r>
-              <w:rPr>
-                <w:rFonts w:eastAsia="等线" w:ascii="Arial" w:cs="Arial" w:hAnsi="Arial"/>
-                <w:sz w:val="22"/>
-              </w:rPr>
-              <w:t>（准确性&lt;60%）：事实浅（无数据）、逻辑乱、幻觉风险、建议空洞。</w:t>
-            </w:r>
-          </w:p>
-        </w:tc>
-        <w:tc>
-          <w:tcPr>
-            <w:tcW w:w="1560" w:type="dxa"/>
-            <w:tcMar>
-              <w:top w:type="dxa" w:w="60"/>
-              <w:left w:type="dxa" w:w="120"/>
-              <w:bottom w:type="dxa" w:w="30"/>
-              <w:right w:type="dxa" w:w="120"/>
-            </w:tcMar>
-          </w:tcPr>
-          <w:p>
-            <w:pPr>
-              <w:spacing w:before="120" w:after="120" w:line="288" w:lineRule="auto"/>
-              <w:ind w:left="0"/>
-              <w:jc w:val="left"/>
-            </w:pPr>
-            <w:r>
-              <w:t>LLM 裁判判定为低分，触发人工复检缺陷明细。</w:t>
-            </w:r>
-          </w:p>
-        </w:tc>
-      </w:tr>
-    </w:tbl>
-    <w:p>
-      <w:r>
-        <w:rPr>
-          <w:b/>
-          <w:sz w:val="24"/>
-        </w:rPr>
-        <w:t>（新增）LLM-as-a-Judge 自动化打分法（推荐用于开放问题）</w:t>
-      </w:r>
-    </w:p>
-    <w:p>
-      <w:r>
-        <w:t>鉴于大模型（智能体）的输出为自由文本，且通常不会严格按照设定的“三段式”固定格式输出。为保证评分的客观性、一致性与高效性，测试方案引入 LLM-as-a-Judge（用大模型当裁判）的自动化评分机制。</w:t>
-      </w:r>
-    </w:p>
-    <w:p>
-      <w:r>
-        <w:rPr>
-          <w:b/>
-        </w:rPr>
-        <w:t>核心评估理念：</w:t>
-      </w:r>
-    </w:p>
-    <w:p>
-      <w:r>
-        <w:t>评分时忽略智能体回答的排版格式（如是否带小标题），纯看其生成的语义是否涵盖了基准答案中的三大核心考核点：</w:t>
-        <w:br/>
-        <w:t>• 事实与数据层：是否找对底层数据，有无幻觉。</w:t>
-        <w:br/>
-        <w:t>• 归纳与分析层：是否把数据转化为业务洞察。</w:t>
-        <w:br/>
-        <w:t>• 落地与建议层：是否给出可执行的管理建议。</w:t>
-      </w:r>
-    </w:p>
-    <w:p>
-      <w:r>
-        <w:rPr>
-          <w:b/>
-        </w:rPr>
-        <w:t>LLM 裁判指令 (Prompt) 模板：</w:t>
-      </w:r>
-    </w:p>
-    <w:p>
-      <w:r>
-        <w:rPr>
-          <w:rFonts w:ascii="Courier New" w:hAnsi="Courier New"/>
-          <w:sz w:val="20"/>
-        </w:rPr>
-        <w:t>【系统设定】</w:t>
-        <w:br/>
-        <w:t>你是一个资深的企业经营分析总监，现在你需要给实习生（经分智能体）生成的业务分析报告打分。</w:t>
-        <w:br/>
-        <w:br/>
-        <w:t>【输入信息】</w:t>
-        <w:br/>
-        <w:t>1. 用户提问：[测试用例中的开放问题]</w:t>
-        <w:br/>
-        <w:t>2. 参考基准答案：[测试方案中提供的带数据和建议的三段式标准答案]</w:t>
-        <w:br/>
-        <w:t>3. 智能体实际回答：[被测经分智能体生成的实际长文本]</w:t>
-        <w:br/>
-        <w:br/>
-        <w:t>【打分规则（满分 5 分）】</w:t>
-        <w:br/>
-        <w:t>请忽略智能体回答的排版格式，纯看语义是否涵盖了基准答案的核心考点：</w:t>
-        <w:br/>
-        <w:t>- 准确性（2分）：实际回答中引用的业务数据、数值和客户名称，是否与基准答案一致，有无编造（幻觉）？</w:t>
-        <w:br/>
-        <w:t>- 洞察力（1.5分）：实际回答是否指出了基准答案中提到的业务痛点或现象根因？</w:t>
-        <w:br/>
-        <w:t>- 建议有效性（1.5分）：实际回答是否给出了与基准答案方向一致或同样具有业务指导意义的管理建议？</w:t>
-        <w:br/>
-        <w:br/>
-        <w:t>【输出格式】</w:t>
-        <w:br/>
-        <w:t>1. 得分：[X / 5分]</w:t>
-        <w:br/>
-        <w:t>2. 扣分理由：（如果满分则填“涵盖全面，数据精准”）</w:t>
-      </w:r>
-    </w:p>
-    <w:p>
-      <w:r>
-        <w:rPr>
-          <w:b/>
-        </w:rPr>
-        <w:t>自动化测试实施路径：</w:t>
-      </w:r>
-    </w:p>
-    <w:p>
-      <w:r>
-        <w:t>1. 通过 RPA 脚本或 API 批量拉取智能体对 80 道开放题的实际回答，并落盘至 result.xlsx 的“智能体回复”列。</w:t>
-        <w:br/>
-        <w:t>2. 编写评测脚本，循环读取“问题 + 标准答案 + 智能体回复”，将其拼接到上述 Prompt 模板中。</w:t>
-        <w:br/>
-        <w:t>3. 调用更高阶的大模型（如 GPT-4o 或 Claude 3.5 Sonnet）接口，让其以裁判身份输出分数与扣分理由。</w:t>
-        <w:br/>
-        <w:t>4. 汇总分数，计算整体平均分以及“准确性、洞察力、建议”等细分维度的达标率。</w:t>
-      </w:r>
-    </w:p>
+    </w:p>
+    <w:p/>
+    <w:p/>
+    <w:p/>
+    <w:p/>
+    <w:p/>
+    <w:p/>
+    <w:p/>
+    <w:p/>
     <w:p/>
     <w:p>
       <w:pPr>

--- a/test_plan/经分智能体测试方案2.0.docx
+++ b/test_plan/经分智能体测试方案2.0.docx
@@ -610,6 +610,9 @@
         <w:ind w:left="0"/>
         <w:jc w:val="left"/>
       </w:pPr>
+      <w:r>
+        <w:t>本方案摒弃纯人工审阅，全面拥抱自动化与智能化评估。</w:t>
+      </w:r>
     </w:p>
     <w:p>
       <w:pPr>
@@ -620,6 +623,12 @@
         <w:ind w:left="0"/>
         <w:jc w:val="left"/>
       </w:pPr>
+      <w:r>
+        <w:rPr>
+          <w:b/>
+        </w:rPr>
+        <w:t>1. 非开放问题（硬性比对）</w:t>
+      </w:r>
     </w:p>
     <w:p>
       <w:pPr>
@@ -630,6 +639,9 @@
         <w:ind w:left="453"/>
         <w:jc w:val="left"/>
       </w:pPr>
+      <w:r>
+        <w:t>• 比对标准：提前基于测试数据集计算所得的绝对真理（Ground Truth）。</w:t>
+      </w:r>
     </w:p>
     <w:p>
       <w:pPr>
@@ -640,6 +652,9 @@
         <w:ind w:left="453"/>
         <w:jc w:val="left"/>
       </w:pPr>
+      <w:r>
+        <w:t>• 执行方法：自动化脚本对比智能体的文本输出，精准核对数字大小、排名顺序及名单是否匹配，完全匹配则得满分（5分），残缺或错误自动扣分，彻底杜绝主观偏差。</w:t>
+      </w:r>
     </w:p>
     <w:p>
       <w:pPr>
@@ -650,12 +665,21 @@
         <w:ind w:left="907"/>
         <w:jc w:val="left"/>
       </w:pPr>
+      <w:r>
+        <w:rPr>
+          <w:b/>
+        </w:rPr>
+        <w:t>2. 开放问题（LLM-as-a-Judge 智能裁判法）</w:t>
+      </w:r>
     </w:p>
     <w:p>
       <w:pPr>
         <w:spacing w:before="120" w:after="120" w:line="288" w:lineRule="auto"/>
         <w:ind w:left="907"/>
       </w:pPr>
+      <w:r>
+        <w:t>鉴于大模型（智能体）的输出为非结构化自由文本，测试方案引入高阶大模型作为自动化裁判。</w:t>
+      </w:r>
     </w:p>
     <w:p>
       <w:pPr>
@@ -663,6 +687,9 @@
         <w:ind w:left="907"/>
         <w:jc w:val="center"/>
       </w:pPr>
+      <w:r>
+        <w:t>核心评估理念：</w:t>
+      </w:r>
     </w:p>
     <w:p>
       <w:pPr>
@@ -670,12 +697,18 @@
         <w:ind w:left="907"/>
         <w:jc w:val="left"/>
       </w:pPr>
+      <w:r>
+        <w:t>忽略智能体回答的表面排版格式，纯粹穿透底层语义，考察其是否涵盖三大核心考核点：</w:t>
+      </w:r>
     </w:p>
     <w:p>
       <w:pPr>
         <w:spacing w:before="120" w:after="120" w:line="288" w:lineRule="auto"/>
         <w:ind w:left="907"/>
       </w:pPr>
+      <w:r>
+        <w:t>• 事实与数据层（40%权重，满分2分）：是否精准找对底层数据，严防任何虚构或数据混用（幻觉）。</w:t>
+      </w:r>
     </w:p>
     <w:p>
       <w:pPr>
@@ -683,6 +716,9 @@
         <w:ind w:left="907"/>
         <w:jc w:val="center"/>
       </w:pPr>
+      <w:r>
+        <w:t>• 归纳与分析层（30%权重，满分1.5分）：是否将冷冰冰的数据转化为有业务深度的根因洞察。</w:t>
+      </w:r>
     </w:p>
     <w:p>
       <w:pPr>
@@ -693,6 +729,9 @@
         <w:ind w:left="0"/>
         <w:jc w:val="left"/>
       </w:pPr>
+      <w:r>
+        <w:t>• 落地与建议层（30%权重，满分1.5分）：是否输出了具备实操性、针对性的经营管理对策。</w:t>
+      </w:r>
     </w:p>
     <w:p>
       <w:pPr>
@@ -703,12 +742,18 @@
         <w:ind w:left="453"/>
         <w:jc w:val="left"/>
       </w:pPr>
+      <w:r>
+        <w:t>自动化测试实施路径：</w:t>
+      </w:r>
     </w:p>
     <w:p>
       <w:pPr>
         <w:spacing w:before="120" w:after="120" w:line="288" w:lineRule="auto"/>
         <w:ind w:left="453"/>
       </w:pPr>
+      <w:r>
+        <w:t>1) 数据捕获：通过 RPA 脚本批量拉取智能体对 30 道开放题的实际回答，落盘至 result.xlsx 的“智能体回复”列。</w:t>
+      </w:r>
     </w:p>
     <w:p>
       <w:pPr>
@@ -716,6 +761,9 @@
         <w:ind w:left="453"/>
         <w:jc w:val="center"/>
       </w:pPr>
+      <w:r>
+        <w:t>2) 裁判审阅：评测脚本循环读取“用户提问 + 三段式标准答案 + 智能体实际回复”，将三者拼装进入裁判大模型的 Prompt 模板。</w:t>
+      </w:r>
     </w:p>
     <w:p>
       <w:pPr>
@@ -726,6 +774,9 @@
         <w:ind w:left="453"/>
         <w:jc w:val="left"/>
       </w:pPr>
+      <w:r>
+        <w:t>3) 量化定级：由裁判大模型以专家视角输出分数（1-5分）与详细的扣分理由。</w:t>
+      </w:r>
     </w:p>
     <w:p>
       <w:pPr>
@@ -736,6 +787,9 @@
         <w:ind w:left="907"/>
         <w:jc w:val="left"/>
       </w:pPr>
+      <w:r>
+        <w:t>4) 人工兜底 (Human-in-the-loop)：仅对裁判大模型给出异常低分（&lt;3分）或涉嫌严重幻觉的极端 Case 触发人工介入复检。</w:t>
+      </w:r>
     </w:p>
     <w:p>
       <w:pPr>
@@ -746,6 +800,12 @@
         <w:ind w:left="907"/>
         <w:jc w:val="left"/>
       </w:pPr>
+      <w:r>
+        <w:rPr>
+          <w:b/>
+        </w:rPr>
+        <w:t>3. 测试用例与评分展示（典型示例）</w:t>
+      </w:r>
     </w:p>
     <w:p>
       <w:pPr>
@@ -756,6 +816,9 @@
         <w:ind w:left="907"/>
         <w:jc w:val="left"/>
       </w:pPr>
+      <w:r>
+        <w:t>为了更直观地展示打分逻辑，以下提供了开放与非开放问题的标准范例与评分解析：</w:t>
+      </w:r>
     </w:p>
     <w:p>
       <w:pPr>
@@ -766,12 +829,21 @@
         <w:ind w:left="907"/>
         <w:jc w:val="left"/>
       </w:pPr>
+      <w:r>
+        <w:rPr>
+          <w:b/>
+        </w:rPr>
+        <w:t>【示例 A】非开放问题（客观事实与逻辑计算）</w:t>
+      </w:r>
     </w:p>
     <w:p>
       <w:pPr>
         <w:spacing w:before="120" w:after="120" w:line="288" w:lineRule="auto"/>
         <w:ind w:left="907"/>
       </w:pPr>
+      <w:r>
+        <w:t>• 测试提问：“当前总金额超千万且净利率低于 10% 的大额低利润合同共有多少个？”</w:t>
+      </w:r>
     </w:p>
     <w:p>
       <w:pPr>
@@ -779,6 +851,9 @@
         <w:ind w:left="907"/>
         <w:jc w:val="center"/>
       </w:pPr>
+      <w:r>
+        <w:t>• Ground Truth（系统真理）：28</w:t>
+      </w:r>
     </w:p>
     <w:p>
       <w:pPr>
@@ -789,6 +864,9 @@
         <w:ind w:left="453"/>
         <w:jc w:val="left"/>
       </w:pPr>
+      <w:r>
+        <w:t>• 🟢 高分回复示例（满分 5 分）：“根据系统数据查询，当前金额超千万且净利率&lt;10%的合同共有 28 个。”</w:t>
+      </w:r>
     </w:p>
     <w:p>
       <w:pPr>
@@ -796,16 +874,73 @@
         <w:ind w:left="0"/>
         <w:jc w:val="left"/>
       </w:pPr>
-    </w:p>
-    <w:p/>
-    <w:p/>
-    <w:p/>
-    <w:p/>
-    <w:p/>
-    <w:p/>
-    <w:p/>
-    <w:p/>
-    <w:p/>
+      <w:r>
+        <w:t xml:space="preserve">  &gt; 自动化脚本判定：正则精准提取到核心数值 28，与 Ground Truth 完全等值匹配，自动判为满分。</w:t>
+      </w:r>
+    </w:p>
+    <w:p>
+      <w:r>
+        <w:t>• 🔴 低分回复示例（0 分）：“当前此类大额低利合同共有 25 个，主要集中在软件智能业务线。”</w:t>
+      </w:r>
+    </w:p>
+    <w:p>
+      <w:r>
+        <w:t xml:space="preserve">  &gt; 自动化脚本判定：提取数值为 25，与事实严重不符，判定为计算错误或出现幻觉，自动判为 0 分。</w:t>
+      </w:r>
+    </w:p>
+    <w:p>
+      <w:r>
+        <w:rPr>
+          <w:b/>
+        </w:rPr>
+        <w:t>【示例 B】开放问题（主观洞察与策略推演）</w:t>
+      </w:r>
+    </w:p>
+    <w:p>
+      <w:r>
+        <w:t>• 测试提问：“为什么数智运营产品线的商机转化率偏低？请结合数据给出破局建议。”</w:t>
+      </w:r>
+    </w:p>
+    <w:p>
+      <w:r>
+        <w:t>• 标准评估基准（三段式 Target）：</w:t>
+      </w:r>
+    </w:p>
+    <w:p>
+      <w:r>
+        <w:t xml:space="preserve">  1) 事实与数据：赢单率约 51.37%，排除原因 Top2 为商务条款(25个)与延期(25个)。</w:t>
+      </w:r>
+    </w:p>
+    <w:p>
+      <w:r>
+        <w:t xml:space="preserve">  2) 洞察与分析：转化偏低的核心流失原因为“项目周期拖延”与“商务价格底线未达成一致”。</w:t>
+      </w:r>
+    </w:p>
+    <w:p>
+      <w:r>
+        <w:t xml:space="preserve">  3) 落地建议：建立里程碑追踪防延期，推出模块化/分级报价方案降低商务门槛。</w:t>
+      </w:r>
+    </w:p>
+    <w:p>
+      <w:r>
+        <w:t>• 🟢 智能体高分回复示例（4.5 - 5 分）：“目前数智运营产品线赢单率徘徊在 51% 左右，主要痛点在于商务条款分歧以及项目审批延期导致大量商机流失。建议针对延期现象设立阶段停留红线并加强追踪；针对商务难点，方案团队应推出敏捷版/豪华版的梯次化报价策略，以提升最终转化。”</w:t>
+      </w:r>
+    </w:p>
+    <w:p>
+      <w:r>
+        <w:t xml:space="preserve">  &gt; LLM裁判打分逻辑：完全缺失真实的系统数据支撑（扣 2 分），归因流于表面且无视真实的排除原因记录（扣 1 分），给出的建议极其宽泛空洞，属于无效的车轱辘话（扣 1 分）。总计判 1 分，系统立即触发红灯人工复检。</w:t>
+      </w:r>
+    </w:p>
+    <w:p>
+      <w:r>
+        <w:t>• 🔴 智能体低分回复示例（1 - 2 分）：“数智运营产品线商机转化率低主要是因为前端销售团队不够努力，产品缺乏吸引力。建议大家多跑一线跟客户沟通，了解客户真实想法，争取多签单。”</w:t>
+      </w:r>
+    </w:p>
+    <w:p>
+      <w:r>
+        <w:t xml:space="preserve">  &gt; LLM裁判打分逻辑：覆盖了约 51% 的核心数据（得2分），精准指出延期与条款两项流失根因（得1.5分），给出的梯次报价与防延期追踪建议完全具备实操性（得1.5分），总计满分 5 分。</w:t>
+      </w:r>
+    </w:p>
     <w:p>
       <w:pPr>
         <w:pStyle w:val="4"/>

--- a/test_plan/经分智能体测试方案2.0.docx
+++ b/test_plan/经分智能体测试方案2.0.docx
@@ -1200,6 +1200,41 @@
       <w:pPr/>
       <w:r>
         <w:t>五. 自动化与智能化测试执行流程</w:t>
+      </w:r>
+      <w:r>
+        <w:br/>
+        <w:drawing>
+          <wp:inline xmlns:wp="http://schemas.openxmlformats.org/drawingml/2006/wordprocessingDrawing" xmlns:a="http://schemas.openxmlformats.org/drawingml/2006/main" xmlns:pic="http://schemas.openxmlformats.org/drawingml/2006/picture">
+            <wp:extent cx="5486400" cy="6405372"/>
+            <wp:docPr id="1" name="Picture 1"/>
+            <wp:cNvGraphicFramePr>
+              <a:graphicFrameLocks noChangeAspect="1"/>
+            </wp:cNvGraphicFramePr>
+            <a:graphic>
+              <a:graphicData uri="http://schemas.openxmlformats.org/drawingml/2006/picture">
+                <pic:pic>
+                  <pic:nvPicPr>
+                    <pic:cNvPr id="0" name="flowchart.png"/>
+                    <pic:cNvPicPr/>
+                  </pic:nvPicPr>
+                  <pic:blipFill>
+                    <a:blip r:embed="rId14"/>
+                    <a:stretch>
+                      <a:fillRect/>
+                    </a:stretch>
+                  </pic:blipFill>
+                  <pic:spPr>
+                    <a:xfrm>
+                      <a:off x="0" y="0"/>
+                      <a:ext cx="5486400" cy="6405372"/>
+                    </a:xfrm>
+                    <a:prstGeom prst="rect"/>
+                  </pic:spPr>
+                </pic:pic>
+              </a:graphicData>
+            </a:graphic>
+          </wp:inline>
+        </w:drawing>
       </w:r>
     </w:p>
     <w:p>

--- a/test_plan/经分智能体测试方案2.0.docx
+++ b/test_plan/经分智能体测试方案2.0.docx
@@ -816,9 +816,7 @@
         <w:ind w:left="907"/>
         <w:jc w:val="left"/>
       </w:pPr>
-      <w:r>
-        <w:t>为了更直观地展示打分逻辑，以下提供了开放与非开放问题的标准范例与评分解析：</w:t>
-      </w:r>
+      <w:r/>
     </w:p>
     <w:p>
       <w:pPr>
@@ -829,6 +827,85 @@
         <w:ind w:left="907"/>
         <w:jc w:val="left"/>
       </w:pPr>
+      <w:r/>
+    </w:p>
+    <w:p>
+      <w:pPr>
+        <w:spacing w:before="120" w:after="120" w:line="288" w:lineRule="auto"/>
+        <w:ind w:left="907"/>
+      </w:pPr>
+      <w:r/>
+    </w:p>
+    <w:p>
+      <w:pPr>
+        <w:spacing w:after="120"/>
+        <w:ind w:left="907"/>
+        <w:jc w:val="center"/>
+      </w:pPr>
+      <w:r/>
+    </w:p>
+    <w:p>
+      <w:pPr>
+        <w:numPr>
+          <w:numId w:val="17"/>
+        </w:numPr>
+        <w:spacing w:before="120" w:after="120" w:line="288" w:lineRule="auto"/>
+        <w:ind w:left="453"/>
+        <w:jc w:val="left"/>
+      </w:pPr>
+      <w:r/>
+    </w:p>
+    <w:p>
+      <w:pPr>
+        <w:spacing w:before="120" w:after="120" w:line="288" w:lineRule="auto"/>
+        <w:ind w:left="0"/>
+        <w:jc w:val="left"/>
+      </w:pPr>
+      <w:r/>
+    </w:p>
+    <w:p>
+      <w:r/>
+    </w:p>
+    <w:p>
+      <w:r/>
+    </w:p>
+    <w:p>
+      <w:r/>
+    </w:p>
+    <w:p>
+      <w:r/>
+    </w:p>
+    <w:p>
+      <w:r/>
+    </w:p>
+    <w:p>
+      <w:r/>
+    </w:p>
+    <w:p>
+      <w:r/>
+    </w:p>
+    <w:p>
+      <w:r/>
+    </w:p>
+    <w:p>
+      <w:r/>
+    </w:p>
+    <w:p>
+      <w:r/>
+    </w:p>
+    <w:p>
+      <w:r/>
+    </w:p>
+    <w:p>
+      <w:r/>
+    </w:p>
+    <w:p>
+      <w:r>
+        <w:t>为了更直观地展示打分逻辑，以下提供了开放与非开放问题的标准范例与评分解析：</w:t>
+        <w:br/>
+      </w:r>
+    </w:p>
+    <w:p>
       <w:r>
         <w:rPr>
           <w:b/>
@@ -837,62 +914,167 @@
       </w:r>
     </w:p>
     <w:p>
-      <w:pPr>
-        <w:spacing w:before="120" w:after="120" w:line="288" w:lineRule="auto"/>
-        <w:ind w:left="907"/>
-      </w:pPr>
       <w:r>
         <w:t>• 测试提问：“当前总金额超千万且净利率低于 10% 的大额低利润合同共有多少个？”</w:t>
       </w:r>
     </w:p>
     <w:p>
-      <w:pPr>
-        <w:spacing w:after="120"/>
-        <w:ind w:left="907"/>
-        <w:jc w:val="center"/>
-      </w:pPr>
       <w:r>
         <w:t>• Ground Truth（系统真理）：28</w:t>
       </w:r>
     </w:p>
-    <w:p>
-      <w:pPr>
-        <w:numPr>
-          <w:numId w:val="17"/>
-        </w:numPr>
-        <w:spacing w:before="120" w:after="120" w:line="288" w:lineRule="auto"/>
-        <w:ind w:left="453"/>
-        <w:jc w:val="left"/>
-      </w:pPr>
-      <w:r>
-        <w:t>• 🟢 高分回复示例（满分 5 分）：“根据系统数据查询，当前金额超千万且净利率&lt;10%的合同共有 28 个。”</w:t>
-      </w:r>
-    </w:p>
-    <w:p>
-      <w:pPr>
-        <w:spacing w:before="120" w:after="120" w:line="288" w:lineRule="auto"/>
-        <w:ind w:left="0"/>
-        <w:jc w:val="left"/>
-      </w:pPr>
-      <w:r>
-        <w:t xml:space="preserve">  &gt; 自动化脚本判定：正则精准提取到核心数值 28，与 Ground Truth 完全等值匹配，自动判为满分。</w:t>
-      </w:r>
-    </w:p>
-    <w:p>
-      <w:r>
-        <w:t>• 🔴 低分回复示例（0 分）：“当前此类大额低利合同共有 25 个，主要集中在软件智能业务线。”</w:t>
-      </w:r>
-    </w:p>
-    <w:p>
-      <w:r>
-        <w:t xml:space="preserve">  &gt; 自动化脚本判定：提取数值为 25，与事实严重不符，判定为计算错误或出现幻觉，自动判为 0 分。</w:t>
-      </w:r>
-    </w:p>
+    <w:tbl>
+      <w:tblPr>
+        <w:tblW w:type="auto" w:w="0"/>
+        <w:tblLook w:firstColumn="1" w:firstRow="1" w:lastColumn="0" w:lastRow="0" w:noHBand="0" w:noVBand="1" w:val="04A0"/>
+        <w:tblBorders>
+          <w:top w:val="single" w:sz="4" w:space="0" w:color="000000"/>
+          <w:left w:val="single" w:sz="4" w:space="0" w:color="000000"/>
+          <w:bottom w:val="single" w:sz="4" w:space="0" w:color="000000"/>
+          <w:right w:val="single" w:sz="4" w:space="0" w:color="000000"/>
+          <w:insideH w:val="single" w:sz="4" w:space="0" w:color="000000"/>
+          <w:insideV w:val="single" w:sz="4" w:space="0" w:color="000000"/>
+        </w:tblBorders>
+      </w:tblPr>
+      <w:tblGrid>
+        <w:gridCol w:w="2256"/>
+        <w:gridCol w:w="2256"/>
+        <w:gridCol w:w="2256"/>
+        <w:gridCol w:w="2256"/>
+      </w:tblGrid>
+      <w:tr>
+        <w:tc>
+          <w:tcPr>
+            <w:tcW w:type="dxa" w:w="2256"/>
+          </w:tcPr>
+          <w:p>
+            <w:r>
+              <w:t>回复质量</w:t>
+            </w:r>
+          </w:p>
+        </w:tc>
+        <w:tc>
+          <w:tcPr>
+            <w:tcW w:type="dxa" w:w="2256"/>
+          </w:tcPr>
+          <w:p>
+            <w:r>
+              <w:t>智能体回复示例</w:t>
+            </w:r>
+          </w:p>
+        </w:tc>
+        <w:tc>
+          <w:tcPr>
+            <w:tcW w:type="dxa" w:w="2256"/>
+          </w:tcPr>
+          <w:p>
+            <w:r>
+              <w:t>自动化评估逻辑</w:t>
+            </w:r>
+          </w:p>
+        </w:tc>
+        <w:tc>
+          <w:tcPr>
+            <w:tcW w:type="dxa" w:w="2256"/>
+          </w:tcPr>
+          <w:p>
+            <w:r>
+              <w:t>最终得分</w:t>
+            </w:r>
+          </w:p>
+        </w:tc>
+      </w:tr>
+      <w:tr>
+        <w:tc>
+          <w:tcPr>
+            <w:tcW w:type="dxa" w:w="2256"/>
+          </w:tcPr>
+          <w:p>
+            <w:r>
+              <w:t>🟢 优秀</w:t>
+            </w:r>
+          </w:p>
+        </w:tc>
+        <w:tc>
+          <w:tcPr>
+            <w:tcW w:type="dxa" w:w="2256"/>
+          </w:tcPr>
+          <w:p>
+            <w:r>
+              <w:t>“根据系统数据查询，当前金额超千万且净利率&lt;10%的合同共有 28 个。”</w:t>
+            </w:r>
+          </w:p>
+        </w:tc>
+        <w:tc>
+          <w:tcPr>
+            <w:tcW w:type="dxa" w:w="2256"/>
+          </w:tcPr>
+          <w:p>
+            <w:r>
+              <w:t>自动化脚本判定：正则精准提取到核心数值 28，与 Ground Truth 完全等值匹配。</w:t>
+            </w:r>
+          </w:p>
+        </w:tc>
+        <w:tc>
+          <w:tcPr>
+            <w:tcW w:type="dxa" w:w="2256"/>
+          </w:tcPr>
+          <w:p>
+            <w:r>
+              <w:t>5 分</w:t>
+            </w:r>
+          </w:p>
+        </w:tc>
+      </w:tr>
+      <w:tr>
+        <w:tc>
+          <w:tcPr>
+            <w:tcW w:type="dxa" w:w="2256"/>
+          </w:tcPr>
+          <w:p>
+            <w:r>
+              <w:t>🔴 不及格</w:t>
+            </w:r>
+          </w:p>
+        </w:tc>
+        <w:tc>
+          <w:tcPr>
+            <w:tcW w:type="dxa" w:w="2256"/>
+          </w:tcPr>
+          <w:p>
+            <w:r>
+              <w:t>“当前此类大额低利合同共有 25 个，主要集中在软件智能业务线。”</w:t>
+            </w:r>
+          </w:p>
+        </w:tc>
+        <w:tc>
+          <w:tcPr>
+            <w:tcW w:type="dxa" w:w="2256"/>
+          </w:tcPr>
+          <w:p>
+            <w:r>
+              <w:t>自动化脚本判定：提取数值为 25，与事实严重不符，判定为计算错误或出现幻觉。</w:t>
+            </w:r>
+          </w:p>
+        </w:tc>
+        <w:tc>
+          <w:tcPr>
+            <w:tcW w:type="dxa" w:w="2256"/>
+          </w:tcPr>
+          <w:p>
+            <w:r>
+              <w:t>0 分</w:t>
+            </w:r>
+          </w:p>
+        </w:tc>
+      </w:tr>
+    </w:tbl>
     <w:p>
       <w:r>
         <w:rPr>
           <w:b/>
         </w:rPr>
+        <w:br/>
         <w:t>【示例 B】开放问题（主观洞察与策略推演）</w:t>
       </w:r>
     </w:p>
@@ -921,26 +1103,162 @@
         <w:t xml:space="preserve">  3) 落地建议：建立里程碑追踪防延期，推出模块化/分级报价方案降低商务门槛。</w:t>
       </w:r>
     </w:p>
-    <w:p>
-      <w:r>
-        <w:t>• 🟢 智能体高分回复示例（4.5 - 5 分）：“目前数智运营产品线赢单率徘徊在 51% 左右，主要痛点在于商务条款分歧以及项目审批延期导致大量商机流失。建议针对延期现象设立阶段停留红线并加强追踪；针对商务难点，方案团队应推出敏捷版/豪华版的梯次化报价策略，以提升最终转化。”</w:t>
-      </w:r>
-    </w:p>
-    <w:p>
-      <w:r>
-        <w:t xml:space="preserve">  &gt; LLM裁判打分逻辑：完全缺失真实的系统数据支撑（扣 2 分），归因流于表面且无视真实的排除原因记录（扣 1 分），给出的建议极其宽泛空洞，属于无效的车轱辘话（扣 1 分）。总计判 1 分，系统立即触发红灯人工复检。</w:t>
-      </w:r>
-    </w:p>
-    <w:p>
-      <w:r>
-        <w:t>• 🔴 智能体低分回复示例（1 - 2 分）：“数智运营产品线商机转化率低主要是因为前端销售团队不够努力，产品缺乏吸引力。建议大家多跑一线跟客户沟通，了解客户真实想法，争取多签单。”</w:t>
-      </w:r>
-    </w:p>
-    <w:p>
-      <w:r>
-        <w:t xml:space="preserve">  &gt; LLM裁判打分逻辑：覆盖了约 51% 的核心数据（得2分），精准指出延期与条款两项流失根因（得1.5分），给出的梯次报价与防延期追踪建议完全具备实操性（得1.5分），总计满分 5 分。</w:t>
-      </w:r>
-    </w:p>
+    <w:tbl>
+      <w:tblPr>
+        <w:tblW w:type="auto" w:w="0"/>
+        <w:tblLook w:firstColumn="1" w:firstRow="1" w:lastColumn="0" w:lastRow="0" w:noHBand="0" w:noVBand="1" w:val="04A0"/>
+        <w:tblBorders>
+          <w:top w:val="single" w:sz="4" w:space="0" w:color="000000"/>
+          <w:left w:val="single" w:sz="4" w:space="0" w:color="000000"/>
+          <w:bottom w:val="single" w:sz="4" w:space="0" w:color="000000"/>
+          <w:right w:val="single" w:sz="4" w:space="0" w:color="000000"/>
+          <w:insideH w:val="single" w:sz="4" w:space="0" w:color="000000"/>
+          <w:insideV w:val="single" w:sz="4" w:space="0" w:color="000000"/>
+        </w:tblBorders>
+      </w:tblPr>
+      <w:tblGrid>
+        <w:gridCol w:w="2256"/>
+        <w:gridCol w:w="2256"/>
+        <w:gridCol w:w="2256"/>
+        <w:gridCol w:w="2256"/>
+      </w:tblGrid>
+      <w:tr>
+        <w:tc>
+          <w:tcPr>
+            <w:tcW w:type="dxa" w:w="2256"/>
+          </w:tcPr>
+          <w:p>
+            <w:r>
+              <w:t>回复质量</w:t>
+            </w:r>
+          </w:p>
+        </w:tc>
+        <w:tc>
+          <w:tcPr>
+            <w:tcW w:type="dxa" w:w="2256"/>
+          </w:tcPr>
+          <w:p>
+            <w:r>
+              <w:t>智能体回复示例</w:t>
+            </w:r>
+          </w:p>
+        </w:tc>
+        <w:tc>
+          <w:tcPr>
+            <w:tcW w:type="dxa" w:w="2256"/>
+          </w:tcPr>
+          <w:p>
+            <w:r>
+              <w:t>LLM 裁判打分逻辑拆解</w:t>
+            </w:r>
+          </w:p>
+        </w:tc>
+        <w:tc>
+          <w:tcPr>
+            <w:tcW w:type="dxa" w:w="2256"/>
+          </w:tcPr>
+          <w:p>
+            <w:r>
+              <w:t>最终得分</w:t>
+            </w:r>
+          </w:p>
+        </w:tc>
+      </w:tr>
+      <w:tr>
+        <w:tc>
+          <w:tcPr>
+            <w:tcW w:type="dxa" w:w="2256"/>
+          </w:tcPr>
+          <w:p>
+            <w:r>
+              <w:t>🟢 优秀</w:t>
+            </w:r>
+          </w:p>
+        </w:tc>
+        <w:tc>
+          <w:tcPr>
+            <w:tcW w:type="dxa" w:w="2256"/>
+          </w:tcPr>
+          <w:p>
+            <w:r>
+              <w:t>“目前数智运营产品线赢单率徘徊在 51% 左右，主要痛点在于商务条款分歧以及项目审批延期导致大量商机流失。建议针对延期现象设立阶段停留红线并加强追踪；针对商务难点，方案团队应推出敏捷版/豪华版的梯次化报价策略，以提升最终转化。”</w:t>
+            </w:r>
+          </w:p>
+        </w:tc>
+        <w:tc>
+          <w:tcPr>
+            <w:tcW w:type="dxa" w:w="2256"/>
+          </w:tcPr>
+          <w:p>
+            <w:r>
+              <w:t>事实层(2分)：覆盖核心数据。</w:t>
+              <w:br/>
+              <w:t>洞察层(1.5分)：指出延期与条款痛点。</w:t>
+              <w:br/>
+              <w:t>建议层(1.5分)：梯次报价与防延期追踪完全具备实操性。</w:t>
+            </w:r>
+          </w:p>
+        </w:tc>
+        <w:tc>
+          <w:tcPr>
+            <w:tcW w:type="dxa" w:w="2256"/>
+          </w:tcPr>
+          <w:p>
+            <w:r>
+              <w:t>5 分</w:t>
+            </w:r>
+          </w:p>
+        </w:tc>
+      </w:tr>
+      <w:tr>
+        <w:tc>
+          <w:tcPr>
+            <w:tcW w:type="dxa" w:w="2256"/>
+          </w:tcPr>
+          <w:p>
+            <w:r>
+              <w:t>🔴 不及格</w:t>
+            </w:r>
+          </w:p>
+        </w:tc>
+        <w:tc>
+          <w:tcPr>
+            <w:tcW w:type="dxa" w:w="2256"/>
+          </w:tcPr>
+          <w:p>
+            <w:r>
+              <w:t>“数智运营产品线商机转化率低主要是因为前端销售团队不够努力，产品缺乏吸引力。建议大家多跑一线跟客户沟通，了解客户真实想法，争取多签单。”</w:t>
+            </w:r>
+          </w:p>
+        </w:tc>
+        <w:tc>
+          <w:tcPr>
+            <w:tcW w:type="dxa" w:w="2256"/>
+          </w:tcPr>
+          <w:p>
+            <w:r>
+              <w:t>事实层(0分)：完全缺失真实数据。</w:t>
+              <w:br/>
+              <w:t>洞察层(0.5分)：归因流于表面。</w:t>
+              <w:br/>
+              <w:t>建议层(0.5分)：建议宽泛空洞，属无效车轱辘话。</w:t>
+            </w:r>
+          </w:p>
+        </w:tc>
+        <w:tc>
+          <w:tcPr>
+            <w:tcW w:type="dxa" w:w="2256"/>
+          </w:tcPr>
+          <w:p>
+            <w:r>
+              <w:t>1 分</w:t>
+              <w:br/>
+              <w:t>(触发人工复检)</w:t>
+            </w:r>
+          </w:p>
+        </w:tc>
+      </w:tr>
+    </w:tbl>
     <w:p>
       <w:pPr>
         <w:pStyle w:val="4"/>

--- a/test_plan/经分智能体测试方案2.0.docx
+++ b/test_plan/经分智能体测试方案2.0.docx
@@ -396,508 +396,219 @@
       </w:tr>
     </w:tbl>
     <w:p>
-      <w:r>
-        <w:t xml:space="preserve">  &gt; LLM裁判打分逻辑：完全缺失真实的系统数据支撑（扣 2 分），归因流于表面且无视真实的排除原因记录（扣 1 分），给出的建议极其宽泛空洞，属于无效的车轱辘话（扣 1 分）。总计判 1 分，系统立即触发红灯人工复检。</w:t>
-      </w:r>
-    </w:p>
-    <w:p>
-      <w:r>
-        <w:t>• 🔴 智能体低分回复示例（1 - 2 分）：“数智运营产品线商机转化率低主要是因为前端销售团队不够努力，产品缺乏吸引力。建议大家多跑一线跟客户沟通，了解客户真实想法，争取多签单。”</w:t>
-      </w:r>
-    </w:p>
-    <w:p>
-      <w:r>
-        <w:t xml:space="preserve">  &gt; LLM裁判打分逻辑：覆盖了约 51% 的核心数据（得2分），精准指出延期与条款两项流失根因（得1.5分），给出的梯次报价与防延期追踪建议完全具备实操性（得1.5分），总计满分 5 分。</w:t>
-      </w:r>
-    </w:p>
-    <w:p>
-      <w:r>
-        <w:t>• 🟢 智能体高分回复示例（4.5 - 5 分）：“目前数智运营产品线赢单率徘徊在 51% 左右，主要痛点在于商务条款分歧以及项目审批延期导致大量商机流失。建议针对延期现象设立阶段停留红线并加强追踪；针对商务难点，方案团队应推出敏捷版/豪华版的梯次化报价策略，以提升最终转化。”</w:t>
-      </w:r>
-    </w:p>
-    <w:p>
-      <w:r>
-        <w:t xml:space="preserve">  3) 落地建议：建立里程碑追踪防延期，推出模块化/分级报价方案降低商务门槛。</w:t>
-      </w:r>
-    </w:p>
-    <w:p>
-      <w:r>
-        <w:t xml:space="preserve">  2) 洞察与分析：转化偏低的核心流失原因为“项目周期拖延”与“商务价格底线未达成一致”。</w:t>
-      </w:r>
-    </w:p>
-    <w:p>
-      <w:r>
-        <w:t xml:space="preserve">  1) 事实与数据：赢单率约 51.37%，排除原因 Top2 为商务条款(25个)与延期(25个)。</w:t>
-      </w:r>
-    </w:p>
-    <w:p>
-      <w:r>
-        <w:t>• 标准评估基准（三段式 Target）：</w:t>
-      </w:r>
-    </w:p>
-    <w:p>
-      <w:r>
-        <w:t>• 测试提问：“为什么数智运营产品线的商机转化率偏低？请结合数据给出破局建议。”</w:t>
-      </w:r>
-    </w:p>
-    <w:p>
+      <w:pPr>
+        <w:pStyle w:val="4"/>
+        <w:spacing w:before="260" w:after="120" w:line="288" w:lineRule="auto"/>
+        <w:ind w:left="0"/>
+        <w:jc w:val="left"/>
+        <w:outlineLvl w:val="3"/>
+      </w:pPr>
+      <w:r>
+        <w:t>三. 自动化打分与判断方法</w:t>
+      </w:r>
+    </w:p>
+    <w:p>
+      <w:pPr>
+        <w:spacing w:before="120" w:after="120" w:line="288" w:lineRule="auto"/>
+        <w:ind w:left="0"/>
+        <w:jc w:val="left"/>
+      </w:pPr>
+      <w:r>
+        <w:t>本方案摒弃纯人工审阅，全面拥抱自动化与智能化评估。</w:t>
+      </w:r>
+    </w:p>
+    <w:p>
+      <w:pPr>
+        <w:numPr>
+          <w:numId w:val="6"/>
+        </w:numPr>
+        <w:spacing w:before="120" w:after="120" w:line="288" w:lineRule="auto"/>
+        <w:ind w:left="0"/>
+        <w:jc w:val="left"/>
+      </w:pPr>
       <w:r>
         <w:rPr>
           <w:b/>
         </w:rPr>
-        <w:t>【示例 B】开放问题（主观洞察与策略推演）</w:t>
-      </w:r>
-    </w:p>
-    <w:p/>
-    <w:p>
-      <w:r>
-        <w:t xml:space="preserve">  &gt; 自动化脚本判定：提取数值为 25，与事实严重不符，判定为计算错误或出现幻觉，自动判为 0 分。</w:t>
-      </w:r>
-    </w:p>
-    <w:p>
-      <w:r>
-        <w:t>• 🔴 低分回复示例（0 分）：“当前此类大额低利合同共有 25 个，主要集中在软件智能业务线。”</w:t>
-      </w:r>
-    </w:p>
-    <w:p>
-      <w:r>
-        <w:t xml:space="preserve">  &gt; 自动化脚本判定：正则精准提取到核心数值 28，与 Ground Truth 完全等值匹配，自动判为满分。</w:t>
-      </w:r>
-    </w:p>
-    <w:p>
-      <w:r>
-        <w:t>• 🟢 高分回复示例（满分 5 分）：“根据系统数据查询，当前金额超千万且净利率&lt;10%的合同共有 28 个。”</w:t>
-      </w:r>
-    </w:p>
-    <w:p>
-      <w:r>
-        <w:t>• Ground Truth（系统真理）：28</w:t>
-      </w:r>
-    </w:p>
-    <w:p>
-      <w:r>
-        <w:t>• 测试提问：“当前总金额超千万且净利率低于 10% 的大额低利润合同共有多少个？”</w:t>
-      </w:r>
-    </w:p>
-    <w:p>
+        <w:t>1. 非开放问题（硬性比对）</w:t>
+      </w:r>
+    </w:p>
+    <w:p>
+      <w:pPr>
+        <w:numPr>
+          <w:numId w:val="7"/>
+        </w:numPr>
+        <w:spacing w:before="120" w:after="120" w:line="288" w:lineRule="auto"/>
+        <w:ind w:left="453"/>
+        <w:jc w:val="left"/>
+      </w:pPr>
+      <w:r>
+        <w:t>• 比对标准：提前基于测试数据集计算所得的绝对真理（Ground Truth）。</w:t>
+      </w:r>
+    </w:p>
+    <w:p>
+      <w:pPr>
+        <w:numPr>
+          <w:numId w:val="8"/>
+        </w:numPr>
+        <w:spacing w:before="120" w:after="120" w:line="288" w:lineRule="auto"/>
+        <w:ind w:left="453"/>
+        <w:jc w:val="left"/>
+      </w:pPr>
+      <w:r>
+        <w:t>• 执行方法：自动化脚本对比智能体的文本输出，精准核对数字大小、排名顺序及名单是否匹配，完全匹配则得满分（5分），残缺或错误自动扣分，彻底杜绝主观偏差。</w:t>
+      </w:r>
+    </w:p>
+    <w:p>
+      <w:pPr>
+        <w:numPr>
+          <w:numId w:val="9"/>
+        </w:numPr>
+        <w:spacing w:before="120" w:after="120" w:line="288" w:lineRule="auto"/>
+        <w:ind w:left="907"/>
+        <w:jc w:val="left"/>
+      </w:pPr>
       <w:r>
         <w:rPr>
           <w:b/>
         </w:rPr>
-        <w:t>【示例 A】非开放问题（客观事实与逻辑计算）</w:t>
-      </w:r>
-    </w:p>
-    <w:p/>
-    <w:p>
-      <w:r>
-        <w:t>为了更直观地展示打分逻辑，以下提供了开放与非开放问题的标准范例与评分解析：</w:t>
-      </w:r>
-    </w:p>
-    <w:p>
+        <w:t>2. 开放问题（LLM-as-a-Judge 智能裁判法）</w:t>
+      </w:r>
+    </w:p>
+    <w:p>
+      <w:pPr>
+        <w:spacing w:before="120" w:after="120" w:line="288" w:lineRule="auto"/>
+        <w:ind w:left="907"/>
+      </w:pPr>
+      <w:r>
+        <w:t>鉴于大模型（智能体）的输出为非结构化自由文本，测试方案引入高阶大模型作为自动化裁判。</w:t>
+      </w:r>
+    </w:p>
+    <w:p>
+      <w:pPr>
+        <w:spacing w:after="120"/>
+        <w:ind w:left="907"/>
+        <w:jc w:val="center"/>
+      </w:pPr>
+      <w:r>
+        <w:t>核心评估理念：</w:t>
+      </w:r>
+    </w:p>
+    <w:p>
+      <w:pPr>
+        <w:spacing w:before="120" w:after="120" w:line="288" w:lineRule="auto"/>
+        <w:ind w:left="907"/>
+        <w:jc w:val="left"/>
+      </w:pPr>
+      <w:r>
+        <w:t>忽略智能体回答的表面排版格式，纯粹穿透底层语义，考察其是否涵盖三大核心考核点：</w:t>
+      </w:r>
+    </w:p>
+    <w:p>
+      <w:pPr>
+        <w:spacing w:before="120" w:after="120" w:line="288" w:lineRule="auto"/>
+        <w:ind w:left="907"/>
+      </w:pPr>
+      <w:r>
+        <w:t>• 事实与数据层（40%权重，满分2分）：是否精准找对底层数据，严防任何虚构或数据混用（幻觉）。</w:t>
+      </w:r>
+    </w:p>
+    <w:p>
+      <w:pPr>
+        <w:spacing w:after="120"/>
+        <w:ind w:left="907"/>
+        <w:jc w:val="center"/>
+      </w:pPr>
+      <w:r>
+        <w:t>• 归纳与分析层（30%权重，满分1.5分）：是否将冷冰冰的数据转化为有业务深度的根因洞察。</w:t>
+      </w:r>
+    </w:p>
+    <w:p>
+      <w:pPr>
+        <w:numPr>
+          <w:numId w:val="10"/>
+        </w:numPr>
+        <w:spacing w:before="120" w:after="120" w:line="288" w:lineRule="auto"/>
+        <w:ind w:left="0"/>
+        <w:jc w:val="left"/>
+      </w:pPr>
+      <w:r>
+        <w:t>• 落地与建议层（30%权重，满分1.5分）：是否输出了具备实操性、针对性的经营管理对策。</w:t>
+      </w:r>
+    </w:p>
+    <w:p>
+      <w:pPr>
+        <w:numPr>
+          <w:numId w:val="11"/>
+        </w:numPr>
+        <w:spacing w:before="120" w:after="120" w:line="288" w:lineRule="auto"/>
+        <w:ind w:left="453"/>
+        <w:jc w:val="left"/>
+      </w:pPr>
+      <w:r>
+        <w:t>自动化测试实施路径：</w:t>
+      </w:r>
+    </w:p>
+    <w:p>
+      <w:pPr>
+        <w:spacing w:before="120" w:after="120" w:line="288" w:lineRule="auto"/>
+        <w:ind w:left="453"/>
+      </w:pPr>
+      <w:r>
+        <w:t>1) 数据捕获：通过 RPA 脚本批量拉取智能体对 30 道开放题的实际回答，落盘至 result.xlsx 的“智能体回复”列。</w:t>
+      </w:r>
+    </w:p>
+    <w:p>
+      <w:pPr>
+        <w:spacing w:after="120"/>
+        <w:ind w:left="453"/>
+        <w:jc w:val="center"/>
+      </w:pPr>
+      <w:r>
+        <w:t>2) 裁判审阅：评测脚本循环读取“用户提问 + 三段式标准答案 + 智能体实际回复”，将三者拼装进入裁判大模型的 Prompt 模板。</w:t>
+      </w:r>
+    </w:p>
+    <w:p>
+      <w:pPr>
+        <w:numPr>
+          <w:numId w:val="12"/>
+        </w:numPr>
+        <w:spacing w:before="120" w:after="120" w:line="288" w:lineRule="auto"/>
+        <w:ind w:left="453"/>
+        <w:jc w:val="left"/>
+      </w:pPr>
+      <w:r>
+        <w:t>3) 量化定级：由裁判大模型以专家视角输出分数（1-5分）与详细的扣分理由。</w:t>
+      </w:r>
+    </w:p>
+    <w:p>
+      <w:pPr>
+        <w:numPr>
+          <w:numId w:val="13"/>
+        </w:numPr>
+        <w:spacing w:before="120" w:after="120" w:line="288" w:lineRule="auto"/>
+        <w:ind w:left="907"/>
+        <w:jc w:val="left"/>
+      </w:pPr>
+      <w:r>
+        <w:t>4) 人工兜底 (Human-in-the-loop)：仅对裁判大模型给出异常低分（&lt;3分）或涉嫌严重幻觉的极端 Case 触发人工介入复检。</w:t>
+      </w:r>
+    </w:p>
+    <w:p>
+      <w:pPr>
+        <w:numPr>
+          <w:numId w:val="14"/>
+        </w:numPr>
+        <w:spacing w:before="120" w:after="120" w:line="288" w:lineRule="auto"/>
+        <w:ind w:left="907"/>
+        <w:jc w:val="left"/>
+      </w:pPr>
       <w:r>
         <w:rPr>
           <w:b/>
         </w:rPr>
         <w:t>3. 测试用例与评分展示（典型示例）</w:t>
       </w:r>
-    </w:p>
-    <w:p/>
-    <w:p>
-      <w:r>
-        <w:t>4) 人工兜底 (Human-in-the-loop)：仅对裁判大模型给出异常低分（&lt;3分）或涉嫌严重幻觉的极端 Case 触发人工介入复检。</w:t>
-      </w:r>
-    </w:p>
-    <w:p>
-      <w:r>
-        <w:t>3) 量化定级：由裁判大模型以专家视角输出分数（1-5分）与详细的扣分理由。</w:t>
-      </w:r>
-    </w:p>
-    <w:p>
-      <w:r>
-        <w:t>2) 裁判审阅：评测脚本循环读取“用户提问 + 三段式标准答案 + 智能体实际回复”，将三者拼装进入裁判大模型的 Prompt 模板。</w:t>
-      </w:r>
-    </w:p>
-    <w:p>
-      <w:r>
-        <w:t>1) 数据捕获：通过 RPA 脚本批量拉取智能体对 30 道开放题的实际回答，落盘至 result.xlsx 的“智能体回复”列。</w:t>
-      </w:r>
-    </w:p>
-    <w:p>
-      <w:r>
-        <w:t>自动化测试实施路径：</w:t>
-      </w:r>
-    </w:p>
-    <w:p/>
-    <w:p>
-      <w:r>
-        <w:t>• 落地与建议层（30%权重，满分1.5分）：是否输出了具备实操性、针对性的经营管理对策。</w:t>
-      </w:r>
-    </w:p>
-    <w:p>
-      <w:r>
-        <w:t>• 归纳与分析层（30%权重，满分1.5分）：是否将冷冰冰的数据转化为有业务深度的根因洞察。</w:t>
-      </w:r>
-    </w:p>
-    <w:p>
-      <w:r>
-        <w:t>• 事实与数据层（40%权重，满分2分）：是否精准找对底层数据，严防任何虚构或数据混用（幻觉）。</w:t>
-      </w:r>
-    </w:p>
-    <w:p>
-      <w:r>
-        <w:t>忽略智能体回答的表面排版格式，纯粹穿透底层语义，考察其是否涵盖三大核心考核点：</w:t>
-      </w:r>
-    </w:p>
-    <w:p>
-      <w:r>
-        <w:t>核心评估理念：</w:t>
-      </w:r>
-    </w:p>
-    <w:p/>
-    <w:p>
-      <w:r>
-        <w:t>鉴于大模型（智能体）的输出为非结构化自由文本，测试方案引入高阶大模型作为自动化裁判。</w:t>
-      </w:r>
-    </w:p>
-    <w:p>
-      <w:r>
-        <w:rPr>
-          <w:b/>
-        </w:rPr>
-        <w:t>2. 开放问题（LLM-as-a-Judge 智能裁判法）</w:t>
-      </w:r>
-    </w:p>
-    <w:p/>
-    <w:p>
-      <w:r>
-        <w:t>• 执行方法：自动化脚本对比智能体的文本输出，精准核对数字大小、排名顺序及名单是否匹配，完全匹配则得满分（5分），残缺或错误自动扣分，彻底杜绝主观偏差。</w:t>
-      </w:r>
-    </w:p>
-    <w:p>
-      <w:r>
-        <w:t>• 比对标准：提前基于测试数据集计算所得的绝对真理（Ground Truth）。</w:t>
-      </w:r>
-    </w:p>
-    <w:p>
-      <w:r>
-        <w:rPr>
-          <w:b/>
-        </w:rPr>
-        <w:t>1. 非开放问题（硬性比对）</w:t>
-      </w:r>
-    </w:p>
-    <w:p/>
-    <w:p>
-      <w:r>
-        <w:t>本方案摒弃纯人工审阅，全面拥抱自动化与智能化评估。</w:t>
-      </w:r>
-    </w:p>
-    <w:p>
-      <w:pPr>
-        <w:pStyle w:val="4"/>
-        <w:spacing w:before="260" w:after="120" w:line="288" w:lineRule="auto"/>
-        <w:ind w:left="0"/>
-        <w:jc w:val="left"/>
-        <w:outlineLvl w:val="3"/>
-      </w:pPr>
-      <w:r>
-        <w:t>三. 自动化打分与判断方法</w:t>
-      </w:r>
-    </w:p>
-    <w:p>
-      <w:pPr>
-        <w:spacing w:before="120" w:after="120" w:line="288" w:lineRule="auto"/>
-        <w:ind w:left="0"/>
-        <w:jc w:val="left"/>
-      </w:pPr>
-      <w:r>
-        <w:t>本方案摒弃纯人工审阅，全面拥抱自动化与智能化评估。</w:t>
-      </w:r>
-    </w:p>
-    <w:p>
-      <w:pPr>
-        <w:numPr>
-          <w:numId w:val="6"/>
-        </w:numPr>
-        <w:spacing w:before="120" w:after="120" w:line="288" w:lineRule="auto"/>
-        <w:ind w:left="0"/>
-        <w:jc w:val="left"/>
-      </w:pPr>
-      <w:r>
-        <w:rPr>
-          <w:b/>
-        </w:rPr>
-        <w:t>1. 非开放问题（硬性比对）</w:t>
-      </w:r>
-    </w:p>
-    <w:p>
-      <w:pPr>
-        <w:numPr>
-          <w:numId w:val="7"/>
-        </w:numPr>
-        <w:spacing w:before="120" w:after="120" w:line="288" w:lineRule="auto"/>
-        <w:ind w:left="453"/>
-        <w:jc w:val="left"/>
-      </w:pPr>
-      <w:r>
-        <w:t>• 比对标准：提前基于测试数据集计算所得的绝对真理（Ground Truth）。</w:t>
-      </w:r>
-    </w:p>
-    <w:p>
-      <w:pPr>
-        <w:numPr>
-          <w:numId w:val="8"/>
-        </w:numPr>
-        <w:spacing w:before="120" w:after="120" w:line="288" w:lineRule="auto"/>
-        <w:ind w:left="453"/>
-        <w:jc w:val="left"/>
-      </w:pPr>
-      <w:r>
-        <w:t>• 执行方法：自动化脚本对比智能体的文本输出，精准核对数字大小、排名顺序及名单是否匹配，完全匹配则得满分（5分），残缺或错误自动扣分，彻底杜绝主观偏差。</w:t>
-      </w:r>
-    </w:p>
-    <w:p>
-      <w:pPr>
-        <w:numPr>
-          <w:numId w:val="9"/>
-        </w:numPr>
-        <w:spacing w:before="120" w:after="120" w:line="288" w:lineRule="auto"/>
-        <w:ind w:left="907"/>
-        <w:jc w:val="left"/>
-      </w:pPr>
-      <w:r>
-        <w:rPr>
-          <w:b/>
-        </w:rPr>
-        <w:t>2. 开放问题（LLM-as-a-Judge 智能裁判法）</w:t>
-      </w:r>
-    </w:p>
-    <w:p>
-      <w:pPr>
-        <w:spacing w:before="120" w:after="120" w:line="288" w:lineRule="auto"/>
-        <w:ind w:left="907"/>
-      </w:pPr>
-      <w:r>
-        <w:t>鉴于大模型（智能体）的输出为非结构化自由文本，测试方案引入高阶大模型作为自动化裁判。</w:t>
-      </w:r>
-    </w:p>
-    <w:p>
-      <w:pPr>
-        <w:spacing w:after="120"/>
-        <w:ind w:left="907"/>
-        <w:jc w:val="center"/>
-      </w:pPr>
-      <w:r>
-        <w:t>核心评估理念：</w:t>
-      </w:r>
-    </w:p>
-    <w:p>
-      <w:pPr>
-        <w:spacing w:before="120" w:after="120" w:line="288" w:lineRule="auto"/>
-        <w:ind w:left="907"/>
-        <w:jc w:val="left"/>
-      </w:pPr>
-      <w:r>
-        <w:t>忽略智能体回答的表面排版格式，纯粹穿透底层语义，考察其是否涵盖三大核心考核点：</w:t>
-      </w:r>
-    </w:p>
-    <w:p>
-      <w:pPr>
-        <w:spacing w:before="120" w:after="120" w:line="288" w:lineRule="auto"/>
-        <w:ind w:left="907"/>
-      </w:pPr>
-      <w:r>
-        <w:t>• 事实与数据层（40%权重，满分2分）：是否精准找对底层数据，严防任何虚构或数据混用（幻觉）。</w:t>
-      </w:r>
-    </w:p>
-    <w:p>
-      <w:pPr>
-        <w:spacing w:after="120"/>
-        <w:ind w:left="907"/>
-        <w:jc w:val="center"/>
-      </w:pPr>
-      <w:r>
-        <w:t>• 归纳与分析层（30%权重，满分1.5分）：是否将冷冰冰的数据转化为有业务深度的根因洞察。</w:t>
-      </w:r>
-    </w:p>
-    <w:p>
-      <w:pPr>
-        <w:numPr>
-          <w:numId w:val="10"/>
-        </w:numPr>
-        <w:spacing w:before="120" w:after="120" w:line="288" w:lineRule="auto"/>
-        <w:ind w:left="0"/>
-        <w:jc w:val="left"/>
-      </w:pPr>
-      <w:r>
-        <w:t>• 落地与建议层（30%权重，满分1.5分）：是否输出了具备实操性、针对性的经营管理对策。</w:t>
-      </w:r>
-    </w:p>
-    <w:p>
-      <w:pPr>
-        <w:numPr>
-          <w:numId w:val="11"/>
-        </w:numPr>
-        <w:spacing w:before="120" w:after="120" w:line="288" w:lineRule="auto"/>
-        <w:ind w:left="453"/>
-        <w:jc w:val="left"/>
-      </w:pPr>
-      <w:r>
-        <w:t>自动化测试实施路径：</w:t>
-      </w:r>
-    </w:p>
-    <w:p>
-      <w:pPr>
-        <w:spacing w:before="120" w:after="120" w:line="288" w:lineRule="auto"/>
-        <w:ind w:left="453"/>
-      </w:pPr>
-      <w:r>
-        <w:t>1) 数据捕获：通过 RPA 脚本批量拉取智能体对 30 道开放题的实际回答，落盘至 result.xlsx 的“智能体回复”列。</w:t>
-      </w:r>
-    </w:p>
-    <w:p>
-      <w:pPr>
-        <w:spacing w:after="120"/>
-        <w:ind w:left="453"/>
-        <w:jc w:val="center"/>
-      </w:pPr>
-      <w:r>
-        <w:t>2) 裁判审阅：评测脚本循环读取“用户提问 + 三段式标准答案 + 智能体实际回复”，将三者拼装进入裁判大模型的 Prompt 模板。</w:t>
-      </w:r>
-    </w:p>
-    <w:p>
-      <w:pPr>
-        <w:numPr>
-          <w:numId w:val="12"/>
-        </w:numPr>
-        <w:spacing w:before="120" w:after="120" w:line="288" w:lineRule="auto"/>
-        <w:ind w:left="453"/>
-        <w:jc w:val="left"/>
-      </w:pPr>
-      <w:r>
-        <w:t>3) 量化定级：由裁判大模型以专家视角输出分数（1-5分）与详细的扣分理由。</w:t>
-      </w:r>
-    </w:p>
-    <w:p>
-      <w:pPr>
-        <w:numPr>
-          <w:numId w:val="13"/>
-        </w:numPr>
-        <w:spacing w:before="120" w:after="120" w:line="288" w:lineRule="auto"/>
-        <w:ind w:left="907"/>
-        <w:jc w:val="left"/>
-      </w:pPr>
-      <w:r>
-        <w:t>4) 人工兜底 (Human-in-the-loop)：仅对裁判大模型给出异常低分（&lt;3分）或涉嫌严重幻觉的极端 Case 触发人工介入复检。</w:t>
-      </w:r>
-    </w:p>
-    <w:p>
-      <w:pPr>
-        <w:numPr>
-          <w:numId w:val="14"/>
-        </w:numPr>
-        <w:spacing w:before="120" w:after="120" w:line="288" w:lineRule="auto"/>
-        <w:ind w:left="907"/>
-        <w:jc w:val="left"/>
-      </w:pPr>
-      <w:r>
-        <w:rPr>
-          <w:b/>
-        </w:rPr>
-        <w:t>3. 测试用例与评分展示（典型示例）</w:t>
-      </w:r>
-    </w:p>
-    <w:p>
-      <w:pPr>
-        <w:numPr>
-          <w:numId w:val="15"/>
-        </w:numPr>
-        <w:spacing w:before="120" w:after="120" w:line="288" w:lineRule="auto"/>
-        <w:ind w:left="907"/>
-        <w:jc w:val="left"/>
-      </w:pPr>
-      <w:r/>
-    </w:p>
-    <w:p>
-      <w:pPr>
-        <w:numPr>
-          <w:numId w:val="16"/>
-        </w:numPr>
-        <w:spacing w:before="120" w:after="120" w:line="288" w:lineRule="auto"/>
-        <w:ind w:left="907"/>
-        <w:jc w:val="left"/>
-      </w:pPr>
-      <w:r/>
-    </w:p>
-    <w:p>
-      <w:pPr>
-        <w:spacing w:before="120" w:after="120" w:line="288" w:lineRule="auto"/>
-        <w:ind w:left="907"/>
-      </w:pPr>
-      <w:r/>
-    </w:p>
-    <w:p>
-      <w:pPr>
-        <w:spacing w:after="120"/>
-        <w:ind w:left="907"/>
-        <w:jc w:val="center"/>
-      </w:pPr>
-      <w:r/>
-    </w:p>
-    <w:p>
-      <w:pPr>
-        <w:numPr>
-          <w:numId w:val="17"/>
-        </w:numPr>
-        <w:spacing w:before="120" w:after="120" w:line="288" w:lineRule="auto"/>
-        <w:ind w:left="453"/>
-        <w:jc w:val="left"/>
-      </w:pPr>
-      <w:r/>
-    </w:p>
-    <w:p>
-      <w:pPr>
-        <w:spacing w:before="120" w:after="120" w:line="288" w:lineRule="auto"/>
-        <w:ind w:left="0"/>
-        <w:jc w:val="left"/>
-      </w:pPr>
-      <w:r/>
-    </w:p>
-    <w:p>
-      <w:r/>
-    </w:p>
-    <w:p>
-      <w:r/>
-    </w:p>
-    <w:p>
-      <w:r/>
-    </w:p>
-    <w:p>
-      <w:r/>
-    </w:p>
-    <w:p>
-      <w:r/>
-    </w:p>
-    <w:p>
-      <w:r/>
-    </w:p>
-    <w:p>
-      <w:r/>
-    </w:p>
-    <w:p>
-      <w:r/>
-    </w:p>
-    <w:p>
-      <w:r/>
-    </w:p>
-    <w:p>
-      <w:r/>
-    </w:p>
-    <w:p>
-      <w:r/>
-    </w:p>
-    <w:p>
-      <w:r/>
     </w:p>
     <w:p>
       <w:r>

--- a/test_plan/经分智能体测试方案2.0.docx
+++ b/test_plan/经分智能体测试方案2.0.docx
@@ -164,237 +164,6 @@
         <w:t>二. 测试范围与边界定界 (Test Scope &amp; Boundaries)</w:t>
       </w:r>
     </w:p>
-    <w:tbl>
-      <w:tblPr>
-        <w:tblW w:w="0" w:type="auto"/>
-        <w:tblInd w:w="0" w:type="dxa"/>
-        <w:tblBorders>
-          <w:top w:val="single" w:color="dee0e3"/>
-          <w:left w:val="single" w:color="dee0e3"/>
-          <w:bottom w:val="single" w:color="dee0e3"/>
-          <w:right w:val="single" w:color="dee0e3"/>
-          <w:insideH w:val="single" w:color="dee0e3"/>
-          <w:insideV w:val="single" w:color="dee0e3"/>
-        </w:tblBorders>
-        <w:tblLayout w:type="fixed"/>
-      </w:tblPr>
-      <w:tblGrid>
-        <w:gridCol w:w="2070"/>
-        <w:gridCol w:w="2070"/>
-        <w:gridCol w:w="2070"/>
-        <w:gridCol w:w="2070"/>
-      </w:tblGrid>
-      <w:tr>
-        <w:tc>
-          <w:tcPr>
-            <w:tcW w:w="2070" w:type="dxa"/>
-            <w:tcMar>
-              <w:top w:type="dxa" w:w="60"/>
-              <w:left w:type="dxa" w:w="120"/>
-              <w:bottom w:type="dxa" w:w="30"/>
-              <w:right w:type="dxa" w:w="120"/>
-            </w:tcMar>
-          </w:tcPr>
-          <w:p>
-            <w:r>
-              <w:t>问题阵列</w:t>
-            </w:r>
-          </w:p>
-        </w:tc>
-        <w:tc>
-          <w:tcPr>
-            <w:tcW w:w="2070" w:type="dxa"/>
-            <w:tcMar>
-              <w:top w:type="dxa" w:w="60"/>
-              <w:left w:type="dxa" w:w="120"/>
-              <w:bottom w:type="dxa" w:w="30"/>
-              <w:right w:type="dxa" w:w="120"/>
-            </w:tcMar>
-          </w:tcPr>
-          <w:p>
-            <w:r>
-              <w:t>能力定义与指令范式</w:t>
-            </w:r>
-          </w:p>
-        </w:tc>
-        <w:tc>
-          <w:tcPr>
-            <w:tcW w:w="2070" w:type="dxa"/>
-            <w:tcMar>
-              <w:top w:type="dxa" w:w="60"/>
-              <w:left w:type="dxa" w:w="120"/>
-              <w:bottom w:type="dxa" w:w="30"/>
-              <w:right w:type="dxa" w:w="120"/>
-            </w:tcMar>
-          </w:tcPr>
-          <w:p>
-            <w:r>
-              <w:t>题库配比</w:t>
-            </w:r>
-          </w:p>
-        </w:tc>
-        <w:tc>
-          <w:tcPr>
-            <w:tcW w:w="2070" w:type="dxa"/>
-            <w:tcMar>
-              <w:top w:type="dxa" w:w="60"/>
-              <w:left w:type="dxa" w:w="120"/>
-              <w:bottom w:type="dxa" w:w="30"/>
-              <w:right w:type="dxa" w:w="120"/>
-            </w:tcMar>
-          </w:tcPr>
-          <w:p>
-            <w:r>
-              <w:t>核心锚点</w:t>
-            </w:r>
-          </w:p>
-        </w:tc>
-      </w:tr>
-      <w:tr>
-        <w:tc>
-          <w:tcPr>
-            <w:tcW w:w="2070" w:type="dxa"/>
-            <w:tcMar>
-              <w:top w:type="dxa" w:w="60"/>
-              <w:left w:type="dxa" w:w="120"/>
-              <w:bottom w:type="dxa" w:w="30"/>
-              <w:right w:type="dxa" w:w="120"/>
-            </w:tcMar>
-          </w:tcPr>
-          <w:p>
-            <w:r>
-              <w:t>非开放问题</w:t>
-              <w:br/>
-              <w:t>(Fact-Based)</w:t>
-            </w:r>
-          </w:p>
-        </w:tc>
-        <w:tc>
-          <w:tcPr>
-            <w:tcW w:w="2070" w:type="dxa"/>
-            <w:tcMar>
-              <w:top w:type="dxa" w:w="60"/>
-              <w:left w:type="dxa" w:w="120"/>
-              <w:bottom w:type="dxa" w:w="30"/>
-              <w:right w:type="dxa" w:w="120"/>
-            </w:tcMar>
-          </w:tcPr>
-          <w:p>
-            <w:r>
-              <w:t>客观事实检索，具备绝对唯一的 Ground Truth。</w:t>
-              <w:br/>
-              <w:t>示例：“净利率最高的合同是哪一个？”</w:t>
-            </w:r>
-          </w:p>
-        </w:tc>
-        <w:tc>
-          <w:tcPr>
-            <w:tcW w:w="2070" w:type="dxa"/>
-            <w:tcMar>
-              <w:top w:type="dxa" w:w="60"/>
-              <w:left w:type="dxa" w:w="120"/>
-              <w:bottom w:type="dxa" w:w="30"/>
-              <w:right w:type="dxa" w:w="120"/>
-            </w:tcMar>
-          </w:tcPr>
-          <w:p>
-            <w:r>
-              <w:t>50 道</w:t>
-              <w:br/>
-              <w:t>(高阶逻辑)</w:t>
-            </w:r>
-          </w:p>
-        </w:tc>
-        <w:tc>
-          <w:tcPr>
-            <w:tcW w:w="2070" w:type="dxa"/>
-            <w:tcMar>
-              <w:top w:type="dxa" w:w="60"/>
-              <w:left w:type="dxa" w:w="120"/>
-              <w:bottom w:type="dxa" w:w="30"/>
-              <w:right w:type="dxa" w:w="120"/>
-            </w:tcMar>
-          </w:tcPr>
-          <w:p>
-            <w:r>
-              <w:t>数据提取精准度、跨表聚合能力</w:t>
-            </w:r>
-          </w:p>
-        </w:tc>
-      </w:tr>
-      <w:tr>
-        <w:tc>
-          <w:tcPr>
-            <w:tcW w:w="2070" w:type="dxa"/>
-            <w:tcMar>
-              <w:top w:type="dxa" w:w="60"/>
-              <w:left w:type="dxa" w:w="120"/>
-              <w:bottom w:type="dxa" w:w="30"/>
-              <w:right w:type="dxa" w:w="120"/>
-            </w:tcMar>
-          </w:tcPr>
-          <w:p>
-            <w:r>
-              <w:t>开放问题</w:t>
-              <w:br/>
-              <w:t>(Insight-Based)</w:t>
-            </w:r>
-          </w:p>
-        </w:tc>
-        <w:tc>
-          <w:tcPr>
-            <w:tcW w:w="2070" w:type="dxa"/>
-            <w:tcMar>
-              <w:top w:type="dxa" w:w="60"/>
-              <w:left w:type="dxa" w:w="120"/>
-              <w:bottom w:type="dxa" w:w="30"/>
-              <w:right w:type="dxa" w:w="120"/>
-            </w:tcMar>
-          </w:tcPr>
-          <w:p>
-            <w:r>
-              <w:t>主观归纳与经营诊断，需提供三段式推理引擎输出。</w:t>
-              <w:br/>
-              <w:t>示例：“为什么杨帆利润这么低？请给出管理对策。”</w:t>
-            </w:r>
-          </w:p>
-        </w:tc>
-        <w:tc>
-          <w:tcPr>
-            <w:tcW w:w="2070" w:type="dxa"/>
-            <w:tcMar>
-              <w:top w:type="dxa" w:w="60"/>
-              <w:left w:type="dxa" w:w="120"/>
-              <w:bottom w:type="dxa" w:w="30"/>
-              <w:right w:type="dxa" w:w="120"/>
-            </w:tcMar>
-          </w:tcPr>
-          <w:p>
-            <w:r>
-              <w:t>30 道</w:t>
-              <w:br/>
-              <w:t>(灵魂拷问)</w:t>
-            </w:r>
-          </w:p>
-        </w:tc>
-        <w:tc>
-          <w:tcPr>
-            <w:tcW w:w="2070" w:type="dxa"/>
-            <w:tcMar>
-              <w:top w:type="dxa" w:w="60"/>
-              <w:left w:type="dxa" w:w="120"/>
-              <w:bottom w:type="dxa" w:w="30"/>
-              <w:right w:type="dxa" w:w="120"/>
-            </w:tcMar>
-          </w:tcPr>
-          <w:p>
-            <w:r>
-              <w:t>事实零幻觉、商业逻辑严密性、对策可行性</w:t>
-            </w:r>
-          </w:p>
-        </w:tc>
-      </w:tr>
-    </w:tbl>
     <w:p>
       <w:pPr>
         <w:pStyle w:val="4"/>
@@ -609,6 +378,36 @@
         </w:rPr>
         <w:t>3. 测试用例与评分展示（典型示例）</w:t>
       </w:r>
+    </w:p>
+    <w:p>
+      <w:r/>
+    </w:p>
+    <w:p>
+      <w:r/>
+    </w:p>
+    <w:p>
+      <w:r/>
+    </w:p>
+    <w:p>
+      <w:r/>
+    </w:p>
+    <w:p>
+      <w:r/>
+    </w:p>
+    <w:p>
+      <w:r/>
+    </w:p>
+    <w:p>
+      <w:r/>
+    </w:p>
+    <w:p>
+      <w:r/>
+    </w:p>
+    <w:p>
+      <w:r/>
+    </w:p>
+    <w:p>
+      <w:r/>
     </w:p>
     <w:p>
       <w:r>
@@ -702,7 +501,7 @@
           </w:tcPr>
           <w:p>
             <w:r>
-              <w:t>🟢 优秀</w:t>
+              <w:t>优秀</w:t>
             </w:r>
           </w:p>
         </w:tc>
@@ -744,7 +543,7 @@
           </w:tcPr>
           <w:p>
             <w:r>
-              <w:t>🔴 不及格</w:t>
+              <w:t>不及格</w:t>
             </w:r>
           </w:p>
         </w:tc>
@@ -882,7 +681,7 @@
           </w:tcPr>
           <w:p>
             <w:r>
-              <w:t>🟢 优秀</w:t>
+              <w:t>优秀</w:t>
             </w:r>
           </w:p>
         </w:tc>
@@ -928,7 +727,7 @@
           </w:tcPr>
           <w:p>
             <w:r>
-              <w:t>🔴 不及格</w:t>
+              <w:t>不及格</w:t>
             </w:r>
           </w:p>
         </w:tc>
@@ -989,241 +788,6 @@
     </w:p>
     <w:p/>
     <w:p/>
-    <w:tbl>
-      <w:tblPr>
-        <w:tblW w:type="auto" w:w="0"/>
-        <w:tblLook w:firstColumn="1" w:firstRow="1" w:lastColumn="0" w:lastRow="0" w:noHBand="0" w:noVBand="1" w:val="04A0"/>
-      </w:tblPr>
-      <w:tblGrid>
-        <w:gridCol w:w="1728"/>
-        <w:gridCol w:w="1728"/>
-        <w:gridCol w:w="1728"/>
-        <w:gridCol w:w="1728"/>
-        <w:gridCol w:w="1728"/>
-      </w:tblGrid>
-      <w:tr>
-        <w:tc>
-          <w:tcPr>
-            <w:tcW w:type="dxa" w:w="1728"/>
-          </w:tcPr>
-          <w:p>
-            <w:r>
-              <w:t>核心度量维度</w:t>
-            </w:r>
-          </w:p>
-        </w:tc>
-        <w:tc>
-          <w:tcPr>
-            <w:tcW w:type="dxa" w:w="1728"/>
-          </w:tcPr>
-          <w:p>
-            <w:r>
-              <w:t>指标定义与评判逻辑</w:t>
-            </w:r>
-          </w:p>
-        </w:tc>
-        <w:tc>
-          <w:tcPr>
-            <w:tcW w:type="dxa" w:w="1728"/>
-          </w:tcPr>
-          <w:p>
-            <w:r>
-              <w:t>量化计算方式</w:t>
-            </w:r>
-          </w:p>
-        </w:tc>
-        <w:tc>
-          <w:tcPr>
-            <w:tcW w:type="dxa" w:w="1728"/>
-          </w:tcPr>
-          <w:p>
-            <w:r>
-              <w:t>企业级目标阈值</w:t>
-            </w:r>
-          </w:p>
-        </w:tc>
-        <w:tc>
-          <w:tcPr>
-            <w:tcW w:type="dxa" w:w="1728"/>
-          </w:tcPr>
-          <w:p>
-            <w:r>
-              <w:t>适用场景</w:t>
-            </w:r>
-          </w:p>
-        </w:tc>
-      </w:tr>
-      <w:tr>
-        <w:tc>
-          <w:tcPr>
-            <w:tcW w:type="dxa" w:w="1728"/>
-          </w:tcPr>
-          <w:p>
-            <w:r>
-              <w:t>多维准确性</w:t>
-              <w:br/>
-              <w:t>(Multidimensional Accuracy)</w:t>
-            </w:r>
-          </w:p>
-        </w:tc>
-        <w:tc>
-          <w:tcPr>
-            <w:tcW w:type="dxa" w:w="1728"/>
-          </w:tcPr>
-          <w:p>
-            <w:r>
-              <w:t>事实与逻辑双重校验。确保数据检索不漏、业务计算不错、逻辑推演不偏。</w:t>
-            </w:r>
-          </w:p>
-        </w:tc>
-        <w:tc>
-          <w:tcPr>
-            <w:tcW w:type="dxa" w:w="1728"/>
-          </w:tcPr>
-          <w:p>
-            <w:r>
-              <w:t>非开放题：自动化精准比对匹配度</w:t>
-              <w:br/>
-              <w:t>开放题：LLM 裁判 1-5 分量化矩阵 (事实/洞察/建议)</w:t>
-            </w:r>
-          </w:p>
-        </w:tc>
-        <w:tc>
-          <w:tcPr>
-            <w:tcW w:type="dxa" w:w="1728"/>
-          </w:tcPr>
-          <w:p>
-            <w:r>
-              <w:t>非开放题：100%</w:t>
-              <w:br/>
-              <w:t>开放题：平均分 ≥ 4.5</w:t>
-            </w:r>
-          </w:p>
-        </w:tc>
-        <w:tc>
-          <w:tcPr>
-            <w:tcW w:type="dxa" w:w="1728"/>
-          </w:tcPr>
-          <w:p>
-            <w:r>
-              <w:t>全量题库</w:t>
-              <w:br/>
-              <w:t>(非开放 + 开放)</w:t>
-            </w:r>
-          </w:p>
-        </w:tc>
-      </w:tr>
-      <w:tr>
-        <w:tc>
-          <w:tcPr>
-            <w:tcW w:type="dxa" w:w="1728"/>
-          </w:tcPr>
-          <w:p>
-            <w:r>
-              <w:t>一致性与鲁棒性</w:t>
-              <w:br/>
-              <w:t>(Consistency &amp; Robustness)</w:t>
-            </w:r>
-          </w:p>
-        </w:tc>
-        <w:tc>
-          <w:tcPr>
-            <w:tcW w:type="dxa" w:w="1728"/>
-          </w:tcPr>
-          <w:p>
-            <w:r>
-              <w:t>面对相同的高阶经营提问或存在微小扰动的 Prompt 时，系统能否提供绝对稳定的解答输出。</w:t>
-            </w:r>
-          </w:p>
-        </w:tc>
-        <w:tc>
-          <w:tcPr>
-            <w:tcW w:type="dxa" w:w="1728"/>
-          </w:tcPr>
-          <w:p>
-            <w:r>
-              <w:t>高并发压力测试下，对同一问题抽样 20 次并计算输出结果的零差异比率。</w:t>
-            </w:r>
-          </w:p>
-        </w:tc>
-        <w:tc>
-          <w:tcPr>
-            <w:tcW w:type="dxa" w:w="1728"/>
-          </w:tcPr>
-          <w:p>
-            <w:r>
-              <w:t>100% 零差异率</w:t>
-            </w:r>
-          </w:p>
-        </w:tc>
-        <w:tc>
-          <w:tcPr>
-            <w:tcW w:type="dxa" w:w="1728"/>
-          </w:tcPr>
-          <w:p>
-            <w:r>
-              <w:t>重点针对大额合同与高危商机类的严谨查询</w:t>
-            </w:r>
-          </w:p>
-        </w:tc>
-      </w:tr>
-      <w:tr>
-        <w:tc>
-          <w:tcPr>
-            <w:tcW w:type="dxa" w:w="1728"/>
-          </w:tcPr>
-          <w:p>
-            <w:r>
-              <w:t>零幻觉溯源率</w:t>
-              <w:br/>
-              <w:t>(Zero-Hallucination)</w:t>
-            </w:r>
-          </w:p>
-        </w:tc>
-        <w:tc>
-          <w:tcPr>
-            <w:tcW w:type="dxa" w:w="1728"/>
-          </w:tcPr>
-          <w:p>
-            <w:r>
-              <w:t>输出文本中引用的任意具体数值、阶段名称或最终用户实体，必须 100% 拥有底层测试数据集的引用依据凭证。严防模型脑补。</w:t>
-            </w:r>
-          </w:p>
-        </w:tc>
-        <w:tc>
-          <w:tcPr>
-            <w:tcW w:type="dxa" w:w="1728"/>
-          </w:tcPr>
-          <w:p>
-            <w:r>
-              <w:t>实体链接穿透率计算：由 LLM 裁判提取数值/实体，并交由脚本与源库比对，计算捏造实体个数。</w:t>
-            </w:r>
-          </w:p>
-        </w:tc>
-        <w:tc>
-          <w:tcPr>
-            <w:tcW w:type="dxa" w:w="1728"/>
-          </w:tcPr>
-          <w:p>
-            <w:r>
-              <w:t>绝对 0 幻觉</w:t>
-              <w:br/>
-              <w:t>(容忍度 0%)</w:t>
-            </w:r>
-          </w:p>
-        </w:tc>
-        <w:tc>
-          <w:tcPr>
-            <w:tcW w:type="dxa" w:w="1728"/>
-          </w:tcPr>
-          <w:p>
-            <w:r>
-              <w:t>全量开放问题深度分析段落</w:t>
-            </w:r>
-          </w:p>
-        </w:tc>
-      </w:tr>
-    </w:tbl>
     <w:p/>
     <w:p>
       <w:pPr/>

--- a/test_plan/经分智能体测试方案2.0.docx
+++ b/test_plan/经分智能体测试方案2.0.docx
@@ -164,6 +164,188 @@
         <w:t>二. 测试范围与边界定界 (Test Scope &amp; Boundaries)</w:t>
       </w:r>
     </w:p>
+    <w:p>
+      <w:r>
+        <w:t>• 输入数据源：构造高度拟真的高阶业务问题集（共 80 题），数据底座基于脱敏的真实系统报表（商机表、合同表、项目表等）。</w:t>
+      </w:r>
+    </w:p>
+    <w:p>
+      <w:r>
+        <w:t>• 执行方式：通过 RPA（Robotic Process Automation）自动化脚本驱动 Edge 浏览器，在系统内网对话框中进行无人值守的批量问题注入与回答抓取，并将回复内容秒级落盘。</w:t>
+      </w:r>
+    </w:p>
+    <w:p>
+      <w:r>
+        <w:t>• 问题分类与校验维度：</w:t>
+      </w:r>
+    </w:p>
+    <w:tbl>
+      <w:tblPr>
+        <w:tblW w:type="auto" w:w="0"/>
+        <w:tblLook w:firstColumn="1" w:firstRow="1" w:lastColumn="0" w:lastRow="0" w:noHBand="0" w:noVBand="1" w:val="04A0"/>
+        <w:tblBorders>
+          <w:top w:val="single" w:sz="4" w:space="0" w:color="000000"/>
+          <w:left w:val="single" w:sz="4" w:space="0" w:color="000000"/>
+          <w:bottom w:val="single" w:sz="4" w:space="0" w:color="000000"/>
+          <w:right w:val="single" w:sz="4" w:space="0" w:color="000000"/>
+          <w:insideH w:val="single" w:sz="4" w:space="0" w:color="000000"/>
+          <w:insideV w:val="single" w:sz="4" w:space="0" w:color="000000"/>
+        </w:tblBorders>
+      </w:tblPr>
+      <w:tblGrid>
+        <w:gridCol w:w="2256"/>
+        <w:gridCol w:w="2256"/>
+        <w:gridCol w:w="2256"/>
+        <w:gridCol w:w="2256"/>
+      </w:tblGrid>
+      <w:tr>
+        <w:tc>
+          <w:tcPr>
+            <w:tcW w:type="dxa" w:w="2256"/>
+          </w:tcPr>
+          <w:p>
+            <w:r>
+              <w:rPr>
+                <w:b/>
+              </w:rPr>
+              <w:t>问题类型</w:t>
+            </w:r>
+          </w:p>
+        </w:tc>
+        <w:tc>
+          <w:tcPr>
+            <w:tcW w:type="dxa" w:w="2256"/>
+          </w:tcPr>
+          <w:p>
+            <w:r>
+              <w:rPr>
+                <w:b/>
+              </w:rPr>
+              <w:t>题型定义与特性</w:t>
+            </w:r>
+          </w:p>
+        </w:tc>
+        <w:tc>
+          <w:tcPr>
+            <w:tcW w:type="dxa" w:w="2256"/>
+          </w:tcPr>
+          <w:p>
+            <w:r>
+              <w:rPr>
+                <w:b/>
+              </w:rPr>
+              <w:t>数量分布</w:t>
+            </w:r>
+          </w:p>
+        </w:tc>
+        <w:tc>
+          <w:tcPr>
+            <w:tcW w:type="dxa" w:w="2256"/>
+          </w:tcPr>
+          <w:p>
+            <w:r>
+              <w:rPr>
+                <w:b/>
+              </w:rPr>
+              <w:t>核心评判标准与验证逻辑</w:t>
+            </w:r>
+          </w:p>
+        </w:tc>
+      </w:tr>
+      <w:tr>
+        <w:tc>
+          <w:tcPr>
+            <w:tcW w:type="dxa" w:w="2256"/>
+          </w:tcPr>
+          <w:p>
+            <w:r>
+              <w:t>非开放问题</w:t>
+              <w:br/>
+              <w:t>（硬逻辑校验）</w:t>
+            </w:r>
+          </w:p>
+        </w:tc>
+        <w:tc>
+          <w:tcPr>
+            <w:tcW w:type="dxa" w:w="2256"/>
+          </w:tcPr>
+          <w:p>
+            <w:r>
+              <w:t>客观事实查询、跨表统计、极值聚合。有绝对唯一的数值或明确的枚举列表答案。</w:t>
+            </w:r>
+          </w:p>
+        </w:tc>
+        <w:tc>
+          <w:tcPr>
+            <w:tcW w:type="dxa" w:w="2256"/>
+          </w:tcPr>
+          <w:p>
+            <w:r>
+              <w:t>50 题</w:t>
+            </w:r>
+          </w:p>
+        </w:tc>
+        <w:tc>
+          <w:tcPr>
+            <w:tcW w:type="dxa" w:w="2256"/>
+          </w:tcPr>
+          <w:p>
+            <w:r>
+              <w:t>事实级精准度 (Accuracy)。</w:t>
+              <w:br/>
+              <w:t>利用 Python 脚本正则匹配提取核心数值或特定实体，与 Ground Truth 进行 100% 强等值比对。</w:t>
+            </w:r>
+          </w:p>
+        </w:tc>
+      </w:tr>
+      <w:tr>
+        <w:tc>
+          <w:tcPr>
+            <w:tcW w:type="dxa" w:w="2256"/>
+          </w:tcPr>
+          <w:p>
+            <w:r>
+              <w:t>开放问题</w:t>
+              <w:br/>
+              <w:t>（高维主观校验）</w:t>
+            </w:r>
+          </w:p>
+        </w:tc>
+        <w:tc>
+          <w:tcPr>
+            <w:tcW w:type="dxa" w:w="2256"/>
+          </w:tcPr>
+          <w:p>
+            <w:r>
+              <w:t>面向经营管理层的宏观主观分析、流失归因推演与高阶策略建议。</w:t>
+            </w:r>
+          </w:p>
+        </w:tc>
+        <w:tc>
+          <w:tcPr>
+            <w:tcW w:type="dxa" w:w="2256"/>
+          </w:tcPr>
+          <w:p>
+            <w:r>
+              <w:t>30 题</w:t>
+            </w:r>
+          </w:p>
+        </w:tc>
+        <w:tc>
+          <w:tcPr>
+            <w:tcW w:type="dxa" w:w="2256"/>
+          </w:tcPr>
+          <w:p>
+            <w:r>
+              <w:t>逻辑与建议可行性 (Insight &amp; Action)。</w:t>
+              <w:br/>
+              <w:t>引入 LLM 裁判，依据“事实匹配、深度分析、建议有效性”三大维度进行结构化评分。</w:t>
+            </w:r>
+          </w:p>
+        </w:tc>
+      </w:tr>
+    </w:tbl>
+    <w:p/>
     <w:p>
       <w:pPr>
         <w:pStyle w:val="4"/>

--- a/test_plan/经分智能体测试方案2.0.docx
+++ b/test_plan/经分智能体测试方案2.0.docx
@@ -407,7 +407,37 @@
         <w:jc w:val="left"/>
       </w:pPr>
       <w:r>
-        <w:t>• 执行方法：自动化脚本对比智能体的文本输出，精准核对数字大小、排名顺序及名单是否匹配，完全匹配则得满分（5分），残缺或错误自动扣分，彻底杜绝主观偏差。</w:t>
+        <w:t>• 执行方法：自动化脚本提取智能体回复的核心数值或实体名单，与 Ground Truth 进行精准比对。</w:t>
+      </w:r>
+    </w:p>
+    <w:p>
+      <w:r>
+        <w:t>• 1-5 分量化打分标准：</w:t>
+      </w:r>
+    </w:p>
+    <w:p>
+      <w:r>
+        <w:t xml:space="preserve">  - 5 分：核心数值/名单完全匹配，无多余错误信息。</w:t>
+      </w:r>
+    </w:p>
+    <w:p>
+      <w:r>
+        <w:t xml:space="preserve">  - 4 分：核心结论正确，但存在冗余的非关键错误信息或轻微单位格式瑕疵。</w:t>
+      </w:r>
+    </w:p>
+    <w:p>
+      <w:r>
+        <w:t xml:space="preserve">  - 3 分：列表型问题命中大部分（如 Top3 对了 2 个），或数值误差在极小可接受范围内。</w:t>
+      </w:r>
+    </w:p>
+    <w:p>
+      <w:r>
+        <w:t xml:space="preserve">  - 2 分：核心数据错误，但命中了部分相关实体，答非所问但大方向在相关领域。</w:t>
+      </w:r>
+    </w:p>
+    <w:p>
+      <w:r>
+        <w:t xml:space="preserve">  - 1 分：完全错误或产生严重幻觉（凭空捏造数据/名单）。</w:t>
       </w:r>
     </w:p>
     <w:p>
@@ -451,18 +481,14 @@
         <w:ind w:left="907"/>
         <w:jc w:val="left"/>
       </w:pPr>
-      <w:r>
-        <w:t>忽略智能体回答的表面排版格式，纯粹穿透底层语义，考察其是否涵盖三大核心考核点：</w:t>
-      </w:r>
+      <w:r/>
     </w:p>
     <w:p>
       <w:pPr>
         <w:spacing w:before="120" w:after="120" w:line="288" w:lineRule="auto"/>
         <w:ind w:left="907"/>
       </w:pPr>
-      <w:r>
-        <w:t>• 事实与数据层（40%权重，满分2分）：是否精准找对底层数据，严防任何虚构或数据混用（幻觉）。</w:t>
-      </w:r>
+      <w:r/>
     </w:p>
     <w:p>
       <w:pPr>
@@ -470,9 +496,7 @@
         <w:ind w:left="907"/>
         <w:jc w:val="center"/>
       </w:pPr>
-      <w:r>
-        <w:t>• 归纳与分析层（30%权重，满分1.5分）：是否将冷冰冰的数据转化为有业务深度的根因洞察。</w:t>
-      </w:r>
+      <w:r/>
     </w:p>
     <w:p>
       <w:pPr>
@@ -483,8 +507,113 @@
         <w:ind w:left="0"/>
         <w:jc w:val="left"/>
       </w:pPr>
-      <w:r>
-        <w:t>• 落地与建议层（30%权重，满分1.5分）：是否输出了具备实操性、针对性的经营管理对策。</w:t>
+      <w:r/>
+    </w:p>
+    <w:p>
+      <w:r>
+        <w:t>忽略排版格式，穿透底层语义，LLM 裁判会对以下三个维度分别进行 1-5 分的独立打分，最终按权重核算总分：</w:t>
+        <w:br/>
+      </w:r>
+    </w:p>
+    <w:p>
+      <w:r>
+        <w:rPr>
+          <w:b/>
+        </w:rPr>
+        <w:t>• 事实与数据层（40%权重，转化后满分2分）：</w:t>
+      </w:r>
+    </w:p>
+    <w:p>
+      <w:r>
+        <w:t xml:space="preserve">  - 5 分：精准提取所有关键业务数据和实体，无任何遗漏，与底层事实 100% 吻合。</w:t>
+      </w:r>
+    </w:p>
+    <w:p>
+      <w:r>
+        <w:t xml:space="preserve">  - 4 分：提取了大部分核心数据，次要数据轻微遗漏，但不影响整体事实准确性。</w:t>
+      </w:r>
+    </w:p>
+    <w:p>
+      <w:r>
+        <w:t xml:space="preserve">  - 3 分：存在部分关键数据缺失，或使用了模糊的定性描述而非精确数值。</w:t>
+      </w:r>
+    </w:p>
+    <w:p>
+      <w:r>
+        <w:t xml:space="preserve">  - 2 分：关键数据提取错误或遗漏严重，事实基础薄弱。</w:t>
+      </w:r>
+    </w:p>
+    <w:p>
+      <w:r>
+        <w:t xml:space="preserve">  - 1 分：完全没有引用数据，或出现严重的“数据幻觉”（凭空捏造数值和实体）。</w:t>
+        <w:br/>
+      </w:r>
+    </w:p>
+    <w:p>
+      <w:r>
+        <w:rPr>
+          <w:b/>
+        </w:rPr>
+        <w:t>• 归纳与分析层（30%权重，转化后满分1.5分）：</w:t>
+      </w:r>
+    </w:p>
+    <w:p>
+      <w:r>
+        <w:t xml:space="preserve">  - 5 分：洞察极其深刻，精准击中业务根因，逻辑推演严密且闭环。</w:t>
+      </w:r>
+    </w:p>
+    <w:p>
+      <w:r>
+        <w:t xml:space="preserve">  - 4 分：分析逻辑合理，指出主要问题，但深度略显不足，偏向现象总结。</w:t>
+      </w:r>
+    </w:p>
+    <w:p>
+      <w:r>
+        <w:t xml:space="preserve">  - 3 分：逻辑尚可，但分析较为模式化或套话，缺乏对特定数据的针对性解读。</w:t>
+      </w:r>
+    </w:p>
+    <w:p>
+      <w:r>
+        <w:t xml:space="preserve">  - 2 分：归因错误，逻辑混乱，或结论与前文事实数据相矛盾。</w:t>
+      </w:r>
+    </w:p>
+    <w:p>
+      <w:r>
+        <w:t xml:space="preserve">  - 1 分：毫无分析可言，仅重复数据，或完全答非所问。</w:t>
+        <w:br/>
+      </w:r>
+    </w:p>
+    <w:p>
+      <w:r>
+        <w:rPr>
+          <w:b/>
+        </w:rPr>
+        <w:t>• 落地与建议层（30%权重，转化后满分1.5分）：</w:t>
+      </w:r>
+    </w:p>
+    <w:p>
+      <w:r>
+        <w:t xml:space="preserve">  - 5 分：建议极具实操性、针对性，能直接转化为管理动作（有明确抓手或策略）。</w:t>
+      </w:r>
+    </w:p>
+    <w:p>
+      <w:r>
+        <w:t xml:space="preserve">  - 4 分：建议具备一定可行性，方向正确，但在具体落地细节上略显宽泛。</w:t>
+      </w:r>
+    </w:p>
+    <w:p>
+      <w:r>
+        <w:t xml:space="preserve">  - 3 分：建议属于行业“车轱辘话”（如“加强管理”），放之四海而皆准。</w:t>
+      </w:r>
+    </w:p>
+    <w:p>
+      <w:r>
+        <w:t xml:space="preserve">  - 2 分：建议不切实际，或完全无法在当前业务场景下落地。</w:t>
+      </w:r>
+    </w:p>
+    <w:p>
+      <w:r>
+        <w:t xml:space="preserve">  - 1 分：未给出任何建议，或给出的建议会对业务产生负面影响。</w:t>
       </w:r>
     </w:p>
     <w:p>

--- a/test_plan/经分智能体测试方案2.0.docx
+++ b/test_plan/经分智能体测试方案2.0.docx
@@ -415,31 +415,177 @@
         <w:t>• 1-5 分量化打分标准：</w:t>
       </w:r>
     </w:p>
-    <w:p>
-      <w:r>
-        <w:t xml:space="preserve">  - 5 分：核心数值/名单完全匹配，无多余错误信息。</w:t>
-      </w:r>
-    </w:p>
-    <w:p>
-      <w:r>
-        <w:t xml:space="preserve">  - 4 分：核心结论正确，但存在冗余的非关键错误信息或轻微单位格式瑕疵。</w:t>
-      </w:r>
-    </w:p>
-    <w:p>
-      <w:r>
-        <w:t xml:space="preserve">  - 3 分：列表型问题命中大部分（如 Top3 对了 2 个），或数值误差在极小可接受范围内。</w:t>
-      </w:r>
-    </w:p>
-    <w:p>
-      <w:r>
-        <w:t xml:space="preserve">  - 2 分：核心数据错误，但命中了部分相关实体，答非所问但大方向在相关领域。</w:t>
-      </w:r>
-    </w:p>
-    <w:p>
-      <w:r>
-        <w:t xml:space="preserve">  - 1 分：完全错误或产生严重幻觉（凭空捏造数据/名单）。</w:t>
-      </w:r>
-    </w:p>
+    <w:tbl>
+      <w:tblPr>
+        <w:tblW w:type="auto" w:w="0"/>
+        <w:tblLook w:firstColumn="1" w:firstRow="1" w:lastColumn="0" w:lastRow="0" w:noHBand="0" w:noVBand="1" w:val="04A0"/>
+        <w:tblBorders>
+          <w:top w:val="single" w:sz="4" w:space="0" w:color="000000"/>
+          <w:left w:val="single" w:sz="4" w:space="0" w:color="000000"/>
+          <w:bottom w:val="single" w:sz="4" w:space="0" w:color="000000"/>
+          <w:right w:val="single" w:sz="4" w:space="0" w:color="000000"/>
+          <w:insideH w:val="single" w:sz="4" w:space="0" w:color="000000"/>
+          <w:insideV w:val="single" w:sz="4" w:space="0" w:color="000000"/>
+        </w:tblBorders>
+      </w:tblPr>
+      <w:tblGrid>
+        <w:gridCol w:w="4512"/>
+        <w:gridCol w:w="4512"/>
+      </w:tblGrid>
+      <w:tr>
+        <w:tc>
+          <w:tcPr>
+            <w:tcW w:type="dxa" w:w="4512"/>
+          </w:tcPr>
+          <w:p>
+            <w:r>
+              <w:rPr>
+                <w:b/>
+              </w:rPr>
+              <w:t>分值</w:t>
+            </w:r>
+          </w:p>
+        </w:tc>
+        <w:tc>
+          <w:tcPr>
+            <w:tcW w:type="dxa" w:w="4512"/>
+          </w:tcPr>
+          <w:p>
+            <w:r>
+              <w:rPr>
+                <w:b/>
+              </w:rPr>
+              <w:t>打分标准</w:t>
+            </w:r>
+          </w:p>
+        </w:tc>
+      </w:tr>
+      <w:tr>
+        <w:tc>
+          <w:tcPr>
+            <w:tcW w:type="dxa" w:w="4512"/>
+          </w:tcPr>
+          <w:p>
+            <w:r>
+              <w:rPr>
+                <w:b/>
+              </w:rPr>
+              <w:t>5 分</w:t>
+            </w:r>
+          </w:p>
+        </w:tc>
+        <w:tc>
+          <w:tcPr>
+            <w:tcW w:type="dxa" w:w="4512"/>
+          </w:tcPr>
+          <w:p>
+            <w:r>
+              <w:t>核心数值/名单完全匹配，无多余错误信息。</w:t>
+            </w:r>
+          </w:p>
+        </w:tc>
+      </w:tr>
+      <w:tr>
+        <w:tc>
+          <w:tcPr>
+            <w:tcW w:type="dxa" w:w="4512"/>
+          </w:tcPr>
+          <w:p>
+            <w:r>
+              <w:rPr>
+                <w:b/>
+              </w:rPr>
+              <w:t>4 分</w:t>
+            </w:r>
+          </w:p>
+        </w:tc>
+        <w:tc>
+          <w:tcPr>
+            <w:tcW w:type="dxa" w:w="4512"/>
+          </w:tcPr>
+          <w:p>
+            <w:r>
+              <w:t>核心结论正确，但存在冗余的非关键错误信息或轻微单位格式瑕疵。</w:t>
+            </w:r>
+          </w:p>
+        </w:tc>
+      </w:tr>
+      <w:tr>
+        <w:tc>
+          <w:tcPr>
+            <w:tcW w:type="dxa" w:w="4512"/>
+          </w:tcPr>
+          <w:p>
+            <w:r>
+              <w:rPr>
+                <w:b/>
+              </w:rPr>
+              <w:t>3 分</w:t>
+            </w:r>
+          </w:p>
+        </w:tc>
+        <w:tc>
+          <w:tcPr>
+            <w:tcW w:type="dxa" w:w="4512"/>
+          </w:tcPr>
+          <w:p>
+            <w:r>
+              <w:t>列表型问题命中大部分（如 Top3 对了 2 个），或数值误差在极小可接受范围内。</w:t>
+            </w:r>
+          </w:p>
+        </w:tc>
+      </w:tr>
+      <w:tr>
+        <w:tc>
+          <w:tcPr>
+            <w:tcW w:type="dxa" w:w="4512"/>
+          </w:tcPr>
+          <w:p>
+            <w:r>
+              <w:rPr>
+                <w:b/>
+              </w:rPr>
+              <w:t>2 分</w:t>
+            </w:r>
+          </w:p>
+        </w:tc>
+        <w:tc>
+          <w:tcPr>
+            <w:tcW w:type="dxa" w:w="4512"/>
+          </w:tcPr>
+          <w:p>
+            <w:r>
+              <w:t>核心数据错误，但命中了部分相关实体，答非所问但大方向在相关领域。</w:t>
+            </w:r>
+          </w:p>
+        </w:tc>
+      </w:tr>
+      <w:tr>
+        <w:tc>
+          <w:tcPr>
+            <w:tcW w:type="dxa" w:w="4512"/>
+          </w:tcPr>
+          <w:p>
+            <w:r>
+              <w:rPr>
+                <w:b/>
+              </w:rPr>
+              <w:t>1 分</w:t>
+            </w:r>
+          </w:p>
+        </w:tc>
+        <w:tc>
+          <w:tcPr>
+            <w:tcW w:type="dxa" w:w="4512"/>
+          </w:tcPr>
+          <w:p>
+            <w:r>
+              <w:t>完全错误或产生严重幻觉（凭空捏造数据/名单）。</w:t>
+            </w:r>
+          </w:p>
+        </w:tc>
+      </w:tr>
+    </w:tbl>
     <w:p>
       <w:pPr>
         <w:numPr>
@@ -515,107 +661,309 @@
         <w:br/>
       </w:r>
     </w:p>
-    <w:p>
-      <w:r>
-        <w:rPr>
-          <w:b/>
-        </w:rPr>
-        <w:t>• 事实与数据层（40%权重，转化后满分2分）：</w:t>
-      </w:r>
-    </w:p>
-    <w:p>
-      <w:r>
-        <w:t xml:space="preserve">  - 5 分：精准提取所有关键业务数据和实体，无任何遗漏，与底层事实 100% 吻合。</w:t>
-      </w:r>
-    </w:p>
-    <w:p>
-      <w:r>
-        <w:t xml:space="preserve">  - 4 分：提取了大部分核心数据，次要数据轻微遗漏，但不影响整体事实准确性。</w:t>
-      </w:r>
-    </w:p>
-    <w:p>
-      <w:r>
-        <w:t xml:space="preserve">  - 3 分：存在部分关键数据缺失，或使用了模糊的定性描述而非精确数值。</w:t>
-      </w:r>
-    </w:p>
-    <w:p>
-      <w:r>
-        <w:t xml:space="preserve">  - 2 分：关键数据提取错误或遗漏严重，事实基础薄弱。</w:t>
-      </w:r>
-    </w:p>
-    <w:p>
-      <w:r>
-        <w:t xml:space="preserve">  - 1 分：完全没有引用数据，或出现严重的“数据幻觉”（凭空捏造数值和实体）。</w:t>
-        <w:br/>
-      </w:r>
-    </w:p>
-    <w:p>
-      <w:r>
-        <w:rPr>
-          <w:b/>
-        </w:rPr>
-        <w:t>• 归纳与分析层（30%权重，转化后满分1.5分）：</w:t>
-      </w:r>
-    </w:p>
-    <w:p>
-      <w:r>
-        <w:t xml:space="preserve">  - 5 分：洞察极其深刻，精准击中业务根因，逻辑推演严密且闭环。</w:t>
-      </w:r>
-    </w:p>
-    <w:p>
-      <w:r>
-        <w:t xml:space="preserve">  - 4 分：分析逻辑合理，指出主要问题，但深度略显不足，偏向现象总结。</w:t>
-      </w:r>
-    </w:p>
-    <w:p>
-      <w:r>
-        <w:t xml:space="preserve">  - 3 分：逻辑尚可，但分析较为模式化或套话，缺乏对特定数据的针对性解读。</w:t>
-      </w:r>
-    </w:p>
-    <w:p>
-      <w:r>
-        <w:t xml:space="preserve">  - 2 分：归因错误，逻辑混乱，或结论与前文事实数据相矛盾。</w:t>
-      </w:r>
-    </w:p>
-    <w:p>
-      <w:r>
-        <w:t xml:space="preserve">  - 1 分：毫无分析可言，仅重复数据，或完全答非所问。</w:t>
-        <w:br/>
-      </w:r>
-    </w:p>
-    <w:p>
-      <w:r>
-        <w:rPr>
-          <w:b/>
-        </w:rPr>
-        <w:t>• 落地与建议层（30%权重，转化后满分1.5分）：</w:t>
-      </w:r>
-    </w:p>
-    <w:p>
-      <w:r>
-        <w:t xml:space="preserve">  - 5 分：建议极具实操性、针对性，能直接转化为管理动作（有明确抓手或策略）。</w:t>
-      </w:r>
-    </w:p>
-    <w:p>
-      <w:r>
-        <w:t xml:space="preserve">  - 4 分：建议具备一定可行性，方向正确，但在具体落地细节上略显宽泛。</w:t>
-      </w:r>
-    </w:p>
-    <w:p>
-      <w:r>
-        <w:t xml:space="preserve">  - 3 分：建议属于行业“车轱辘话”（如“加强管理”），放之四海而皆准。</w:t>
-      </w:r>
-    </w:p>
-    <w:p>
-      <w:r>
-        <w:t xml:space="preserve">  - 2 分：建议不切实际，或完全无法在当前业务场景下落地。</w:t>
-      </w:r>
-    </w:p>
-    <w:p>
-      <w:r>
-        <w:t xml:space="preserve">  - 1 分：未给出任何建议，或给出的建议会对业务产生负面影响。</w:t>
-      </w:r>
-    </w:p>
+    <w:tbl>
+      <w:tblPr>
+        <w:tblW w:type="auto" w:w="0"/>
+        <w:tblLook w:firstColumn="1" w:firstRow="1" w:lastColumn="0" w:lastRow="0" w:noHBand="0" w:noVBand="1" w:val="04A0"/>
+        <w:tblBorders>
+          <w:top w:val="single" w:sz="4" w:space="0" w:color="000000"/>
+          <w:left w:val="single" w:sz="4" w:space="0" w:color="000000"/>
+          <w:bottom w:val="single" w:sz="4" w:space="0" w:color="000000"/>
+          <w:right w:val="single" w:sz="4" w:space="0" w:color="000000"/>
+          <w:insideH w:val="single" w:sz="4" w:space="0" w:color="000000"/>
+          <w:insideV w:val="single" w:sz="4" w:space="0" w:color="000000"/>
+        </w:tblBorders>
+      </w:tblPr>
+      <w:tblGrid>
+        <w:gridCol w:w="1504"/>
+        <w:gridCol w:w="1504"/>
+        <w:gridCol w:w="1504"/>
+        <w:gridCol w:w="1504"/>
+        <w:gridCol w:w="1504"/>
+        <w:gridCol w:w="1504"/>
+      </w:tblGrid>
+      <w:tr>
+        <w:tc>
+          <w:tcPr>
+            <w:tcW w:type="dxa" w:w="1504"/>
+          </w:tcPr>
+          <w:p>
+            <w:r>
+              <w:rPr>
+                <w:b/>
+              </w:rPr>
+              <w:t>评分维度</w:t>
+            </w:r>
+          </w:p>
+        </w:tc>
+        <w:tc>
+          <w:tcPr>
+            <w:tcW w:type="dxa" w:w="1504"/>
+          </w:tcPr>
+          <w:p>
+            <w:r>
+              <w:rPr>
+                <w:b/>
+              </w:rPr>
+              <w:t>5 分 (优秀)</w:t>
+            </w:r>
+          </w:p>
+        </w:tc>
+        <w:tc>
+          <w:tcPr>
+            <w:tcW w:type="dxa" w:w="1504"/>
+          </w:tcPr>
+          <w:p>
+            <w:r>
+              <w:rPr>
+                <w:b/>
+              </w:rPr>
+              <w:t>4 分 (良好)</w:t>
+            </w:r>
+          </w:p>
+        </w:tc>
+        <w:tc>
+          <w:tcPr>
+            <w:tcW w:type="dxa" w:w="1504"/>
+          </w:tcPr>
+          <w:p>
+            <w:r>
+              <w:rPr>
+                <w:b/>
+              </w:rPr>
+              <w:t>3 分 (及格)</w:t>
+            </w:r>
+          </w:p>
+        </w:tc>
+        <w:tc>
+          <w:tcPr>
+            <w:tcW w:type="dxa" w:w="1504"/>
+          </w:tcPr>
+          <w:p>
+            <w:r>
+              <w:rPr>
+                <w:b/>
+              </w:rPr>
+              <w:t>2 分 (较差)</w:t>
+            </w:r>
+          </w:p>
+        </w:tc>
+        <w:tc>
+          <w:tcPr>
+            <w:tcW w:type="dxa" w:w="1504"/>
+          </w:tcPr>
+          <w:p>
+            <w:r>
+              <w:rPr>
+                <w:b/>
+              </w:rPr>
+              <w:t>1 分 (极差)</w:t>
+            </w:r>
+          </w:p>
+        </w:tc>
+      </w:tr>
+      <w:tr>
+        <w:tc>
+          <w:tcPr>
+            <w:tcW w:type="dxa" w:w="1504"/>
+          </w:tcPr>
+          <w:p>
+            <w:r>
+              <w:rPr>
+                <w:b/>
+              </w:rPr>
+              <w:t>事实与数据层</w:t>
+              <w:br/>
+              <w:t>(40%权重)</w:t>
+            </w:r>
+          </w:p>
+        </w:tc>
+        <w:tc>
+          <w:tcPr>
+            <w:tcW w:type="dxa" w:w="1504"/>
+          </w:tcPr>
+          <w:p>
+            <w:r>
+              <w:t>精准提取所有关键业务数据和实体，无遗漏，与底层事实 100% 吻合。</w:t>
+            </w:r>
+          </w:p>
+        </w:tc>
+        <w:tc>
+          <w:tcPr>
+            <w:tcW w:type="dxa" w:w="1504"/>
+          </w:tcPr>
+          <w:p>
+            <w:r>
+              <w:t>提取大部分核心数据，次要数据轻微遗漏，不影响整体准确性。</w:t>
+            </w:r>
+          </w:p>
+        </w:tc>
+        <w:tc>
+          <w:tcPr>
+            <w:tcW w:type="dxa" w:w="1504"/>
+          </w:tcPr>
+          <w:p>
+            <w:r>
+              <w:t>存在部分关键数据缺失，或使用了模糊的定性描述而非精确数值。</w:t>
+            </w:r>
+          </w:p>
+        </w:tc>
+        <w:tc>
+          <w:tcPr>
+            <w:tcW w:type="dxa" w:w="1504"/>
+          </w:tcPr>
+          <w:p>
+            <w:r>
+              <w:t>关键数据提取错误或遗漏严重，事实基础薄弱。</w:t>
+            </w:r>
+          </w:p>
+        </w:tc>
+        <w:tc>
+          <w:tcPr>
+            <w:tcW w:type="dxa" w:w="1504"/>
+          </w:tcPr>
+          <w:p>
+            <w:r>
+              <w:t>完全没有引用数据，或出现严重的“数据幻觉”（凭空捏造）。</w:t>
+            </w:r>
+          </w:p>
+        </w:tc>
+      </w:tr>
+      <w:tr>
+        <w:tc>
+          <w:tcPr>
+            <w:tcW w:type="dxa" w:w="1504"/>
+          </w:tcPr>
+          <w:p>
+            <w:r>
+              <w:rPr>
+                <w:b/>
+              </w:rPr>
+              <w:t>归纳与分析层</w:t>
+              <w:br/>
+              <w:t>(30%权重)</w:t>
+            </w:r>
+          </w:p>
+        </w:tc>
+        <w:tc>
+          <w:tcPr>
+            <w:tcW w:type="dxa" w:w="1504"/>
+          </w:tcPr>
+          <w:p>
+            <w:r>
+              <w:t>洞察极其深刻，精准击中业务根因，逻辑推演严密且闭环。</w:t>
+            </w:r>
+          </w:p>
+        </w:tc>
+        <w:tc>
+          <w:tcPr>
+            <w:tcW w:type="dxa" w:w="1504"/>
+          </w:tcPr>
+          <w:p>
+            <w:r>
+              <w:t>分析逻辑合理，指出主要问题，但深度略显不足，偏向现象总结。</w:t>
+            </w:r>
+          </w:p>
+        </w:tc>
+        <w:tc>
+          <w:tcPr>
+            <w:tcW w:type="dxa" w:w="1504"/>
+          </w:tcPr>
+          <w:p>
+            <w:r>
+              <w:t>逻辑尚可，但分析较为模式化或套话，缺乏针对性解读。</w:t>
+            </w:r>
+          </w:p>
+        </w:tc>
+        <w:tc>
+          <w:tcPr>
+            <w:tcW w:type="dxa" w:w="1504"/>
+          </w:tcPr>
+          <w:p>
+            <w:r>
+              <w:t>归因错误，逻辑混乱，或结论与前文事实数据相矛盾。</w:t>
+            </w:r>
+          </w:p>
+        </w:tc>
+        <w:tc>
+          <w:tcPr>
+            <w:tcW w:type="dxa" w:w="1504"/>
+          </w:tcPr>
+          <w:p>
+            <w:r>
+              <w:t>毫无分析可言，仅重复数据，或完全答非所问。</w:t>
+            </w:r>
+          </w:p>
+        </w:tc>
+      </w:tr>
+      <w:tr>
+        <w:tc>
+          <w:tcPr>
+            <w:tcW w:type="dxa" w:w="1504"/>
+          </w:tcPr>
+          <w:p>
+            <w:r>
+              <w:rPr>
+                <w:b/>
+              </w:rPr>
+              <w:t>落地与建议层</w:t>
+              <w:br/>
+              <w:t>(30%权重)</w:t>
+            </w:r>
+          </w:p>
+        </w:tc>
+        <w:tc>
+          <w:tcPr>
+            <w:tcW w:type="dxa" w:w="1504"/>
+          </w:tcPr>
+          <w:p>
+            <w:r>
+              <w:t>建议极具实操性、针对性，能直接转化为管理动作（有明确抓手）。</w:t>
+            </w:r>
+          </w:p>
+        </w:tc>
+        <w:tc>
+          <w:tcPr>
+            <w:tcW w:type="dxa" w:w="1504"/>
+          </w:tcPr>
+          <w:p>
+            <w:r>
+              <w:t>建议具备一定可行性，方向正确，但在具体落地细节上略显宽泛。</w:t>
+            </w:r>
+          </w:p>
+        </w:tc>
+        <w:tc>
+          <w:tcPr>
+            <w:tcW w:type="dxa" w:w="1504"/>
+          </w:tcPr>
+          <w:p>
+            <w:r>
+              <w:t>建议属于行业“车轱辘话”（如“加强管理”），放之四海而皆准。</w:t>
+            </w:r>
+          </w:p>
+        </w:tc>
+        <w:tc>
+          <w:tcPr>
+            <w:tcW w:type="dxa" w:w="1504"/>
+          </w:tcPr>
+          <w:p>
+            <w:r>
+              <w:t>建议不切实际，或完全无法在当前业务场景下落地。</w:t>
+            </w:r>
+          </w:p>
+        </w:tc>
+        <w:tc>
+          <w:tcPr>
+            <w:tcW w:type="dxa" w:w="1504"/>
+          </w:tcPr>
+          <w:p>
+            <w:r>
+              <w:t>未给出任何建议，或给出的建议会对业务产生负面影响。</w:t>
+            </w:r>
+          </w:p>
+        </w:tc>
+      </w:tr>
+    </w:tbl>
     <w:p>
       <w:pPr>
         <w:numPr>

--- a/test_plan/经分智能体测试方案2.0.docx
+++ b/test_plan/经分智能体测试方案2.0.docx
@@ -1286,48 +1286,94 @@
         </w:tblBorders>
       </w:tblPr>
       <w:tblGrid>
-        <w:gridCol w:w="2256"/>
-        <w:gridCol w:w="2256"/>
-        <w:gridCol w:w="2256"/>
-        <w:gridCol w:w="2256"/>
+        <w:gridCol w:w="1504"/>
+        <w:gridCol w:w="1504"/>
+        <w:gridCol w:w="1504"/>
+        <w:gridCol w:w="1504"/>
+        <w:gridCol w:w="1504"/>
+        <w:gridCol w:w="1504"/>
       </w:tblGrid>
       <w:tr>
         <w:tc>
           <w:tcPr>
-            <w:tcW w:type="dxa" w:w="2256"/>
-          </w:tcPr>
-          <w:p>
-            <w:r>
-              <w:t>回复质量</w:t>
-            </w:r>
-          </w:p>
-        </w:tc>
-        <w:tc>
-          <w:tcPr>
-            <w:tcW w:type="dxa" w:w="2256"/>
-          </w:tcPr>
-          <w:p>
-            <w:r>
+            <w:tcW w:type="dxa" w:w="1504"/>
+          </w:tcPr>
+          <w:p>
+            <w:r>
+              <w:rPr>
+                <w:b/>
+              </w:rPr>
+              <w:t>评级</w:t>
+            </w:r>
+          </w:p>
+        </w:tc>
+        <w:tc>
+          <w:tcPr>
+            <w:tcW w:type="dxa" w:w="1504"/>
+          </w:tcPr>
+          <w:p>
+            <w:r>
+              <w:rPr>
+                <w:b/>
+              </w:rPr>
               <w:t>智能体回复示例</w:t>
             </w:r>
           </w:p>
         </w:tc>
         <w:tc>
           <w:tcPr>
-            <w:tcW w:type="dxa" w:w="2256"/>
-          </w:tcPr>
-          <w:p>
-            <w:r>
-              <w:t>LLM 裁判打分逻辑拆解</w:t>
-            </w:r>
-          </w:p>
-        </w:tc>
-        <w:tc>
-          <w:tcPr>
-            <w:tcW w:type="dxa" w:w="2256"/>
-          </w:tcPr>
-          <w:p>
-            <w:r>
+            <w:tcW w:type="dxa" w:w="1504"/>
+          </w:tcPr>
+          <w:p>
+            <w:r>
+              <w:rPr>
+                <w:b/>
+              </w:rPr>
+              <w:t>事实与数据层</w:t>
+              <w:br/>
+              <w:t>(满分2分)</w:t>
+            </w:r>
+          </w:p>
+        </w:tc>
+        <w:tc>
+          <w:tcPr>
+            <w:tcW w:type="dxa" w:w="1504"/>
+          </w:tcPr>
+          <w:p>
+            <w:r>
+              <w:rPr>
+                <w:b/>
+              </w:rPr>
+              <w:t>归纳与分析层</w:t>
+              <w:br/>
+              <w:t>(满分1.5分)</w:t>
+            </w:r>
+          </w:p>
+        </w:tc>
+        <w:tc>
+          <w:tcPr>
+            <w:tcW w:type="dxa" w:w="1504"/>
+          </w:tcPr>
+          <w:p>
+            <w:r>
+              <w:rPr>
+                <w:b/>
+              </w:rPr>
+              <w:t>落地与建议层</w:t>
+              <w:br/>
+              <w:t>(满分1.5分)</w:t>
+            </w:r>
+          </w:p>
+        </w:tc>
+        <w:tc>
+          <w:tcPr>
+            <w:tcW w:type="dxa" w:w="1504"/>
+          </w:tcPr>
+          <w:p>
+            <w:r>
+              <w:rPr>
+                <w:b/>
+              </w:rPr>
               <w:t>最终得分</w:t>
             </w:r>
           </w:p>
@@ -1336,17 +1382,17 @@
       <w:tr>
         <w:tc>
           <w:tcPr>
-            <w:tcW w:type="dxa" w:w="2256"/>
-          </w:tcPr>
-          <w:p>
-            <w:r>
-              <w:t>优秀</w:t>
-            </w:r>
-          </w:p>
-        </w:tc>
-        <w:tc>
-          <w:tcPr>
-            <w:tcW w:type="dxa" w:w="2256"/>
+            <w:tcW w:type="dxa" w:w="1504"/>
+          </w:tcPr>
+          <w:p>
+            <w:r>
+              <w:t>🟢 优秀</w:t>
+            </w:r>
+          </w:p>
+        </w:tc>
+        <w:tc>
+          <w:tcPr>
+            <w:tcW w:type="dxa" w:w="1504"/>
           </w:tcPr>
           <w:p>
             <w:r>
@@ -1356,24 +1402,58 @@
         </w:tc>
         <w:tc>
           <w:tcPr>
-            <w:tcW w:type="dxa" w:w="2256"/>
-          </w:tcPr>
-          <w:p>
-            <w:r>
-              <w:t>事实层(2分)：覆盖核心数据。</w:t>
+            <w:tcW w:type="dxa" w:w="1504"/>
+          </w:tcPr>
+          <w:p>
+            <w:r>
+              <w:rPr>
+                <w:b/>
+              </w:rPr>
+              <w:t>得 2 分</w:t>
               <w:br/>
-              <w:t>洞察层(1.5分)：指出延期与条款痛点。</w:t>
+              <w:t>覆盖核心数据。</w:t>
+            </w:r>
+          </w:p>
+        </w:tc>
+        <w:tc>
+          <w:tcPr>
+            <w:tcW w:type="dxa" w:w="1504"/>
+          </w:tcPr>
+          <w:p>
+            <w:r>
+              <w:rPr>
+                <w:b/>
+              </w:rPr>
+              <w:t>得 1.5 分</w:t>
               <w:br/>
-              <w:t>建议层(1.5分)：梯次报价与防延期追踪完全具备实操性。</w:t>
-            </w:r>
-          </w:p>
-        </w:tc>
-        <w:tc>
-          <w:tcPr>
-            <w:tcW w:type="dxa" w:w="2256"/>
-          </w:tcPr>
-          <w:p>
-            <w:r>
+              <w:t>精准指出延期与条款痛点。</w:t>
+            </w:r>
+          </w:p>
+        </w:tc>
+        <w:tc>
+          <w:tcPr>
+            <w:tcW w:type="dxa" w:w="1504"/>
+          </w:tcPr>
+          <w:p>
+            <w:r>
+              <w:rPr>
+                <w:b/>
+              </w:rPr>
+              <w:t>得 1.5 分</w:t>
+              <w:br/>
+              <w:t>梯次报价与防延期追踪完全具备实操性。</w:t>
+            </w:r>
+          </w:p>
+        </w:tc>
+        <w:tc>
+          <w:tcPr>
+            <w:tcW w:type="dxa" w:w="1504"/>
+          </w:tcPr>
+          <w:p>
+            <w:r>
+              <w:rPr>
+                <w:b/>
+              </w:rPr>
               <w:t>5 分</w:t>
             </w:r>
           </w:p>
@@ -1382,17 +1462,17 @@
       <w:tr>
         <w:tc>
           <w:tcPr>
-            <w:tcW w:type="dxa" w:w="2256"/>
-          </w:tcPr>
-          <w:p>
-            <w:r>
-              <w:t>不及格</w:t>
-            </w:r>
-          </w:p>
-        </w:tc>
-        <w:tc>
-          <w:tcPr>
-            <w:tcW w:type="dxa" w:w="2256"/>
+            <w:tcW w:type="dxa" w:w="1504"/>
+          </w:tcPr>
+          <w:p>
+            <w:r>
+              <w:t>🔴 不及格</w:t>
+            </w:r>
+          </w:p>
+        </w:tc>
+        <w:tc>
+          <w:tcPr>
+            <w:tcW w:type="dxa" w:w="1504"/>
           </w:tcPr>
           <w:p>
             <w:r>
@@ -1402,27 +1482,61 @@
         </w:tc>
         <w:tc>
           <w:tcPr>
-            <w:tcW w:type="dxa" w:w="2256"/>
-          </w:tcPr>
-          <w:p>
-            <w:r>
-              <w:t>事实层(0分)：完全缺失真实数据。</w:t>
+            <w:tcW w:type="dxa" w:w="1504"/>
+          </w:tcPr>
+          <w:p>
+            <w:r>
+              <w:rPr>
+                <w:b/>
+              </w:rPr>
+              <w:t>得 0 分</w:t>
               <w:br/>
-              <w:t>洞察层(0.5分)：归因流于表面。</w:t>
+              <w:t>完全缺失真实数据支撑。</w:t>
+            </w:r>
+          </w:p>
+        </w:tc>
+        <w:tc>
+          <w:tcPr>
+            <w:tcW w:type="dxa" w:w="1504"/>
+          </w:tcPr>
+          <w:p>
+            <w:r>
+              <w:rPr>
+                <w:b/>
+              </w:rPr>
+              <w:t>得 0.5 分</w:t>
               <w:br/>
-              <w:t>建议层(0.5分)：建议宽泛空洞，属无效车轱辘话。</w:t>
-            </w:r>
-          </w:p>
-        </w:tc>
-        <w:tc>
-          <w:tcPr>
-            <w:tcW w:type="dxa" w:w="2256"/>
-          </w:tcPr>
-          <w:p>
-            <w:r>
+              <w:t>归因流于表面，无视真实记录。</w:t>
+            </w:r>
+          </w:p>
+        </w:tc>
+        <w:tc>
+          <w:tcPr>
+            <w:tcW w:type="dxa" w:w="1504"/>
+          </w:tcPr>
+          <w:p>
+            <w:r>
+              <w:rPr>
+                <w:b/>
+              </w:rPr>
+              <w:t>得 0.5 分</w:t>
+              <w:br/>
+              <w:t>建议宽泛空洞，属车轱辘话。</w:t>
+            </w:r>
+          </w:p>
+        </w:tc>
+        <w:tc>
+          <w:tcPr>
+            <w:tcW w:type="dxa" w:w="1504"/>
+          </w:tcPr>
+          <w:p>
+            <w:r>
+              <w:rPr>
+                <w:b/>
+              </w:rPr>
               <w:t>1 分</w:t>
               <w:br/>
-              <w:t>(触发人工复检)</w:t>
+              <w:t>(人工复检)</w:t>
             </w:r>
           </w:p>
         </w:tc>

--- a/test_plan/经分智能体测试方案2.0.docx
+++ b/test_plan/经分智能体测试方案2.0.docx
@@ -657,7 +657,7 @@
     </w:p>
     <w:p>
       <w:r>
-        <w:t>忽略排版格式，穿透底层语义，LLM 裁判会对以下三个维度分别进行 1-5 分的独立打分，最终按权重核算总分：</w:t>
+        <w:t>忽略智能体的回答的表面排版格式，纯粹穿透底层要义，考察其是否涵盖三大核心考点。，LLM 裁判会对以下三个维度分别进行 1-5 分的独立打分，最终按权重核算总分：</w:t>
         <w:br/>
       </w:r>
     </w:p>

--- a/test_plan/经分智能体测试方案2.0.docx
+++ b/test_plan/经分智能体测试方案2.0.docx
@@ -1559,6 +1559,198 @@
         <w:t>本方案摒弃了传统的单一黑盒打分，构建了涵盖“精确度、鲁棒性、可溯源性”的 3D 黄金度量矩阵，以确保智能体在真实高管应用场景下的极致可靠。</w:t>
       </w:r>
     </w:p>
+    <w:tbl>
+      <w:tblPr>
+        <w:tblW w:type="auto" w:w="0"/>
+        <w:tblLook w:firstColumn="1" w:firstRow="1" w:lastColumn="0" w:lastRow="0" w:noHBand="0" w:noVBand="1" w:val="04A0"/>
+      </w:tblPr>
+      <w:tblGrid>
+        <w:gridCol w:w="2256"/>
+        <w:gridCol w:w="2256"/>
+        <w:gridCol w:w="2256"/>
+        <w:gridCol w:w="2256"/>
+      </w:tblGrid>
+      <w:tr>
+        <w:tc>
+          <w:tcPr>
+            <w:tcW w:type="dxa" w:w="2256"/>
+          </w:tcPr>
+          <w:p>
+            <w:r>
+              <w:t>核心维度</w:t>
+            </w:r>
+          </w:p>
+        </w:tc>
+        <w:tc>
+          <w:tcPr>
+            <w:tcW w:type="dxa" w:w="2256"/>
+          </w:tcPr>
+          <w:p>
+            <w:r>
+              <w:t>评判逻辑</w:t>
+            </w:r>
+          </w:p>
+        </w:tc>
+        <w:tc>
+          <w:tcPr>
+            <w:tcW w:type="dxa" w:w="2256"/>
+          </w:tcPr>
+          <w:p>
+            <w:r>
+              <w:t>量化与验证方式</w:t>
+            </w:r>
+          </w:p>
+        </w:tc>
+        <w:tc>
+          <w:tcPr>
+            <w:tcW w:type="dxa" w:w="2256"/>
+          </w:tcPr>
+          <w:p>
+            <w:r>
+              <w:t>目标阈值</w:t>
+            </w:r>
+          </w:p>
+        </w:tc>
+      </w:tr>
+      <w:tr>
+        <w:tc>
+          <w:tcPr>
+            <w:tcW w:type="dxa" w:w="2256"/>
+          </w:tcPr>
+          <w:p>
+            <w:r>
+              <w:t>多维准确性 (Multidimensional Accuracy)</w:t>
+            </w:r>
+          </w:p>
+        </w:tc>
+        <w:tc>
+          <w:tcPr>
+            <w:tcW w:type="dxa" w:w="2256"/>
+          </w:tcPr>
+          <w:p>
+            <w:r>
+              <w:t>事实与逻辑双重校验。确保数据检索不漏、业务计算不错、逻辑推演不偏。</w:t>
+            </w:r>
+          </w:p>
+        </w:tc>
+        <w:tc>
+          <w:tcPr>
+            <w:tcW w:type="dxa" w:w="2256"/>
+          </w:tcPr>
+          <w:p>
+            <w:r>
+              <w:t>非开放题采用“脚本精准比对匹配度”；开放题采用“LLM 裁判 1-5 分量化矩阵”。</w:t>
+            </w:r>
+          </w:p>
+        </w:tc>
+        <w:tc>
+          <w:tcPr>
+            <w:tcW w:type="dxa" w:w="2256"/>
+          </w:tcPr>
+          <w:p>
+            <w:r>
+              <w:t>非开放题准确率 100%； 开放题平均分 ≥ 4.5 分。</w:t>
+            </w:r>
+          </w:p>
+        </w:tc>
+      </w:tr>
+      <w:tr>
+        <w:tc>
+          <w:tcPr>
+            <w:tcW w:type="dxa" w:w="2256"/>
+          </w:tcPr>
+          <w:p>
+            <w:r>
+              <w:t>一致性与鲁棒性 (Consistency &amp; Robustness)</w:t>
+            </w:r>
+          </w:p>
+        </w:tc>
+        <w:tc>
+          <w:tcPr>
+            <w:tcW w:type="dxa" w:w="2256"/>
+          </w:tcPr>
+          <w:p>
+            <w:r>
+              <w:t>面对相同的高阶经营提问或存在微小扰动的 Prompt 时，系统能否提供绝对稳定的解答输出。</w:t>
+            </w:r>
+          </w:p>
+        </w:tc>
+        <w:tc>
+          <w:tcPr>
+            <w:tcW w:type="dxa" w:w="2256"/>
+          </w:tcPr>
+          <w:p>
+            <w:r>
+              <w:t>在高并发压力测试下，对同一问题抽样 20 次并计算输出结果的零差异比率。</w:t>
+            </w:r>
+            <w:r>
+              <w:rPr>
+                <w:color w:val="FF0000"/>
+              </w:rPr>
+              <w:t>非开放题要求结果绝对一致；开放题要求核心观点与数据无冲突，允许措辞微调（语义一致性）。</w:t>
+            </w:r>
+          </w:p>
+        </w:tc>
+        <w:tc>
+          <w:tcPr>
+            <w:tcW w:type="dxa" w:w="2256"/>
+          </w:tcPr>
+          <w:p>
+            <w:r>
+              <w:t>100% 零差异率。</w:t>
+            </w:r>
+            <w:r>
+              <w:rPr>
+                <w:color w:val="FF0000"/>
+              </w:rPr>
+              <w:t>（非开放题 100% 零差异；开放题语义一致性 ≥ 95%）</w:t>
+            </w:r>
+          </w:p>
+        </w:tc>
+      </w:tr>
+      <w:tr>
+        <w:tc>
+          <w:tcPr>
+            <w:tcW w:type="dxa" w:w="2256"/>
+          </w:tcPr>
+          <w:p>
+            <w:r>
+              <w:t>零幻觉溯源率 (Zero-Hallucination)</w:t>
+            </w:r>
+          </w:p>
+        </w:tc>
+        <w:tc>
+          <w:tcPr>
+            <w:tcW w:type="dxa" w:w="2256"/>
+          </w:tcPr>
+          <w:p>
+            <w:r>
+              <w:t>输出文本中引用的任意具体数值、阶段名称或最终用户实体，必须 100% 拥有底层测试数据集的引用依据凭证。严防模型脑补。</w:t>
+            </w:r>
+          </w:p>
+        </w:tc>
+        <w:tc>
+          <w:tcPr>
+            <w:tcW w:type="dxa" w:w="2256"/>
+          </w:tcPr>
+          <w:p>
+            <w:r>
+              <w:t>实体链接穿透率计算：由 LLM 裁判提取数值/实体，交由交叉脚本与原始数据表做溯源比对。</w:t>
+            </w:r>
+          </w:p>
+        </w:tc>
+        <w:tc>
+          <w:tcPr>
+            <w:tcW w:type="dxa" w:w="2256"/>
+          </w:tcPr>
+          <w:p>
+            <w:r>
+              <w:t>绝对 0 幻觉 （容忍度 0%）。</w:t>
+            </w:r>
+          </w:p>
+        </w:tc>
+      </w:tr>
+    </w:tbl>
     <w:p/>
     <w:p/>
     <w:p/>
@@ -1610,7 +1802,18 @@
     </w:p>
     <w:p>
       <w:r>
-        <w:t>2. RPA 无人值守执行 (Robotic Process Automation)：引入 Playwright 自动化引擎，挂载 RPA 脚本对智能体交互界面进行无人值守跑批提问。脚本将自动注入测试数据、监听动态流式输出、提取完整回答文本，并将结果秒级落盘至数据表（result.xlsx），彻底消除人工操作带来的低效与人为干扰。</w:t>
+        <w:rPr/>
+        <w:t>2. RPA 无人值守执行 (Robotic Process Automation)：引入 Playwright 自动化引擎，挂载 RPA 脚本对智能体交互界面进行无人值守跑批提问。脚本将自动注入测试数据、监听动态流式输出、提取完整回答文本，并将结果秒级落盘至数据表（result.xlsx）。</w:t>
+      </w:r>
+      <w:r>
+        <w:rPr>
+          <w:color w:val="FF0000"/>
+        </w:rPr>
+        <w:t>（注：脚本需内置异常重试机制，如元素加载超时自动重试 3 次，并详细记录失败用例以便排查）</w:t>
+      </w:r>
+      <w:r>
+        <w:rPr/>
+        <w:t>彻底消除人工操作带来的低效与人为干扰。</w:t>
       </w:r>
     </w:p>
     <w:p>
@@ -1625,6 +1828,90 @@
     <w:p>
       <w:r>
         <w:t>4. 缺陷洞察与高维报告产出 (Metrics &amp; Insights Reporting)：聚合准确性、一致性与无幻觉性三大核心指标，自动生成可视化评测矩阵。拒绝只交出冰冷的测试分数，着重提炼智能体在“意图理解偏差、底层数据检索遗漏、深层逻辑推理断层”等维度的典型 Bad Case，用以反向倒逼经分智能体底层 RAG 链路与架构的精准迭代。</w:t>
+      </w:r>
+    </w:p>
+    <w:p>
+      <w:r>
+        <w:br w:type="page"/>
+      </w:r>
+    </w:p>
+    <w:p>
+      <w:r>
+        <w:rPr>
+          <w:b/>
+          <w:color w:val="FF0000"/>
+          <w:sz w:val="32"/>
+        </w:rPr>
+        <w:t>六、 附录：LLM 裁判 Prompt 模板</w:t>
+      </w:r>
+    </w:p>
+    <w:p>
+      <w:r>
+        <w:rPr>
+          <w:rFonts w:ascii="Courier New" w:hAnsi="Courier New"/>
+          <w:color w:val="FF0000"/>
+        </w:rPr>
+        <w:t>{</w:t>
+        <w:br/>
+        <w:t xml:space="preserve">  "role_definition": {</w:t>
+        <w:br/>
+        <w:t xml:space="preserve">    "role": "资深经营分析总监兼质量审核官",</w:t>
+        <w:br/>
+        <w:t xml:space="preserve">    "mission": "评估经分智能体回答的准确性、深度与落地性。",</w:t>
+        <w:br/>
+        <w:t xml:space="preserve">    "tone": "严格、客观、数据驱动"</w:t>
+        <w:br/>
+        <w:t xml:space="preserve">  },</w:t>
+        <w:br/>
+        <w:t xml:space="preserve">  "evaluation_criteria": {</w:t>
+        <w:br/>
+        <w:t xml:space="preserve">    "fact_check (1-5)": "是否包含所有关键数值和实体？有无幻觉？(权重 40%)",</w:t>
+        <w:br/>
+        <w:t xml:space="preserve">    "analysis_depth (1-5)": "是否挖掘了数据背后的根因？逻辑是否闭环？(权重 30%)",</w:t>
+        <w:br/>
+        <w:t xml:space="preserve">    "actionable_advice (1-5)": "建议是否具体可行？是否具备实操抓手？(权重 30%)"</w:t>
+        <w:br/>
+        <w:t xml:space="preserve">  },</w:t>
+        <w:br/>
+        <w:t xml:space="preserve">  "input_data": {</w:t>
+        <w:br/>
+        <w:t xml:space="preserve">    "user_question": "{question}",</w:t>
+        <w:br/>
+        <w:t xml:space="preserve">    "standard_answer": "{standard_answer}",</w:t>
+        <w:br/>
+        <w:t xml:space="preserve">    "agent_response": "{agent_response}"</w:t>
+        <w:br/>
+        <w:t xml:space="preserve">  },</w:t>
+        <w:br/>
+        <w:t xml:space="preserve">  "output_format": {</w:t>
+        <w:br/>
+        <w:t xml:space="preserve">    "type": "json",</w:t>
+        <w:br/>
+        <w:t xml:space="preserve">    "schema": {</w:t>
+        <w:br/>
+        <w:t xml:space="preserve">      "scores": {</w:t>
+        <w:br/>
+        <w:t xml:space="preserve">        "fact": 0,</w:t>
+        <w:br/>
+        <w:t xml:space="preserve">        "analysis": 0,</w:t>
+        <w:br/>
+        <w:t xml:space="preserve">        "advice": 0</w:t>
+        <w:br/>
+        <w:t xml:space="preserve">      },</w:t>
+        <w:br/>
+        <w:t xml:space="preserve">      "weighted_total_score": 0.0,</w:t>
+        <w:br/>
+        <w:t xml:space="preserve">      "reasoning": "扣分理由简述...",</w:t>
+        <w:br/>
+        <w:t xml:space="preserve">      "is_hallucination": false,</w:t>
+        <w:br/>
+        <w:t xml:space="preserve">      "need_human_review": false</w:t>
+        <w:br/>
+        <w:t xml:space="preserve">    }</w:t>
+        <w:br/>
+        <w:t xml:space="preserve">  }</w:t>
+        <w:br/>
+        <w:t>}</w:t>
       </w:r>
     </w:p>
     <w:sectPr>

--- a/test_plan/经分智能体测试方案2.0.docx
+++ b/test_plan/经分智能体测试方案2.0.docx
@@ -1836,13 +1836,1004 @@
       </w:r>
     </w:p>
     <w:p>
+      <w:pPr/>
+      <w:r>
+        <w:rPr>
+          <w:rFonts w:hint="eastAsia"/>
+          <w:b/>
+          <w:sz w:val="32"/>
+          <w:szCs w:val="32"/>
+        </w:rPr>
+        <w:t xml:space="preserve">六、 AI 辅助协作测试工程过程</w:t>
+      </w:r>
+    </w:p>
+    <w:p>
+      <w:pPr/>
+      <w:r>
+        <w:rPr>
+          <w:rFonts w:hint="eastAsia"/>
+        </w:rPr>
+        <w:t xml:space="preserve"/>
+      </w:r>
+    </w:p>
+    <w:p>
+      <w:pPr/>
+      <w:r>
+        <w:rPr>
+          <w:rFonts w:hint="eastAsia"/>
+          <w:sz w:val="22"/>
+          <w:szCs w:val="22"/>
+        </w:rPr>
+        <w:t xml:space="preserve">本测试方案从零到一的构建过程，全程引入 Cursor AI（Agent 模式）作为协作工具，实现了"人机结合"的测试工程范式。以下为各阶段的协作过程与经验沉淀，供后续类似项目参考复用。</w:t>
+      </w:r>
+    </w:p>
+    <w:p>
+      <w:pPr/>
+      <w:r>
+        <w:rPr>
+          <w:rFonts w:hint="eastAsia"/>
+        </w:rPr>
+        <w:t xml:space="preserve"/>
+      </w:r>
+    </w:p>
+    <w:p>
+      <w:pPr/>
+      <w:r>
+        <w:rPr>
+          <w:rFonts w:hint="eastAsia"/>
+          <w:b/>
+          <w:sz w:val="26"/>
+          <w:szCs w:val="26"/>
+        </w:rPr>
+        <w:t xml:space="preserve">1. 协作工具与模式</w:t>
+      </w:r>
+    </w:p>
+    <w:p>
+      <w:pPr>
+        <w:ind w:left="360"/>
+      </w:pPr>
+      <w:r>
+        <w:rPr>
+          <w:rFonts w:hint="eastAsia"/>
+          <w:sz w:val="22"/>
+          <w:szCs w:val="22"/>
+        </w:rPr>
+        <w:t xml:space="preserve">工具：Cursor IDE + 内置 AI Agent（基于大模型的对话式编程助手）</w:t>
+      </w:r>
+    </w:p>
+    <w:p>
+      <w:pPr>
+        <w:ind w:left="360"/>
+      </w:pPr>
+      <w:r>
+        <w:rPr>
+          <w:rFonts w:hint="eastAsia"/>
+          <w:sz w:val="22"/>
+          <w:szCs w:val="22"/>
+        </w:rPr>
+        <w:t xml:space="preserve">协作模式：测试工程师提需求与业务判断，AI 负责代码实现、方案草稿与文档整理</w:t>
+      </w:r>
+    </w:p>
+    <w:p>
+      <w:pPr>
+        <w:ind w:left="360"/>
+      </w:pPr>
+      <w:r>
+        <w:rPr>
+          <w:rFonts w:hint="eastAsia"/>
+          <w:sz w:val="22"/>
+          <w:szCs w:val="22"/>
+        </w:rPr>
+        <w:t xml:space="preserve">核心价值：将原本需要数天的脚本开发与文档撰写压缩至数小时，并通过多轮对话迭代持续优化</w:t>
+      </w:r>
+    </w:p>
+    <w:p>
+      <w:pPr/>
+      <w:r>
+        <w:rPr>
+          <w:rFonts w:hint="eastAsia"/>
+        </w:rPr>
+        <w:t xml:space="preserve"/>
+      </w:r>
+    </w:p>
+    <w:p>
+      <w:pPr/>
+      <w:r>
+        <w:rPr>
+          <w:rFonts w:hint="eastAsia"/>
+          <w:b/>
+          <w:sz w:val="26"/>
+          <w:szCs w:val="26"/>
+        </w:rPr>
+        <w:t xml:space="preserve">2. 各阶段协作过程</w:t>
+      </w:r>
+    </w:p>
+    <w:p>
+      <w:pPr/>
+      <w:r>
+        <w:rPr>
+          <w:rFonts w:hint="eastAsia"/>
+        </w:rPr>
+        <w:t xml:space="preserve"/>
+      </w:r>
+    </w:p>
+    <w:p>
+      <w:pPr>
+        <w:ind w:left="360"/>
+      </w:pPr>
+      <w:r>
+        <w:rPr>
+          <w:rFonts w:hint="eastAsia"/>
+          <w:b/>
+          <w:sz w:val="24"/>
+          <w:szCs w:val="24"/>
+        </w:rPr>
+        <w:t xml:space="preserve">阶段一：测试题库设计（需求分析 → 题目构建）</w:t>
+      </w:r>
+    </w:p>
+    <w:p>
+      <w:pPr>
+        <w:ind w:left="720"/>
+      </w:pPr>
+      <w:r>
+        <w:rPr>
+          <w:b/>
+          <w:sz w:val="22"/>
+          <w:szCs w:val="22"/>
+        </w:rPr>
+        <w:t xml:space="preserve">  业务方：</w:t>
+      </w:r>
+      <w:r>
+        <w:rPr>
+          <w:sz w:val="22"/>
+          <w:szCs w:val="22"/>
+        </w:rPr>
+        <w:t xml:space="preserve">提供真实业务问题样例（"老板最常问什么"），校验题目业务合理性</w:t>
+      </w:r>
+    </w:p>
+    <w:p>
+      <w:pPr>
+        <w:ind w:left="720"/>
+      </w:pPr>
+      <w:r>
+        <w:rPr>
+          <w:b/>
+          <w:sz w:val="22"/>
+          <w:szCs w:val="22"/>
+        </w:rPr>
+        <w:t xml:space="preserve">  产品：</w:t>
+      </w:r>
+      <w:r>
+        <w:rPr>
+          <w:sz w:val="22"/>
+          <w:szCs w:val="22"/>
+        </w:rPr>
+        <w:t xml:space="preserve">提供 PRD 或业务需求文档（核心业务场景、用户角色与典型查询意图）</w:t>
+      </w:r>
+    </w:p>
+    <w:p>
+      <w:pPr>
+        <w:ind w:left="720"/>
+      </w:pPr>
+      <w:r>
+        <w:rPr>
+          <w:b/>
+          <w:sz w:val="22"/>
+          <w:szCs w:val="22"/>
+        </w:rPr>
+        <w:t xml:space="preserve">  开发：</w:t>
+      </w:r>
+      <w:r>
+        <w:rPr>
+          <w:sz w:val="22"/>
+          <w:szCs w:val="22"/>
+        </w:rPr>
+        <w:t xml:space="preserve">提供数据字典（各表字段名、字段含义、枚举值说明）</w:t>
+      </w:r>
+    </w:p>
+    <w:p>
+      <w:pPr>
+        <w:ind w:left="360"/>
+      </w:pPr>
+      <w:r>
+        <w:rPr>
+          <w:rFonts w:hint="eastAsia"/>
+          <w:b/>
+          <w:sz w:val="22"/>
+          <w:szCs w:val="22"/>
+        </w:rPr>
+        <w:t xml:space="preserve">所需外部协作：</w:t>
+      </w:r>
+    </w:p>
+    <w:p>
+      <w:pPr>
+        <w:ind w:left="720"/>
+      </w:pPr>
+      <w:r>
+        <w:rPr>
+          <w:rFonts w:hint="eastAsia"/>
+          <w:sz w:val="22"/>
+          <w:szCs w:val="22"/>
+        </w:rPr>
+        <w:t xml:space="preserve">协作内容：向 AI 描述业务背景（商机表、合同表、项目表的字段结构与业务含义），由 AI 辅助生成覆盖"查数、聚合、排序、归因分析、策略建议"等多种题型的测试问题集。</w:t>
+      </w:r>
+    </w:p>
+    <w:p>
+      <w:pPr>
+        <w:ind w:left="360"/>
+      </w:pPr>
+      <w:r>
+        <w:rPr>
+          <w:b/>
+          <w:sz w:val="22"/>
+          <w:szCs w:val="22"/>
+        </w:rPr>
+        <w:t xml:space="preserve">参考 Prompt：</w:t>
+      </w:r>
+      <w:r>
+        <w:rPr>
+          <w:sz w:val="22"/>
+          <w:szCs w:val="22"/>
+        </w:rPr>
+        <w:t xml:space="preserve"/>
+      </w:r>
+    </w:p>
+    <w:p>
+      <w:pPr>
+        <w:ind w:left="720"/>
+      </w:pPr>
+      <w:r>
+        <w:rPr>
+          <w:rFonts w:hint="eastAsia"/>
+          <w:sz w:val="20"/>
+          <w:szCs w:val="20"/>
+        </w:rPr>
+        <w:t xml:space="preserve">我正在测试一款面向销售管理的经营分析智能体。底层数据有三张表：商机表（含商机金额、销售流程/阶段、预计签单日期、赢单率等字段）、合同表（含合同金额、净利润、最终用户名等字段）、项目表。请基于这些数据维度，帮我设计 80 道测试问题，其中 50 道非开放题（含单表查询、聚合求和、排序 TOP N、多表关联）、30 道开放题（面向老板视角，如商机卡点分析、客户风险预警）。每道题需注明数据来源字段，非开放题需提供基准答案。</w:t>
+      </w:r>
+    </w:p>
+    <w:p>
+      <w:pPr>
+        <w:ind w:left="720"/>
+      </w:pPr>
+      <w:r>
+        <w:rPr>
+          <w:rFonts w:hint="eastAsia"/>
+          <w:sz w:val="22"/>
+          <w:szCs w:val="22"/>
+        </w:rPr>
+        <w:t xml:space="preserve">迭代过程：初版生成后，测试工程师结合真实业务场景对题目进行筛选与修改，AI 同步调整题目措辞与难度分布，最终形成 80 道高拟真度测试题（非开放 50 题 + 开放 30 题）。</w:t>
+      </w:r>
+    </w:p>
+    <w:p>
+      <w:pPr>
+        <w:ind w:left="720"/>
+      </w:pPr>
+      <w:r>
+        <w:rPr>
+          <w:rFonts w:hint="eastAsia"/>
+          <w:sz w:val="22"/>
+          <w:szCs w:val="22"/>
+        </w:rPr>
+        <w:t xml:space="preserve">关键产出：test_data/测试数据.xlsx（含问题、基准答案、三段式参考答案）</w:t>
+      </w:r>
+    </w:p>
+    <w:p>
+      <w:pPr/>
+      <w:r>
+        <w:rPr>
+          <w:rFonts w:hint="eastAsia"/>
+        </w:rPr>
+        <w:t xml:space="preserve"/>
+      </w:r>
+    </w:p>
+    <w:p>
+      <w:pPr>
+        <w:ind w:left="360"/>
+      </w:pPr>
+      <w:r>
+        <w:rPr>
+          <w:rFonts w:hint="eastAsia"/>
+          <w:b/>
+          <w:sz w:val="24"/>
+          <w:szCs w:val="24"/>
+        </w:rPr>
+        <w:t xml:space="preserve">阶段二：Ground Truth 计算（基准答案锁定）</w:t>
+      </w:r>
+    </w:p>
+    <w:p>
+      <w:pPr>
+        <w:ind w:left="720"/>
+      </w:pPr>
+      <w:r>
+        <w:rPr>
+          <w:b/>
+          <w:sz w:val="22"/>
+          <w:szCs w:val="22"/>
+        </w:rPr>
+        <w:t xml:space="preserve">  开发：</w:t>
+      </w:r>
+      <w:r>
+        <w:rPr>
+          <w:sz w:val="22"/>
+          <w:szCs w:val="22"/>
+        </w:rPr>
+        <w:t xml:space="preserve">如数据量大，提供数据库只读查询权限或视图，便于脚本直连验证</w:t>
+      </w:r>
+    </w:p>
+    <w:p>
+      <w:pPr>
+        <w:ind w:left="720"/>
+      </w:pPr>
+      <w:r>
+        <w:rPr>
+          <w:b/>
+          <w:sz w:val="22"/>
+          <w:szCs w:val="22"/>
+        </w:rPr>
+        <w:t xml:space="preserve">  开发：</w:t>
+      </w:r>
+      <w:r>
+        <w:rPr>
+          <w:sz w:val="22"/>
+          <w:szCs w:val="22"/>
+        </w:rPr>
+        <w:t xml:space="preserve">提供脱敏后的原始数据导出文件（CSV/Excel），并确认数据口径（如金额单位、日期格式）</w:t>
+      </w:r>
+    </w:p>
+    <w:p>
+      <w:pPr>
+        <w:ind w:left="360"/>
+      </w:pPr>
+      <w:r>
+        <w:rPr>
+          <w:rFonts w:hint="eastAsia"/>
+          <w:b/>
+          <w:sz w:val="22"/>
+          <w:szCs w:val="22"/>
+        </w:rPr>
+        <w:t xml:space="preserve">所需外部协作：</w:t>
+      </w:r>
+    </w:p>
+    <w:p>
+      <w:pPr>
+        <w:ind w:left="720"/>
+      </w:pPr>
+      <w:r>
+        <w:rPr>
+          <w:rFonts w:hint="eastAsia"/>
+          <w:sz w:val="22"/>
+          <w:szCs w:val="22"/>
+        </w:rPr>
+        <w:t xml:space="preserve">协作内容：将原始数据表结构告知 AI，由 AI 编写 Python 脚本，基于真实脱敏数据自动计算每道非开放题的绝对正确答案（Ground Truth）。</w:t>
+      </w:r>
+    </w:p>
+    <w:p>
+      <w:pPr>
+        <w:ind w:left="360"/>
+      </w:pPr>
+      <w:r>
+        <w:rPr>
+          <w:b/>
+          <w:sz w:val="22"/>
+          <w:szCs w:val="22"/>
+        </w:rPr>
+        <w:t xml:space="preserve">参考 Prompt：</w:t>
+      </w:r>
+      <w:r>
+        <w:rPr>
+          <w:sz w:val="22"/>
+          <w:szCs w:val="22"/>
+        </w:rPr>
+        <w:t xml:space="preserve"/>
+      </w:r>
+    </w:p>
+    <w:p>
+      <w:pPr>
+        <w:ind w:left="720"/>
+      </w:pPr>
+      <w:r>
+        <w:rPr>
+          <w:rFonts w:hint="eastAsia"/>
+          <w:sz w:val="20"/>
+          <w:szCs w:val="20"/>
+        </w:rPr>
+        <w:t xml:space="preserve">现在我有真实的脱敏数据文件（fact_opportunity.csv、fact_contract.csv），数据字段如下：[粘贴字段列表]。请帮我编写 Python 脚本，依次计算以下非开放题的基准答案：[粘贴题目列表]。要求：每道题单独一个函数，输出题号和计算结果，方便我逐题核对。</w:t>
+      </w:r>
+    </w:p>
+    <w:p>
+      <w:pPr>
+        <w:ind w:left="720"/>
+      </w:pPr>
+      <w:r>
+        <w:rPr>
+          <w:rFonts w:hint="eastAsia"/>
+          <w:sz w:val="22"/>
+          <w:szCs w:val="22"/>
+        </w:rPr>
+        <w:t xml:space="preserve">迭代过程：AI 生成初版脚本后，测试工程师运行验证，对数值偏差的题目反馈给 AI 修正，最终确保 100% 基准答案与原始数据完全吻合。</w:t>
+      </w:r>
+    </w:p>
+    <w:p>
+      <w:pPr>
+        <w:ind w:left="720"/>
+      </w:pPr>
+      <w:r>
+        <w:rPr>
+          <w:rFonts w:hint="eastAsia"/>
+          <w:sz w:val="22"/>
+          <w:szCs w:val="22"/>
+        </w:rPr>
+        <w:t xml:space="preserve">关键产出：scripts/data/ 目录下的系列计算脚本</w:t>
+      </w:r>
+    </w:p>
+    <w:p>
+      <w:pPr/>
+      <w:r>
+        <w:rPr>
+          <w:rFonts w:hint="eastAsia"/>
+        </w:rPr>
+        <w:t xml:space="preserve"/>
+      </w:r>
+    </w:p>
+    <w:p>
+      <w:pPr>
+        <w:ind w:left="360"/>
+      </w:pPr>
+      <w:r>
+        <w:rPr>
+          <w:rFonts w:hint="eastAsia"/>
+          <w:b/>
+          <w:sz w:val="24"/>
+          <w:szCs w:val="24"/>
+        </w:rPr>
+        <w:t xml:space="preserve">阶段三：RPA 自动化脚本开发（核心执行引擎）</w:t>
+      </w:r>
+    </w:p>
+    <w:p>
+      <w:pPr>
+        <w:ind w:left="720"/>
+      </w:pPr>
+      <w:r>
+        <w:rPr>
+          <w:b/>
+          <w:sz w:val="22"/>
+          <w:szCs w:val="22"/>
+        </w:rPr>
+        <w:t xml:space="preserve">  运维/IT：</w:t>
+      </w:r>
+      <w:r>
+        <w:rPr>
+          <w:sz w:val="22"/>
+          <w:szCs w:val="22"/>
+        </w:rPr>
+        <w:t xml:space="preserve">提供内网 VPN 接入方式，确保自动化脚本所在机器可访问测试环境</w:t>
+      </w:r>
+    </w:p>
+    <w:p>
+      <w:pPr>
+        <w:ind w:left="720"/>
+      </w:pPr>
+      <w:r>
+        <w:rPr>
+          <w:b/>
+          <w:sz w:val="22"/>
+          <w:szCs w:val="22"/>
+        </w:rPr>
+        <w:t xml:space="preserve">  开发：</w:t>
+      </w:r>
+      <w:r>
+        <w:rPr>
+          <w:sz w:val="22"/>
+          <w:szCs w:val="22"/>
+        </w:rPr>
+        <w:t xml:space="preserve">提供测试环境访问地址（内网 URL）及登录账号，说明页面关键 DOM 结构或 API 接口</w:t>
+      </w:r>
+    </w:p>
+    <w:p>
+      <w:pPr>
+        <w:ind w:left="360"/>
+      </w:pPr>
+      <w:r>
+        <w:rPr>
+          <w:rFonts w:hint="eastAsia"/>
+          <w:b/>
+          <w:sz w:val="22"/>
+          <w:szCs w:val="22"/>
+        </w:rPr>
+        <w:t xml:space="preserve">所需外部协作：</w:t>
+      </w:r>
+    </w:p>
+    <w:p>
+      <w:pPr>
+        <w:ind w:left="720"/>
+      </w:pPr>
+      <w:r>
+        <w:rPr>
+          <w:rFonts w:hint="eastAsia"/>
+          <w:sz w:val="22"/>
+          <w:szCs w:val="22"/>
+        </w:rPr>
+        <w:t xml:space="preserve">协作内容：向 AI 描述目标系统的页面结构（内网经分智能体对话框的 DOM 层级、流式输出特性、气泡定位方式），由 AI 使用 Playwright 编写自动化测试脚本。</w:t>
+      </w:r>
+    </w:p>
+    <w:p>
+      <w:pPr>
+        <w:ind w:left="360"/>
+      </w:pPr>
+      <w:r>
+        <w:rPr>
+          <w:b/>
+          <w:sz w:val="22"/>
+          <w:szCs w:val="22"/>
+        </w:rPr>
+        <w:t xml:space="preserve">参考 Prompt：</w:t>
+      </w:r>
+      <w:r>
+        <w:rPr>
+          <w:sz w:val="22"/>
+          <w:szCs w:val="22"/>
+        </w:rPr>
+        <w:t xml:space="preserve"/>
+      </w:r>
+    </w:p>
+    <w:p>
+      <w:pPr>
+        <w:ind w:left="720"/>
+      </w:pPr>
+      <w:r>
+        <w:rPr>
+          <w:rFonts w:hint="eastAsia"/>
+          <w:sz w:val="20"/>
+          <w:szCs w:val="20"/>
+        </w:rPr>
+        <w:t xml:space="preserve">请用 Playwright（Python）帮我写一个自动化测试脚本。目标系统是内网的经分智能体对话页面，已用 Edge 浏览器登录。页面结构：输入框 CSS 选择器为 [xxx]，发送按钮为 [xxx]，回复气泡为 [xxx]（流式输出，需等待文字不再变化后再提取）。脚本需读取 test_data/测试数据.xlsx 的问题列，逐题输入问题并抓取完整回复，结果追加写入 result.xlsx 的"智能体回复"列。网络超时自动重试 3 次，失败用例标注"【抓取失败】"。</w:t>
+      </w:r>
+    </w:p>
+    <w:p>
+      <w:pPr>
+        <w:ind w:left="720"/>
+      </w:pPr>
+      <w:r>
+        <w:rPr>
+          <w:rFonts w:hint="eastAsia"/>
+          <w:sz w:val="22"/>
+          <w:szCs w:val="22"/>
+        </w:rPr>
+        <w:t xml:space="preserve">迭代过程：经历多轮调试——从元素定位失败、流式输出截断到异常重试机制的完善，测试工程师负责在真实环境中执行并反馈报错信息，AI 负责快速定位问题并修复代码。</w:t>
+      </w:r>
+    </w:p>
+    <w:p>
+      <w:pPr>
+        <w:ind w:left="720"/>
+      </w:pPr>
+      <w:r>
+        <w:rPr>
+          <w:rFonts w:hint="eastAsia"/>
+          <w:sz w:val="22"/>
+          <w:szCs w:val="22"/>
+        </w:rPr>
+        <w:t xml:space="preserve">关键产出：scripts/rpa/run_edge_rpa.py（支持批量无人值守问答与结果自动落盘）</w:t>
+      </w:r>
+    </w:p>
+    <w:p>
+      <w:pPr/>
+      <w:r>
+        <w:rPr>
+          <w:rFonts w:hint="eastAsia"/>
+        </w:rPr>
+        <w:t xml:space="preserve"/>
+      </w:r>
+    </w:p>
+    <w:p>
+      <w:pPr>
+        <w:ind w:left="360"/>
+      </w:pPr>
+      <w:r>
+        <w:rPr>
+          <w:rFonts w:hint="eastAsia"/>
+          <w:b/>
+          <w:sz w:val="24"/>
+          <w:szCs w:val="24"/>
+        </w:rPr>
+        <w:t xml:space="preserve">阶段四：测试结果处理（数据清洗与评估）</w:t>
+      </w:r>
+    </w:p>
+    <w:p>
+      <w:pPr>
+        <w:ind w:left="720"/>
+      </w:pPr>
+      <w:r>
+        <w:rPr>
+          <w:b/>
+          <w:sz w:val="22"/>
+          <w:szCs w:val="22"/>
+        </w:rPr>
+        <w:t xml:space="preserve">  业务方：</w:t>
+      </w:r>
+      <w:r>
+        <w:rPr>
+          <w:sz w:val="22"/>
+          <w:szCs w:val="22"/>
+        </w:rPr>
+        <w:t xml:space="preserve">对裁判评分存疑的典型 Bad Case 进行人工复核，给出最终业务判断</w:t>
+      </w:r>
+    </w:p>
+    <w:p>
+      <w:pPr>
+        <w:ind w:left="720"/>
+      </w:pPr>
+      <w:r>
+        <w:rPr>
+          <w:b/>
+          <w:sz w:val="22"/>
+          <w:szCs w:val="22"/>
+        </w:rPr>
+        <w:t xml:space="preserve">  开发/算法：</w:t>
+      </w:r>
+      <w:r>
+        <w:rPr>
+          <w:sz w:val="22"/>
+          <w:szCs w:val="22"/>
+        </w:rPr>
+        <w:t xml:space="preserve">提供 LLM 裁判接口文档（API Key、调用格式、模型版本），或授权使用现有大模型服务</w:t>
+      </w:r>
+    </w:p>
+    <w:p>
+      <w:pPr>
+        <w:ind w:left="360"/>
+      </w:pPr>
+      <w:r>
+        <w:rPr>
+          <w:rFonts w:hint="eastAsia"/>
+          <w:b/>
+          <w:sz w:val="22"/>
+          <w:szCs w:val="22"/>
+        </w:rPr>
+        <w:t xml:space="preserve">所需外部协作：</w:t>
+      </w:r>
+    </w:p>
+    <w:p>
+      <w:pPr>
+        <w:ind w:left="720"/>
+      </w:pPr>
+      <w:r>
+        <w:rPr>
+          <w:rFonts w:hint="eastAsia"/>
+          <w:sz w:val="22"/>
+          <w:szCs w:val="22"/>
+        </w:rPr>
+        <w:t xml:space="preserve">协作内容：RPA 抓取完成后，由 AI 辅助编写数据清洗脚本，对抓取失败的用例进行标记，并构建自动化评分脚本（调用 LLM 裁判接口）。</w:t>
+      </w:r>
+    </w:p>
+    <w:p>
+      <w:pPr>
+        <w:ind w:left="360"/>
+      </w:pPr>
+      <w:r>
+        <w:rPr>
+          <w:b/>
+          <w:sz w:val="22"/>
+          <w:szCs w:val="22"/>
+        </w:rPr>
+        <w:t xml:space="preserve">参考 Prompt：</w:t>
+      </w:r>
+      <w:r>
+        <w:rPr>
+          <w:sz w:val="22"/>
+          <w:szCs w:val="22"/>
+        </w:rPr>
+        <w:t xml:space="preserve"/>
+      </w:r>
+    </w:p>
+    <w:p>
+      <w:pPr>
+        <w:ind w:left="720"/>
+      </w:pPr>
+      <w:r>
+        <w:rPr>
+          <w:rFonts w:hint="eastAsia"/>
+          <w:sz w:val="20"/>
+          <w:szCs w:val="20"/>
+        </w:rPr>
+        <w:t xml:space="preserve">请阅读工作区里的"与AI协作全过程.md"和"测试方案优化总结.md"，快速了解我们之前做过的所有工作和 RPA 测试策略。然后帮我处理 RPA 抓回来的测试结果数据：① 检查 result.xlsx，统计抓取失败用例并标注；② 编写自动化评分脚本，调用大模型 API，对开放题按"事实准确度、业务洞察力、建议可行性"三维打分（1-5分），输出分数和扣分理由；③ 非开放题用正则与 Ground Truth 对比，输出是否匹配。</w:t>
+      </w:r>
+    </w:p>
+    <w:p>
+      <w:pPr>
+        <w:ind w:left="720"/>
+      </w:pPr>
+      <w:r>
+        <w:rPr>
+          <w:rFonts w:hint="eastAsia"/>
+          <w:sz w:val="22"/>
+          <w:szCs w:val="22"/>
+        </w:rPr>
+        <w:t xml:space="preserve">关键产出：test_result/result.xlsx（含智能体回复、评分结果）、scripts/data/ 下的评分脚本</w:t>
+      </w:r>
+    </w:p>
+    <w:p>
+      <w:pPr/>
+      <w:r>
+        <w:rPr>
+          <w:rFonts w:hint="eastAsia"/>
+        </w:rPr>
+        <w:t xml:space="preserve"/>
+      </w:r>
+    </w:p>
+    <w:p>
+      <w:pPr>
+        <w:ind w:left="360"/>
+      </w:pPr>
+      <w:r>
+        <w:rPr>
+          <w:rFonts w:hint="eastAsia"/>
+          <w:b/>
+          <w:sz w:val="24"/>
+          <w:szCs w:val="24"/>
+        </w:rPr>
+        <w:t xml:space="preserve">阶段五：测试方案文档优化（本文档）</w:t>
+      </w:r>
+    </w:p>
+    <w:p>
+      <w:pPr>
+        <w:ind w:left="720"/>
+      </w:pPr>
+      <w:r>
+        <w:rPr>
+          <w:b/>
+          <w:sz w:val="22"/>
+          <w:szCs w:val="22"/>
+        </w:rPr>
+        <w:t xml:space="preserve">  评审人员：</w:t>
+      </w:r>
+      <w:r>
+        <w:rPr>
+          <w:sz w:val="22"/>
+          <w:szCs w:val="22"/>
+        </w:rPr>
+        <w:t xml:space="preserve">对文档内容进行评审（测试负责人、业务方），提出修改意见</w:t>
+      </w:r>
+    </w:p>
+    <w:p>
+      <w:pPr>
+        <w:ind w:left="720"/>
+      </w:pPr>
+      <w:r>
+        <w:rPr>
+          <w:b/>
+          <w:sz w:val="22"/>
+          <w:szCs w:val="22"/>
+        </w:rPr>
+        <w:t xml:space="preserve">  产品/项目经理：</w:t>
+      </w:r>
+      <w:r>
+        <w:rPr>
+          <w:sz w:val="22"/>
+          <w:szCs w:val="22"/>
+        </w:rPr>
+        <w:t xml:space="preserve">提供文档规范模板（章节结构要求、公司文档标准）</w:t>
+      </w:r>
+    </w:p>
+    <w:p>
+      <w:pPr>
+        <w:ind w:left="360"/>
+      </w:pPr>
+      <w:r>
+        <w:rPr>
+          <w:rFonts w:hint="eastAsia"/>
+          <w:b/>
+          <w:sz w:val="22"/>
+          <w:szCs w:val="22"/>
+        </w:rPr>
+        <w:t xml:space="preserve">所需外部协作：</w:t>
+      </w:r>
+    </w:p>
+    <w:p>
+      <w:pPr>
+        <w:ind w:left="720"/>
+      </w:pPr>
+      <w:r>
+        <w:rPr>
+          <w:rFonts w:hint="eastAsia"/>
+          <w:sz w:val="22"/>
+          <w:szCs w:val="22"/>
+        </w:rPr>
+        <w:t xml:space="preserve">协作内容：测试工程师提出文档规范要求（标题层级、加粗原则、表格格式），AI 对方案文档进行全面重排版，并根据评审反馈持续迭代优化。</w:t>
+      </w:r>
+    </w:p>
+    <w:p>
+      <w:pPr>
+        <w:ind w:left="360"/>
+      </w:pPr>
+      <w:r>
+        <w:rPr>
+          <w:b/>
+          <w:sz w:val="22"/>
+          <w:szCs w:val="22"/>
+        </w:rPr>
+        <w:t xml:space="preserve">参考 Prompt：</w:t>
+      </w:r>
+      <w:r>
+        <w:rPr>
+          <w:sz w:val="22"/>
+          <w:szCs w:val="22"/>
+        </w:rPr>
+        <w:t xml:space="preserve"/>
+      </w:r>
+    </w:p>
+    <w:p>
+      <w:pPr>
+        <w:ind w:left="720"/>
+      </w:pPr>
+      <w:r>
+        <w:rPr>
+          <w:rFonts w:hint="eastAsia"/>
+          <w:sz w:val="20"/>
+          <w:szCs w:val="20"/>
+        </w:rPr>
+        <w:t xml:space="preserve">请帮我优化"经分智能体测试方案2.0.md"的排版格式。要求：① 标题层级规范，# 为全局主标题，## 为章节标题，### 为子章节；② 加粗克制精准，只对核心名词和关键指标加粗，大段描述文本不加粗；③ 表格对齐使用标准 Markdown 三线表；④ 全文结构清晰，逻辑层次分明。</w:t>
+      </w:r>
+    </w:p>
+    <w:p>
+      <w:pPr>
+        <w:ind w:left="720"/>
+      </w:pPr>
+      <w:r>
+        <w:rPr>
+          <w:rFonts w:hint="eastAsia"/>
+          <w:sz w:val="22"/>
+          <w:szCs w:val="22"/>
+        </w:rPr>
+        <w:t xml:space="preserve">关键产出：test_plan/经分智能体测试方案2.0.md 及本 Word 文档</w:t>
+      </w:r>
+    </w:p>
+    <w:p>
+      <w:pPr/>
+      <w:r>
+        <w:rPr>
+          <w:rFonts w:hint="eastAsia"/>
+        </w:rPr>
+        <w:t xml:space="preserve"/>
+      </w:r>
+    </w:p>
+    <w:p>
+      <w:pPr/>
+      <w:r>
+        <w:rPr>
+          <w:rFonts w:hint="eastAsia"/>
+          <w:b/>
+          <w:sz w:val="26"/>
+          <w:szCs w:val="26"/>
+        </w:rPr>
+        <w:t xml:space="preserve">3. 协作经验总结</w:t>
+      </w:r>
+    </w:p>
+    <w:p>
+      <w:pPr/>
+      <w:r>
+        <w:rPr>
+          <w:rFonts w:hint="eastAsia"/>
+        </w:rPr>
+        <w:t xml:space="preserve"/>
+      </w:r>
+    </w:p>
+    <w:p>
+      <w:pPr>
+        <w:ind w:left="360"/>
+      </w:pPr>
+      <w:r>
+        <w:rPr>
+          <w:b/>
+          <w:sz w:val="22"/>
+          <w:szCs w:val="22"/>
+        </w:rPr>
+        <w:t xml:space="preserve">【业务上下文要给足】</w:t>
+      </w:r>
+      <w:r>
+        <w:rPr>
+          <w:sz w:val="22"/>
+          <w:szCs w:val="22"/>
+        </w:rPr>
+        <w:t xml:space="preserve">  AI 对业务字段含义、数据结构不了解时，生成质量会明显下降。每次新开对话需先同步背景。</w:t>
+      </w:r>
+    </w:p>
+    <w:p>
+      <w:pPr>
+        <w:ind w:left="360"/>
+      </w:pPr>
+      <w:r>
+        <w:rPr>
+          <w:b/>
+          <w:sz w:val="22"/>
+          <w:szCs w:val="22"/>
+        </w:rPr>
+        <w:t xml:space="preserve">【反馈要具体】</w:t>
+      </w:r>
+      <w:r>
+        <w:rPr>
+          <w:sz w:val="22"/>
+          <w:szCs w:val="22"/>
+        </w:rPr>
+        <w:t xml:space="preserve">  描述"第3题答案算错了"不如直接贴出原始数据和期望结果，AI 修复效率更高。</w:t>
+      </w:r>
+    </w:p>
+    <w:p>
+      <w:pPr>
+        <w:ind w:left="360"/>
+      </w:pPr>
+      <w:r>
+        <w:rPr>
+          <w:b/>
+          <w:sz w:val="22"/>
+          <w:szCs w:val="22"/>
+        </w:rPr>
+        <w:t xml:space="preserve">【人负责判断，AI负责实现】</w:t>
+      </w:r>
+      <w:r>
+        <w:rPr>
+          <w:sz w:val="22"/>
+          <w:szCs w:val="22"/>
+        </w:rPr>
+        <w:t xml:space="preserve">  题目是否合理、答案是否符合业务逻辑，需由测试工程师把关；代码实现与文档整理交给 AI。</w:t>
+      </w:r>
+    </w:p>
+    <w:p>
+      <w:pPr>
+        <w:ind w:left="360"/>
+      </w:pPr>
+      <w:r>
+        <w:rPr>
+          <w:b/>
+          <w:sz w:val="22"/>
+          <w:szCs w:val="22"/>
+        </w:rPr>
+        <w:t xml:space="preserve">【迭代优于一次到位】</w:t>
+      </w:r>
+      <w:r>
+        <w:rPr>
+          <w:sz w:val="22"/>
+          <w:szCs w:val="22"/>
+        </w:rPr>
+        <w:t xml:space="preserve">  不追求 AI 第一次就完美输出，多轮对话逐步逼近目标比反复修改 Prompt 更高效。</w:t>
+      </w:r>
+    </w:p>
+    <w:p>
+      <w:pPr>
+        <w:ind w:left="360"/>
+      </w:pPr>
+      <w:r>
+        <w:rPr>
+          <w:b/>
+          <w:sz w:val="22"/>
+          <w:szCs w:val="22"/>
+        </w:rPr>
+        <w:t xml:space="preserve">【对话记录即知识资产】</w:t>
+      </w:r>
+      <w:r>
+        <w:rPr>
+          <w:sz w:val="22"/>
+          <w:szCs w:val="22"/>
+        </w:rPr>
+        <w:t xml:space="preserve">  完整的人机协作对话记录（与AI协作全过程.md）本身就是可追溯、可复盘的工程文档。</w:t>
+      </w:r>
+    </w:p>
+    <w:p>
+      <w:pPr/>
+      <w:r>
+        <w:rPr>
+          <w:rFonts w:hint="eastAsia"/>
+        </w:rPr>
+        <w:t xml:space="preserve"/>
+      </w:r>
+    </w:p>
+    <w:p>
       <w:r>
         <w:rPr>
           <w:b/>
           <w:color w:val="FF0000"/>
           <w:sz w:val="32"/>
         </w:rPr>
-        <w:t>六、 附录：LLM 裁判 Prompt 模板</w:t>
+        <w:t>七、 附录：LLM 裁判 Prompt 模板</w:t>
       </w:r>
     </w:p>
     <w:p>
